--- a/Church/2026/2026_0425_MenloChurch.docx
+++ b/Church/2026/2026_0425_MenloChurch.docx
@@ -48,10 +48,7 @@
     </w:p>
     <w:p>
       <w:r>
-        <w:t>https://www.youtube.com/watch?v=eifPHqAvMVE</w:t>
-      </w:r>
-      <w:r>
-        <w:t xml:space="preserve"> </w:t>
+        <w:t xml:space="preserve">https://www.youtube.com/watch?v=eifPHqAvMVE </w:t>
       </w:r>
     </w:p>
     <w:p>
@@ -84,7 +81,16 @@
     <w:p/>
     <w:p>
       <w:r>
-        <w:t>9:50/</w:t>
+        <w:t>5</w:t>
+      </w:r>
+      <w:r>
+        <w:t>:</w:t>
+      </w:r>
+      <w:r>
+        <w:t>08</w:t>
+      </w:r>
+      <w:r>
+        <w:t>/</w:t>
       </w:r>
       <w:r>
         <w:t>1:1</w:t>
@@ -152,123 +158,21 @@
     <w:p/>
     <w:p>
       <w:r>
-        <w:t>10</w:t>
-      </w:r>
-      <w:r>
-        <w:t>:10/1:15:00</w:t>
+        <w:t>Introduction:</w:t>
       </w:r>
     </w:p>
     <w:p>
       <w:r>
-        <w:rPr>
-          <w:noProof/>
-        </w:rPr>
-        <w:drawing>
-          <wp:inline distT="0" distB="0" distL="0" distR="0" wp14:anchorId="5D4C5F1C" wp14:editId="55E99587">
-            <wp:extent cx="763361" cy="942975"/>
-            <wp:effectExtent l="0" t="0" r="0" b="0"/>
-            <wp:docPr id="1432833218" name="Picture 1"/>
-            <wp:cNvGraphicFramePr>
-              <a:graphicFrameLocks xmlns:a="http://schemas.openxmlformats.org/drawingml/2006/main" noChangeAspect="1"/>
-            </wp:cNvGraphicFramePr>
-            <a:graphic xmlns:a="http://schemas.openxmlformats.org/drawingml/2006/main">
-              <a:graphicData uri="http://schemas.openxmlformats.org/drawingml/2006/picture">
-                <pic:pic xmlns:pic="http://schemas.openxmlformats.org/drawingml/2006/picture">
-                  <pic:nvPicPr>
-                    <pic:cNvPr id="1432833218" name=""/>
-                    <pic:cNvPicPr/>
-                  </pic:nvPicPr>
-                  <pic:blipFill>
-                    <a:blip r:embed="rId9"/>
-                    <a:stretch>
-                      <a:fillRect/>
-                    </a:stretch>
-                  </pic:blipFill>
-                  <pic:spPr>
-                    <a:xfrm>
-                      <a:off x="0" y="0"/>
-                      <a:ext cx="764342" cy="944187"/>
-                    </a:xfrm>
-                    <a:prstGeom prst="rect">
-                      <a:avLst/>
-                    </a:prstGeom>
-                  </pic:spPr>
-                </pic:pic>
-              </a:graphicData>
-            </a:graphic>
-          </wp:inline>
-        </w:drawing>
-      </w:r>
-      <w:r>
-        <w:t xml:space="preserve"> </w:t>
-      </w:r>
-      <w:r>
-        <w:t xml:space="preserve"> </w:t>
-      </w:r>
-      <w:r>
-        <w:rPr>
-          <w:noProof/>
-        </w:rPr>
-        <w:drawing>
-          <wp:inline distT="0" distB="0" distL="0" distR="0" wp14:anchorId="7D1A4C82" wp14:editId="74F609B7">
-            <wp:extent cx="2228850" cy="676341"/>
-            <wp:effectExtent l="0" t="0" r="0" b="9525"/>
-            <wp:docPr id="782197689" name="Picture 1"/>
-            <wp:cNvGraphicFramePr>
-              <a:graphicFrameLocks xmlns:a="http://schemas.openxmlformats.org/drawingml/2006/main" noChangeAspect="1"/>
-            </wp:cNvGraphicFramePr>
-            <a:graphic xmlns:a="http://schemas.openxmlformats.org/drawingml/2006/main">
-              <a:graphicData uri="http://schemas.openxmlformats.org/drawingml/2006/picture">
-                <pic:pic xmlns:pic="http://schemas.openxmlformats.org/drawingml/2006/picture">
-                  <pic:nvPicPr>
-                    <pic:cNvPr id="782197689" name=""/>
-                    <pic:cNvPicPr/>
-                  </pic:nvPicPr>
-                  <pic:blipFill>
-                    <a:blip r:embed="rId10"/>
-                    <a:stretch>
-                      <a:fillRect/>
-                    </a:stretch>
-                  </pic:blipFill>
-                  <pic:spPr>
-                    <a:xfrm>
-                      <a:off x="0" y="0"/>
-                      <a:ext cx="2235076" cy="678230"/>
-                    </a:xfrm>
-                    <a:prstGeom prst="rect">
-                      <a:avLst/>
-                    </a:prstGeom>
-                  </pic:spPr>
-                </pic:pic>
-              </a:graphicData>
-            </a:graphic>
-          </wp:inline>
-        </w:drawing>
-      </w:r>
-    </w:p>
-    <w:p>
-      <w:r>
-        <w:t>Phil EuBank, Lead Pastor</w:t>
-      </w:r>
-    </w:p>
-    <w:p/>
-    <w:p>
-      <w:r>
-        <w:t>Introduction:</w:t>
-      </w:r>
-    </w:p>
-    <w:p>
-      <w:r>
-        <w:t>17</w:t>
-      </w:r>
-      <w:r>
-        <w:t>:00</w:t>
+        <w:t>Rest</w:t>
+      </w:r>
+      <w:r>
+        <w:t xml:space="preserve"> Today</w:t>
       </w:r>
       <w:r>
         <w:t>/</w:t>
       </w:r>
       <w:r>
-        <w:t>1:15:00</w:t>
+        <w:t>1:16:02</w:t>
       </w:r>
     </w:p>
     <w:p>
@@ -292,7 +196,7 @@
                     <pic:cNvPicPr/>
                   </pic:nvPicPr>
                   <pic:blipFill>
-                    <a:blip r:embed="rId11"/>
+                    <a:blip r:embed="rId9"/>
                     <a:stretch>
                       <a:fillRect/>
                     </a:stretch>
@@ -335,7 +239,7 @@
                     <pic:cNvPicPr/>
                   </pic:nvPicPr>
                   <pic:blipFill>
-                    <a:blip r:embed="rId12"/>
+                    <a:blip r:embed="rId10"/>
                     <a:stretch>
                       <a:fillRect/>
                     </a:stretch>
@@ -362,61 +266,2974 @@
       </w:r>
     </w:p>
     <w:p/>
+    <w:p>
+      <w:r>
+        <w:t>21</w:t>
+      </w:r>
+      <w:r>
+        <w:t>:00/1:16:02</w:t>
+      </w:r>
+    </w:p>
+    <w:p>
+      <w:r>
+        <w:drawing>
+          <wp:inline distT="0" distB="0" distL="0" distR="0" wp14:anchorId="38544300" wp14:editId="0E5A9F31">
+            <wp:extent cx="923925" cy="1199381"/>
+            <wp:effectExtent l="0" t="0" r="0" b="1270"/>
+            <wp:docPr id="740837029" name="Picture 1"/>
+            <wp:cNvGraphicFramePr>
+              <a:graphicFrameLocks xmlns:a="http://schemas.openxmlformats.org/drawingml/2006/main" noChangeAspect="1"/>
+            </wp:cNvGraphicFramePr>
+            <a:graphic xmlns:a="http://schemas.openxmlformats.org/drawingml/2006/main">
+              <a:graphicData uri="http://schemas.openxmlformats.org/drawingml/2006/picture">
+                <pic:pic xmlns:pic="http://schemas.openxmlformats.org/drawingml/2006/picture">
+                  <pic:nvPicPr>
+                    <pic:cNvPr id="740837029" name=""/>
+                    <pic:cNvPicPr/>
+                  </pic:nvPicPr>
+                  <pic:blipFill>
+                    <a:blip r:embed="rId11"/>
+                    <a:stretch>
+                      <a:fillRect/>
+                    </a:stretch>
+                  </pic:blipFill>
+                  <pic:spPr>
+                    <a:xfrm>
+                      <a:off x="0" y="0"/>
+                      <a:ext cx="928406" cy="1205197"/>
+                    </a:xfrm>
+                    <a:prstGeom prst="rect">
+                      <a:avLst/>
+                    </a:prstGeom>
+                  </pic:spPr>
+                </pic:pic>
+              </a:graphicData>
+            </a:graphic>
+          </wp:inline>
+        </w:drawing>
+      </w:r>
+      <w:r>
+        <w:t xml:space="preserve">  </w:t>
+      </w:r>
+      <w:r>
+        <w:drawing>
+          <wp:inline distT="0" distB="0" distL="0" distR="0" wp14:anchorId="06510501" wp14:editId="4C2B74CE">
+            <wp:extent cx="2447925" cy="509467"/>
+            <wp:effectExtent l="0" t="0" r="0" b="5080"/>
+            <wp:docPr id="315243998" name="Picture 1"/>
+            <wp:cNvGraphicFramePr>
+              <a:graphicFrameLocks xmlns:a="http://schemas.openxmlformats.org/drawingml/2006/main" noChangeAspect="1"/>
+            </wp:cNvGraphicFramePr>
+            <a:graphic xmlns:a="http://schemas.openxmlformats.org/drawingml/2006/main">
+              <a:graphicData uri="http://schemas.openxmlformats.org/drawingml/2006/picture">
+                <pic:pic xmlns:pic="http://schemas.openxmlformats.org/drawingml/2006/picture">
+                  <pic:nvPicPr>
+                    <pic:cNvPr id="315243998" name=""/>
+                    <pic:cNvPicPr/>
+                  </pic:nvPicPr>
+                  <pic:blipFill>
+                    <a:blip r:embed="rId12"/>
+                    <a:stretch>
+                      <a:fillRect/>
+                    </a:stretch>
+                  </pic:blipFill>
+                  <pic:spPr>
+                    <a:xfrm>
+                      <a:off x="0" y="0"/>
+                      <a:ext cx="2463532" cy="512715"/>
+                    </a:xfrm>
+                    <a:prstGeom prst="rect">
+                      <a:avLst/>
+                    </a:prstGeom>
+                  </pic:spPr>
+                </pic:pic>
+              </a:graphicData>
+            </a:graphic>
+          </wp:inline>
+        </w:drawing>
+      </w:r>
+    </w:p>
     <w:p/>
     <w:p>
       <w:r>
-        <w:t>======</w:t>
+        <w:t>27</w:t>
+      </w:r>
+      <w:r>
+        <w:t>:</w:t>
+      </w:r>
+      <w:r>
+        <w:t>0</w:t>
+      </w:r>
+      <w:r>
+        <w:t>0/</w:t>
+      </w:r>
+      <w:r>
+        <w:t>1:16:02</w:t>
       </w:r>
     </w:p>
     <w:p>
       <w:r>
-        <w:t>04</w:t>
-      </w:r>
-      <w:r>
-        <w:t>/</w:t>
-      </w:r>
-      <w:r>
-        <w:t>25/</w:t>
-      </w:r>
-      <w:r>
-        <w:t>202</w:t>
-      </w:r>
-      <w:r>
-        <w:t>6</w:t>
-      </w:r>
-      <w:r>
-        <w:t xml:space="preserve">, </w:t>
-      </w:r>
-      <w:r>
-        <w:t>Menlo Church Worship (Summary of last week, 04/19/2028)</w:t>
+        <w:rPr>
+          <w:noProof/>
+        </w:rPr>
+        <w:drawing>
+          <wp:inline distT="0" distB="0" distL="0" distR="0" wp14:anchorId="534D6AD8" wp14:editId="5C08CB17">
+            <wp:extent cx="763361" cy="942975"/>
+            <wp:effectExtent l="0" t="0" r="0" b="0"/>
+            <wp:docPr id="1432833218" name="Picture 1"/>
+            <wp:cNvGraphicFramePr>
+              <a:graphicFrameLocks xmlns:a="http://schemas.openxmlformats.org/drawingml/2006/main" noChangeAspect="1"/>
+            </wp:cNvGraphicFramePr>
+            <a:graphic xmlns:a="http://schemas.openxmlformats.org/drawingml/2006/main">
+              <a:graphicData uri="http://schemas.openxmlformats.org/drawingml/2006/picture">
+                <pic:pic xmlns:pic="http://schemas.openxmlformats.org/drawingml/2006/picture">
+                  <pic:nvPicPr>
+                    <pic:cNvPr id="1432833218" name=""/>
+                    <pic:cNvPicPr/>
+                  </pic:nvPicPr>
+                  <pic:blipFill>
+                    <a:blip r:embed="rId13"/>
+                    <a:stretch>
+                      <a:fillRect/>
+                    </a:stretch>
+                  </pic:blipFill>
+                  <pic:spPr>
+                    <a:xfrm>
+                      <a:off x="0" y="0"/>
+                      <a:ext cx="764342" cy="944187"/>
+                    </a:xfrm>
+                    <a:prstGeom prst="rect">
+                      <a:avLst/>
+                    </a:prstGeom>
+                  </pic:spPr>
+                </pic:pic>
+              </a:graphicData>
+            </a:graphic>
+          </wp:inline>
+        </w:drawing>
+      </w:r>
+      <w:r>
+        <w:t xml:space="preserve"> </w:t>
+      </w:r>
+      <w:r>
+        <w:t xml:space="preserve"> </w:t>
+      </w:r>
+      <w:r>
+        <w:rPr>
+          <w:noProof/>
+        </w:rPr>
+        <w:drawing>
+          <wp:inline distT="0" distB="0" distL="0" distR="0" wp14:anchorId="58641D67" wp14:editId="13C8CF6A">
+            <wp:extent cx="2228850" cy="676341"/>
+            <wp:effectExtent l="0" t="0" r="0" b="9525"/>
+            <wp:docPr id="782197689" name="Picture 1"/>
+            <wp:cNvGraphicFramePr>
+              <a:graphicFrameLocks xmlns:a="http://schemas.openxmlformats.org/drawingml/2006/main" noChangeAspect="1"/>
+            </wp:cNvGraphicFramePr>
+            <a:graphic xmlns:a="http://schemas.openxmlformats.org/drawingml/2006/main">
+              <a:graphicData uri="http://schemas.openxmlformats.org/drawingml/2006/picture">
+                <pic:pic xmlns:pic="http://schemas.openxmlformats.org/drawingml/2006/picture">
+                  <pic:nvPicPr>
+                    <pic:cNvPr id="782197689" name=""/>
+                    <pic:cNvPicPr/>
+                  </pic:nvPicPr>
+                  <pic:blipFill>
+                    <a:blip r:embed="rId14"/>
+                    <a:stretch>
+                      <a:fillRect/>
+                    </a:stretch>
+                  </pic:blipFill>
+                  <pic:spPr>
+                    <a:xfrm>
+                      <a:off x="0" y="0"/>
+                      <a:ext cx="2235076" cy="678230"/>
+                    </a:xfrm>
+                    <a:prstGeom prst="rect">
+                      <a:avLst/>
+                    </a:prstGeom>
+                  </pic:spPr>
+                </pic:pic>
+              </a:graphicData>
+            </a:graphic>
+          </wp:inline>
+        </w:drawing>
       </w:r>
     </w:p>
     <w:p>
       <w:r>
-        <w:t xml:space="preserve">https://www.youtube.com/watch?v=eifPHqAvMVE </w:t>
+        <w:t>Phil EuBank, Lead Pastor</w:t>
+      </w:r>
+    </w:p>
+    <w:p/>
+    <w:p>
+      <w:r>
+        <w:t>The nervous system automatically turns off under the stress.</w:t>
+      </w:r>
+      <w:r>
+        <w:t xml:space="preserve"> The TV in our country is not normal.</w:t>
       </w:r>
     </w:p>
     <w:p>
       <w:r>
-        <w:t>“</w:t>
-      </w:r>
-      <w:r>
-        <w:t>If You’re Real, Help Me |God, If You’re Real</w:t>
-      </w:r>
-      <w:r>
-        <w:t>,”</w:t>
-      </w:r>
-      <w:r>
-        <w:t xml:space="preserve"> </w:t>
-      </w:r>
-      <w:r>
-        <w:t>Phil EuBank, Lead Pastor</w:t>
+        <w:t>There is difference of true and reality.</w:t>
+      </w:r>
+    </w:p>
+    <w:p>
+      <w:r>
+        <w:t xml:space="preserve">If we follow Jesus, we have a king and have a </w:t>
+      </w:r>
+      <w:r>
+        <w:t>kingdom</w:t>
+      </w:r>
+      <w:r>
+        <w:t>.</w:t>
+      </w:r>
+    </w:p>
+    <w:p/>
+    <w:p>
+      <w:r>
+        <w:lastRenderedPageBreak/>
+        <w:t>34</w:t>
+      </w:r>
+      <w:r>
+        <w:t>:00/1:16:02</w:t>
+      </w:r>
+    </w:p>
+    <w:p>
+      <w:r>
+        <w:t>We prayed for leaders</w:t>
+      </w:r>
+      <w:r>
+        <w:t xml:space="preserve"> of multiple nations</w:t>
+      </w:r>
+      <w:r>
+        <w:t xml:space="preserve"> to have peace talk in middle east.</w:t>
+      </w:r>
+    </w:p>
+    <w:p>
+      <w:r>
+        <w:t xml:space="preserve">We are going to study Luke 8 today. There is a woman. </w:t>
+      </w:r>
+    </w:p>
+    <w:p/>
+    <w:p>
+      <w:r>
+        <w:t>3</w:t>
+      </w:r>
+      <w:r>
+        <w:t>8</w:t>
+      </w:r>
+      <w:r>
+        <w:t>:00/1:16:02</w:t>
+      </w:r>
+    </w:p>
+    <w:p>
+      <w:r>
+        <w:drawing>
+          <wp:inline distT="0" distB="0" distL="0" distR="0" wp14:anchorId="001BF6C0" wp14:editId="1B243728">
+            <wp:extent cx="1774168" cy="2543175"/>
+            <wp:effectExtent l="0" t="0" r="0" b="0"/>
+            <wp:docPr id="2133755527" name="Picture 1"/>
+            <wp:cNvGraphicFramePr>
+              <a:graphicFrameLocks xmlns:a="http://schemas.openxmlformats.org/drawingml/2006/main" noChangeAspect="1"/>
+            </wp:cNvGraphicFramePr>
+            <a:graphic xmlns:a="http://schemas.openxmlformats.org/drawingml/2006/main">
+              <a:graphicData uri="http://schemas.openxmlformats.org/drawingml/2006/picture">
+                <pic:pic xmlns:pic="http://schemas.openxmlformats.org/drawingml/2006/picture">
+                  <pic:nvPicPr>
+                    <pic:cNvPr id="2133755527" name=""/>
+                    <pic:cNvPicPr/>
+                  </pic:nvPicPr>
+                  <pic:blipFill>
+                    <a:blip r:embed="rId15"/>
+                    <a:stretch>
+                      <a:fillRect/>
+                    </a:stretch>
+                  </pic:blipFill>
+                  <pic:spPr>
+                    <a:xfrm>
+                      <a:off x="0" y="0"/>
+                      <a:ext cx="1777736" cy="2548290"/>
+                    </a:xfrm>
+                    <a:prstGeom prst="rect">
+                      <a:avLst/>
+                    </a:prstGeom>
+                  </pic:spPr>
+                </pic:pic>
+              </a:graphicData>
+            </a:graphic>
+          </wp:inline>
+        </w:drawing>
+      </w:r>
+    </w:p>
+    <w:p>
+      <w:r>
+        <w:t>Luke 8:22-44</w:t>
+      </w:r>
+    </w:p>
+    <w:p>
+      <w:r>
+        <w:t>New International Version</w:t>
+      </w:r>
+    </w:p>
+    <w:p>
+      <w:pPr>
+        <w:rPr>
+          <w:b/>
+          <w:bCs/>
+        </w:rPr>
+      </w:pPr>
+      <w:r>
+        <w:rPr>
+          <w:b/>
+          <w:bCs/>
+        </w:rPr>
+        <w:t>Jesus Calms the Storm</w:t>
+      </w:r>
+    </w:p>
+    <w:p>
+      <w:r>
+        <w:rPr>
+          <w:b/>
+          <w:bCs/>
+          <w:vertAlign w:val="superscript"/>
+        </w:rPr>
+        <w:t>22 </w:t>
+      </w:r>
+      <w:r>
+        <w:t>One day Jesus said to his disciples, “Let us go over to the other side of the lake.” </w:t>
+      </w:r>
+      <w:r>
+        <w:t>So,</w:t>
+      </w:r>
+      <w:r>
+        <w:t xml:space="preserve"> they got into a boat and set out. </w:t>
+      </w:r>
+      <w:r>
+        <w:rPr>
+          <w:b/>
+          <w:bCs/>
+          <w:vertAlign w:val="superscript"/>
+        </w:rPr>
+        <w:t>23 </w:t>
+      </w:r>
+      <w:r>
+        <w:t>As they sailed, he fell asleep. A squall came down on the lake, so that the boat was being swamped, and they were in great danger.</w:t>
+      </w:r>
+    </w:p>
+    <w:p>
+      <w:r>
+        <w:rPr>
+          <w:b/>
+          <w:bCs/>
+          <w:vertAlign w:val="superscript"/>
+        </w:rPr>
+        <w:t>24 </w:t>
+      </w:r>
+      <w:r>
+        <w:t>The disciples went and woke him, saying, “Master, Master, we’re going to drown!”</w:t>
+      </w:r>
+    </w:p>
+    <w:p>
+      <w:r>
+        <w:t>He got up and rebuked the wind and the raging waters; the storm subsided, and all was calm. </w:t>
+      </w:r>
+      <w:r>
+        <w:rPr>
+          <w:b/>
+          <w:bCs/>
+          <w:vertAlign w:val="superscript"/>
+        </w:rPr>
+        <w:t>25 </w:t>
+      </w:r>
+      <w:r>
+        <w:t>“Where is your faith?” he asked his disciples.</w:t>
+      </w:r>
+    </w:p>
+    <w:p>
+      <w:r>
+        <w:t xml:space="preserve">In fear and </w:t>
+      </w:r>
+      <w:r>
+        <w:t>amazement,</w:t>
+      </w:r>
+      <w:r>
+        <w:t xml:space="preserve"> they asked one another, “Who is this? He commands even the winds and the water, and they obey him.”</w:t>
+      </w:r>
+    </w:p>
+    <w:p>
+      <w:pPr>
+        <w:rPr>
+          <w:b/>
+          <w:bCs/>
+        </w:rPr>
+      </w:pPr>
+      <w:r>
+        <w:rPr>
+          <w:b/>
+          <w:bCs/>
+        </w:rPr>
+        <w:t>Jesus Restores a Demon-Possessed Man</w:t>
+      </w:r>
+    </w:p>
+    <w:p>
+      <w:r>
+        <w:rPr>
+          <w:b/>
+          <w:bCs/>
+          <w:vertAlign w:val="superscript"/>
+        </w:rPr>
+        <w:t>26 </w:t>
+      </w:r>
+      <w:r>
+        <w:t>They sailed to the region of the Gerasenes,</w:t>
+      </w:r>
+      <w:r>
+        <w:rPr>
+          <w:vertAlign w:val="superscript"/>
+        </w:rPr>
+        <w:t>[</w:t>
+      </w:r>
+      <w:hyperlink r:id="rId16" w:anchor="fen-NIV-25272a" w:tooltip="See footnote a" w:history="1">
+        <w:r>
+          <w:rPr>
+            <w:rStyle w:val="Hyperlink"/>
+            <w:vertAlign w:val="superscript"/>
+          </w:rPr>
+          <w:t>a</w:t>
+        </w:r>
+      </w:hyperlink>
+      <w:r>
+        <w:rPr>
+          <w:vertAlign w:val="superscript"/>
+        </w:rPr>
+        <w:t>]</w:t>
+      </w:r>
+      <w:r>
+        <w:t> which is across the lake from Galilee. </w:t>
+      </w:r>
+      <w:r>
+        <w:rPr>
+          <w:b/>
+          <w:bCs/>
+          <w:vertAlign w:val="superscript"/>
+        </w:rPr>
+        <w:t>27 </w:t>
+      </w:r>
+      <w:r>
+        <w:t>When Jesus stepped ashore, he was met by a demon-possessed man from the town. For a long time this man had not worn clothes or lived in a house, but had lived in the tombs. </w:t>
+      </w:r>
+      <w:r>
+        <w:rPr>
+          <w:b/>
+          <w:bCs/>
+          <w:vertAlign w:val="superscript"/>
+        </w:rPr>
+        <w:t>28 </w:t>
+      </w:r>
+      <w:r>
+        <w:t>When he saw Jesus, he cried out and fell at his feet, shouting at the top of his voice, “What do you want with me, Jesus, Son of the Most High God? I beg you, don’t torture me!” </w:t>
+      </w:r>
+      <w:r>
+        <w:rPr>
+          <w:b/>
+          <w:bCs/>
+          <w:vertAlign w:val="superscript"/>
+        </w:rPr>
+        <w:t>29 </w:t>
+      </w:r>
+      <w:r>
+        <w:t>For Jesus had commanded the impure spirit to come out of the man. Many times it had seized him, and though he was chained hand and foot and kept under guard, he had broken his chains and had been driven by the demon into solitary places.</w:t>
+      </w:r>
+    </w:p>
+    <w:p>
+      <w:r>
+        <w:rPr>
+          <w:b/>
+          <w:bCs/>
+          <w:vertAlign w:val="superscript"/>
+        </w:rPr>
+        <w:t>30 </w:t>
+      </w:r>
+      <w:r>
+        <w:t>Jesus asked him, “What is your name?”</w:t>
+      </w:r>
+    </w:p>
+    <w:p>
+      <w:r>
+        <w:t>“Legion,” he replied, because many demons had gone into him. </w:t>
+      </w:r>
+      <w:r>
+        <w:rPr>
+          <w:b/>
+          <w:bCs/>
+          <w:vertAlign w:val="superscript"/>
+        </w:rPr>
+        <w:t>31 </w:t>
+      </w:r>
+      <w:r>
+        <w:t>And they begged Jesus repeatedly not to order them to go into the Abyss.</w:t>
+      </w:r>
+    </w:p>
+    <w:p>
+      <w:r>
+        <w:rPr>
+          <w:b/>
+          <w:bCs/>
+          <w:vertAlign w:val="superscript"/>
+        </w:rPr>
+        <w:t>32 </w:t>
+      </w:r>
+      <w:r>
+        <w:t>A large herd of pigs was feeding there on the hillside. The demons begged Jesus to let them go into the pigs, and he gave them permission. </w:t>
+      </w:r>
+      <w:r>
+        <w:rPr>
+          <w:b/>
+          <w:bCs/>
+          <w:vertAlign w:val="superscript"/>
+        </w:rPr>
+        <w:t>33 </w:t>
+      </w:r>
+      <w:r>
+        <w:t>When the demons came out of the man, they went into the pigs, and the herd rushed down the steep bank into the lake and was drowned.</w:t>
+      </w:r>
+    </w:p>
+    <w:p>
+      <w:r>
+        <w:rPr>
+          <w:b/>
+          <w:bCs/>
+          <w:vertAlign w:val="superscript"/>
+        </w:rPr>
+        <w:t>34 </w:t>
+      </w:r>
+      <w:r>
+        <w:t>When those tending the pigs saw what had happened, they ran off and reported this in the town and countryside, </w:t>
+      </w:r>
+      <w:r>
+        <w:rPr>
+          <w:b/>
+          <w:bCs/>
+          <w:vertAlign w:val="superscript"/>
+        </w:rPr>
+        <w:t>35 </w:t>
+      </w:r>
+      <w:r>
+        <w:t xml:space="preserve">and the people went out to see what had happened. When they came to Jesus, they found the man from whom the demons had gone out, sitting at Jesus’ feet, dressed and in his right </w:t>
+      </w:r>
+      <w:r>
+        <w:lastRenderedPageBreak/>
+        <w:t>mind; and they were afraid. </w:t>
+      </w:r>
+      <w:r>
+        <w:rPr>
+          <w:b/>
+          <w:bCs/>
+          <w:vertAlign w:val="superscript"/>
+        </w:rPr>
+        <w:t>36 </w:t>
+      </w:r>
+      <w:r>
+        <w:t>Those who had seen it told the people how the demon-possessed man had been cured. </w:t>
+      </w:r>
+      <w:r>
+        <w:rPr>
+          <w:b/>
+          <w:bCs/>
+          <w:vertAlign w:val="superscript"/>
+        </w:rPr>
+        <w:t>37 </w:t>
+      </w:r>
+      <w:r>
+        <w:t>Then all the people of the region of the Gerasenes asked Jesus to leave them, because they were overcome with fear. So he got into the boat and left.</w:t>
+      </w:r>
+    </w:p>
+    <w:p>
+      <w:r>
+        <w:rPr>
+          <w:b/>
+          <w:bCs/>
+          <w:vertAlign w:val="superscript"/>
+        </w:rPr>
+        <w:t>38 </w:t>
+      </w:r>
+      <w:r>
+        <w:t>The man from whom the demons had gone out begged to go with him, but Jesus sent him away, saying, </w:t>
+      </w:r>
+      <w:r>
+        <w:rPr>
+          <w:b/>
+          <w:bCs/>
+          <w:vertAlign w:val="superscript"/>
+        </w:rPr>
+        <w:t>39 </w:t>
+      </w:r>
+      <w:r>
+        <w:t>“Return home and tell how much God has done for you.” So the man went away and told all over town how much Jesus had done for him.</w:t>
+      </w:r>
+    </w:p>
+    <w:p>
+      <w:pPr>
+        <w:rPr>
+          <w:b/>
+          <w:bCs/>
+        </w:rPr>
+      </w:pPr>
+      <w:r>
+        <w:rPr>
+          <w:b/>
+          <w:bCs/>
+        </w:rPr>
+        <w:t>Jesus Raises a Dead Girl and Heals a Sick Woman</w:t>
+      </w:r>
+    </w:p>
+    <w:p>
+      <w:r>
+        <w:rPr>
+          <w:b/>
+          <w:bCs/>
+          <w:vertAlign w:val="superscript"/>
+        </w:rPr>
+        <w:t>40 </w:t>
+      </w:r>
+      <w:r>
+        <w:t>Now when Jesus returned, a crowd welcomed him, for they were all expecting him. </w:t>
+      </w:r>
+      <w:r>
+        <w:rPr>
+          <w:b/>
+          <w:bCs/>
+          <w:vertAlign w:val="superscript"/>
+        </w:rPr>
+        <w:t>41 </w:t>
+      </w:r>
+      <w:r>
+        <w:t>Then a man named Jairus, a synagogue leader, came and fell at Jesus’ feet, pleading with him to come to his house </w:t>
+      </w:r>
+      <w:r>
+        <w:rPr>
+          <w:b/>
+          <w:bCs/>
+          <w:vertAlign w:val="superscript"/>
+        </w:rPr>
+        <w:t>42 </w:t>
+      </w:r>
+      <w:r>
+        <w:t>because his only daughter, a girl of about twelve, was dying.</w:t>
+      </w:r>
+    </w:p>
+    <w:p>
+      <w:r>
+        <w:t>As Jesus was on his way, the crowds almost crushed him. </w:t>
+      </w:r>
+      <w:r>
+        <w:rPr>
+          <w:b/>
+          <w:bCs/>
+          <w:vertAlign w:val="superscript"/>
+        </w:rPr>
+        <w:t>43 </w:t>
+      </w:r>
+      <w:r>
+        <w:t>And a woman was there who had been subject to bleeding for twelve years,</w:t>
+      </w:r>
+      <w:r>
+        <w:rPr>
+          <w:vertAlign w:val="superscript"/>
+        </w:rPr>
+        <w:t>[</w:t>
+      </w:r>
+      <w:hyperlink r:id="rId17" w:anchor="fen-NIV-25289b" w:tooltip="See footnote b" w:history="1">
+        <w:r>
+          <w:rPr>
+            <w:rStyle w:val="Hyperlink"/>
+            <w:vertAlign w:val="superscript"/>
+          </w:rPr>
+          <w:t>b</w:t>
+        </w:r>
+      </w:hyperlink>
+      <w:r>
+        <w:rPr>
+          <w:vertAlign w:val="superscript"/>
+        </w:rPr>
+        <w:t>]</w:t>
+      </w:r>
+      <w:r>
+        <w:t> but no one could heal her. </w:t>
+      </w:r>
+      <w:r>
+        <w:rPr>
+          <w:b/>
+          <w:bCs/>
+          <w:vertAlign w:val="superscript"/>
+        </w:rPr>
+        <w:t>44 </w:t>
+      </w:r>
+      <w:r>
+        <w:t>She came up behind him and touched the edge of his cloak, and immediately her bleeding stopped.</w:t>
+      </w:r>
+    </w:p>
+    <w:p/>
+    <w:p>
+      <w:r>
+        <w:t>Jesus redefines family</w:t>
+      </w:r>
+      <w:r>
+        <w:t>:</w:t>
+      </w:r>
+      <w:r>
+        <w:t> </w:t>
+      </w:r>
+      <w:r>
+        <w:rPr>
+          <w:b/>
+          <w:bCs/>
+        </w:rPr>
+        <w:t>"</w:t>
+      </w:r>
+      <w:r>
+        <w:rPr>
+          <w:b/>
+          <w:bCs/>
+        </w:rPr>
+        <w:t xml:space="preserve">People </w:t>
+      </w:r>
+      <w:r>
+        <w:rPr>
+          <w:b/>
+          <w:bCs/>
+        </w:rPr>
+        <w:t>hear the word of God and do it."</w:t>
       </w:r>
     </w:p>
     <w:p/>
     <w:p/>
+    <w:p>
+      <w:r>
+        <w:t>The main point of </w:t>
+      </w:r>
+      <w:r>
+        <w:rPr>
+          <w:b/>
+          <w:bCs/>
+        </w:rPr>
+        <w:t>Luke 8:24-44</w:t>
+      </w:r>
+      <w:r>
+        <w:t> is the demonstration of Jesus Christ's absolute authority and power over every realm of human experience—nature, the demonic, disease, and death—while simultaneously calling for a deeper, personal faith from those who witness these acts. This section serves to answer the question, "Who then is this?", revealing Jesus as the </w:t>
+      </w:r>
+      <w:r>
+        <w:rPr>
+          <w:b/>
+          <w:bCs/>
+        </w:rPr>
+        <w:t>Creator-Sovereign</w:t>
+      </w:r>
+      <w:r>
+        <w:t> in human flesh. </w:t>
+      </w:r>
+    </w:p>
+    <w:p>
+      <w:pPr>
+        <w:rPr>
+          <w:b/>
+          <w:bCs/>
+        </w:rPr>
+      </w:pPr>
+      <w:r>
+        <w:rPr>
+          <w:b/>
+          <w:bCs/>
+        </w:rPr>
+        <w:t>Major Themes and Turning Points</w:t>
+      </w:r>
+    </w:p>
+    <w:p>
+      <w:r>
+        <w:t>The narrative moves through a series of dramatic events that test and define faith:</w:t>
+      </w:r>
+    </w:p>
+    <w:p>
+      <w:pPr>
+        <w:numPr>
+          <w:ilvl w:val="0"/>
+          <w:numId w:val="138"/>
+        </w:numPr>
+      </w:pPr>
+      <w:r>
+        <w:rPr>
+          <w:b/>
+          <w:bCs/>
+        </w:rPr>
+        <w:t>Authority Over Nature (8:24-25):</w:t>
+      </w:r>
+      <w:r>
+        <w:t> By rebuking a fierce windstorm, Jesus shows he commands the elements that usually only God controls. He uses this crisis to expose the disciples' underdeveloped faith, asking, "Where is your faith?" to challenge them to trust his word over their circumstances.</w:t>
+      </w:r>
+    </w:p>
+    <w:p>
+      <w:pPr>
+        <w:numPr>
+          <w:ilvl w:val="0"/>
+          <w:numId w:val="138"/>
+        </w:numPr>
+      </w:pPr>
+      <w:r>
+        <w:rPr>
+          <w:b/>
+          <w:bCs/>
+        </w:rPr>
+        <w:t>Authority Over the Demonic (8:26-39):</w:t>
+      </w:r>
+      <w:r>
+        <w:t> Jesus heals a man possessed by a "Legion" of demons, restoring him to his "right mind." This proves his dominion over the unseen spiritual world and malevolent forces.</w:t>
+      </w:r>
+    </w:p>
+    <w:p>
+      <w:pPr>
+        <w:numPr>
+          <w:ilvl w:val="0"/>
+          <w:numId w:val="138"/>
+        </w:numPr>
+      </w:pPr>
+      <w:r>
+        <w:rPr>
+          <w:b/>
+          <w:bCs/>
+        </w:rPr>
+        <w:t>Authority Over Disease (8:43-44):</w:t>
+      </w:r>
+      <w:r>
+        <w:t> A woman suffering from an incurable 12-year hemorrhage is healed instantly by touching the fringe of Jesus' garment. This event highlights the distinction between a "casual touch" of the crowd and a "touch of faith" that draws power from him. </w:t>
+      </w:r>
+    </w:p>
+    <w:p>
+      <w:pPr>
+        <w:rPr>
+          <w:b/>
+          <w:bCs/>
+        </w:rPr>
+      </w:pPr>
+      <w:r>
+        <w:rPr>
+          <w:b/>
+          <w:bCs/>
+        </w:rPr>
+        <w:t>Core Lessons on Faith and Relationship</w:t>
+      </w:r>
+    </w:p>
+    <w:p>
+      <w:r>
+        <w:t>Through these miracles, Luke emphasizes that belonging to God's kingdom requires more than just being near Jesus; it requires active trust and obedience. </w:t>
+      </w:r>
+    </w:p>
+    <w:p>
+      <w:pPr>
+        <w:rPr>
+          <w:b/>
+          <w:bCs/>
+        </w:rPr>
+      </w:pPr>
+      <w:r>
+        <w:rPr>
+          <w:b/>
+          <w:bCs/>
+        </w:rPr>
+        <w:t>The Nature of True Faith</w:t>
+      </w:r>
+    </w:p>
+    <w:p>
+      <w:pPr>
+        <w:numPr>
+          <w:ilvl w:val="0"/>
+          <w:numId w:val="139"/>
+        </w:numPr>
+      </w:pPr>
+      <w:r>
+        <w:rPr>
+          <w:b/>
+          <w:bCs/>
+        </w:rPr>
+        <w:t>Faith vs. Panic:</w:t>
+      </w:r>
+      <w:r>
+        <w:t> Storms and trials reveal the true state of a believer's heart. While the disciples had "embryonic faith" by going to Jesus for help, their panic showed they did not yet fully grasp his sovereign sufficiency.</w:t>
+      </w:r>
+    </w:p>
+    <w:p>
+      <w:pPr>
+        <w:numPr>
+          <w:ilvl w:val="0"/>
+          <w:numId w:val="139"/>
+        </w:numPr>
+      </w:pPr>
+      <w:r>
+        <w:rPr>
+          <w:b/>
+          <w:bCs/>
+        </w:rPr>
+        <w:t>Faith Over Rules:</w:t>
+      </w:r>
+      <w:r>
+        <w:t> In healing the bleeding woman, Jesus "ignores" ritual uncleanness laws to offer grace and relationship. He calls her "Daughter," shifting her identity from a social outcast to a beloved child of God. </w:t>
+      </w:r>
+    </w:p>
+    <w:p>
+      <w:pPr>
+        <w:rPr>
+          <w:b/>
+          <w:bCs/>
+        </w:rPr>
+      </w:pPr>
+      <w:r>
+        <w:rPr>
+          <w:b/>
+          <w:bCs/>
+        </w:rPr>
+        <w:t>Identifying with Jesus</w:t>
+      </w:r>
+    </w:p>
+    <w:p>
+      <w:r>
+        <w:t>Jesus redefines family and belonging, stating that his true relatives are those who </w:t>
+      </w:r>
+      <w:r>
+        <w:rPr>
+          <w:b/>
+          <w:bCs/>
+        </w:rPr>
+        <w:t>"hear the word of God and do it."</w:t>
+      </w:r>
+      <w:r>
+        <w:t> This highlights that genuine faith is validated by a life of discipleship and obedience to his powerful words. </w:t>
+      </w:r>
+    </w:p>
+    <w:p/>
+    <w:tbl>
+      <w:tblPr>
+        <w:tblW w:w="7440" w:type="dxa"/>
+        <w:tblCellMar>
+          <w:top w:w="15" w:type="dxa"/>
+          <w:left w:w="15" w:type="dxa"/>
+          <w:bottom w:w="15" w:type="dxa"/>
+          <w:right w:w="15" w:type="dxa"/>
+        </w:tblCellMar>
+        <w:tblLook w:val="04A0" w:firstRow="1" w:lastRow="0" w:firstColumn="1" w:lastColumn="0" w:noHBand="0" w:noVBand="1"/>
+      </w:tblPr>
+      <w:tblGrid>
+        <w:gridCol w:w="2671"/>
+        <w:gridCol w:w="2469"/>
+        <w:gridCol w:w="2300"/>
+      </w:tblGrid>
+      <w:tr>
+        <w:tc>
+          <w:tcPr>
+            <w:tcW w:w="0" w:type="auto"/>
+            <w:tcBorders>
+              <w:bottom w:val="single" w:sz="6" w:space="0" w:color="D2D2D2"/>
+            </w:tcBorders>
+            <w:tcMar>
+              <w:top w:w="120" w:type="dxa"/>
+              <w:left w:w="0" w:type="dxa"/>
+              <w:bottom w:w="120" w:type="dxa"/>
+              <w:right w:w="0" w:type="dxa"/>
+            </w:tcMar>
+            <w:hideMark/>
+          </w:tcPr>
+          <w:p>
+            <w:pPr>
+              <w:rPr>
+                <w:b/>
+                <w:bCs/>
+              </w:rPr>
+            </w:pPr>
+            <w:r>
+              <w:rPr>
+                <w:b/>
+                <w:bCs/>
+              </w:rPr>
+              <w:t>Luke 8:22-25</w:t>
+            </w:r>
+          </w:p>
+        </w:tc>
+        <w:tc>
+          <w:tcPr>
+            <w:tcW w:w="0" w:type="auto"/>
+            <w:tcBorders>
+              <w:bottom w:val="single" w:sz="6" w:space="0" w:color="D2D2D2"/>
+            </w:tcBorders>
+            <w:tcMar>
+              <w:top w:w="120" w:type="dxa"/>
+              <w:left w:w="0" w:type="dxa"/>
+              <w:bottom w:w="120" w:type="dxa"/>
+              <w:right w:w="0" w:type="dxa"/>
+            </w:tcMar>
+            <w:hideMark/>
+          </w:tcPr>
+          <w:p>
+            <w:pPr>
+              <w:rPr>
+                <w:b/>
+                <w:bCs/>
+              </w:rPr>
+            </w:pPr>
+            <w:r>
+              <w:rPr>
+                <w:b/>
+                <w:bCs/>
+              </w:rPr>
+              <w:t>Luke 8:26-39</w:t>
+            </w:r>
+          </w:p>
+        </w:tc>
+        <w:tc>
+          <w:tcPr>
+            <w:tcW w:w="0" w:type="auto"/>
+            <w:tcBorders>
+              <w:bottom w:val="single" w:sz="6" w:space="0" w:color="D2D2D2"/>
+              <w:right w:val="nil"/>
+            </w:tcBorders>
+            <w:tcMar>
+              <w:top w:w="120" w:type="dxa"/>
+              <w:left w:w="0" w:type="dxa"/>
+              <w:bottom w:w="120" w:type="dxa"/>
+              <w:right w:w="0" w:type="dxa"/>
+            </w:tcMar>
+            <w:hideMark/>
+          </w:tcPr>
+          <w:p>
+            <w:pPr>
+              <w:rPr>
+                <w:b/>
+                <w:bCs/>
+              </w:rPr>
+            </w:pPr>
+            <w:r>
+              <w:rPr>
+                <w:b/>
+                <w:bCs/>
+              </w:rPr>
+              <w:t>Luke 8:40-44</w:t>
+            </w:r>
+          </w:p>
+        </w:tc>
+      </w:tr>
+      <w:tr>
+        <w:tc>
+          <w:tcPr>
+            <w:tcW w:w="0" w:type="auto"/>
+            <w:tcBorders>
+              <w:bottom w:val="single" w:sz="6" w:space="0" w:color="D2D2D2"/>
+            </w:tcBorders>
+            <w:tcMar>
+              <w:top w:w="180" w:type="dxa"/>
+              <w:left w:w="0" w:type="dxa"/>
+              <w:bottom w:w="180" w:type="dxa"/>
+              <w:right w:w="0" w:type="dxa"/>
+            </w:tcMar>
+            <w:hideMark/>
+          </w:tcPr>
+          <w:p>
+            <w:r>
+              <w:t>Domain of Power</w:t>
+            </w:r>
+          </w:p>
+          <w:p>
+            <w:r>
+              <w:t>Natural World (Wind/Waves)</w:t>
+            </w:r>
+          </w:p>
+        </w:tc>
+        <w:tc>
+          <w:tcPr>
+            <w:tcW w:w="0" w:type="auto"/>
+            <w:tcBorders>
+              <w:bottom w:val="single" w:sz="6" w:space="0" w:color="D2D2D2"/>
+            </w:tcBorders>
+            <w:tcMar>
+              <w:top w:w="180" w:type="dxa"/>
+              <w:left w:w="0" w:type="dxa"/>
+              <w:bottom w:w="180" w:type="dxa"/>
+              <w:right w:w="0" w:type="dxa"/>
+            </w:tcMar>
+            <w:hideMark/>
+          </w:tcPr>
+          <w:p>
+            <w:r>
+              <w:t>Domain of Power</w:t>
+            </w:r>
+          </w:p>
+          <w:p>
+            <w:r>
+              <w:t>Spiritual World (Demons)</w:t>
+            </w:r>
+          </w:p>
+        </w:tc>
+        <w:tc>
+          <w:tcPr>
+            <w:tcW w:w="0" w:type="auto"/>
+            <w:tcBorders>
+              <w:bottom w:val="single" w:sz="6" w:space="0" w:color="D2D2D2"/>
+              <w:right w:val="nil"/>
+            </w:tcBorders>
+            <w:tcMar>
+              <w:top w:w="180" w:type="dxa"/>
+              <w:left w:w="0" w:type="dxa"/>
+              <w:bottom w:w="180" w:type="dxa"/>
+              <w:right w:w="0" w:type="dxa"/>
+            </w:tcMar>
+            <w:hideMark/>
+          </w:tcPr>
+          <w:p>
+            <w:r>
+              <w:t>Domain of Power</w:t>
+            </w:r>
+          </w:p>
+          <w:p>
+            <w:r>
+              <w:t>Physical Body (Disease)</w:t>
+            </w:r>
+          </w:p>
+        </w:tc>
+      </w:tr>
+      <w:tr>
+        <w:tc>
+          <w:tcPr>
+            <w:tcW w:w="0" w:type="auto"/>
+            <w:tcBorders>
+              <w:bottom w:val="nil"/>
+            </w:tcBorders>
+            <w:tcMar>
+              <w:top w:w="180" w:type="dxa"/>
+              <w:left w:w="0" w:type="dxa"/>
+              <w:bottom w:w="180" w:type="dxa"/>
+              <w:right w:w="0" w:type="dxa"/>
+            </w:tcMar>
+            <w:hideMark/>
+          </w:tcPr>
+          <w:p>
+            <w:r>
+              <w:t>Response Required</w:t>
+            </w:r>
+          </w:p>
+          <w:p>
+            <w:r>
+              <w:t>Trust in Christ's word despite fear</w:t>
+            </w:r>
+          </w:p>
+        </w:tc>
+        <w:tc>
+          <w:tcPr>
+            <w:tcW w:w="0" w:type="auto"/>
+            <w:tcBorders>
+              <w:bottom w:val="nil"/>
+            </w:tcBorders>
+            <w:tcMar>
+              <w:top w:w="180" w:type="dxa"/>
+              <w:left w:w="0" w:type="dxa"/>
+              <w:bottom w:w="180" w:type="dxa"/>
+              <w:right w:w="0" w:type="dxa"/>
+            </w:tcMar>
+            <w:hideMark/>
+          </w:tcPr>
+          <w:p>
+            <w:r>
+              <w:t>Response Required</w:t>
+            </w:r>
+          </w:p>
+          <w:p>
+            <w:r>
+              <w:t>Declaring God's mercy to others</w:t>
+            </w:r>
+          </w:p>
+        </w:tc>
+        <w:tc>
+          <w:tcPr>
+            <w:tcW w:w="0" w:type="auto"/>
+            <w:tcBorders>
+              <w:bottom w:val="nil"/>
+              <w:right w:val="nil"/>
+            </w:tcBorders>
+            <w:tcMar>
+              <w:top w:w="180" w:type="dxa"/>
+              <w:left w:w="0" w:type="dxa"/>
+              <w:bottom w:w="180" w:type="dxa"/>
+              <w:right w:w="0" w:type="dxa"/>
+            </w:tcMar>
+            <w:hideMark/>
+          </w:tcPr>
+          <w:p>
+            <w:r>
+              <w:t>Response Required</w:t>
+            </w:r>
+          </w:p>
+          <w:p>
+            <w:r>
+              <w:t>Reaching out with active faith</w:t>
+            </w:r>
+          </w:p>
+        </w:tc>
+      </w:tr>
+    </w:tbl>
+    <w:p/>
+    <w:p>
+      <w:r>
+        <w:t>42</w:t>
+      </w:r>
+      <w:r>
+        <w:t>:00/1:16:02</w:t>
+      </w:r>
+    </w:p>
+    <w:p>
+      <w:r>
+        <w:drawing>
+          <wp:inline distT="0" distB="0" distL="0" distR="0" wp14:anchorId="3C58EDFE" wp14:editId="1A03B197">
+            <wp:extent cx="1285137" cy="1685925"/>
+            <wp:effectExtent l="0" t="0" r="0" b="0"/>
+            <wp:docPr id="1495805131" name="Picture 1"/>
+            <wp:cNvGraphicFramePr>
+              <a:graphicFrameLocks xmlns:a="http://schemas.openxmlformats.org/drawingml/2006/main" noChangeAspect="1"/>
+            </wp:cNvGraphicFramePr>
+            <a:graphic xmlns:a="http://schemas.openxmlformats.org/drawingml/2006/main">
+              <a:graphicData uri="http://schemas.openxmlformats.org/drawingml/2006/picture">
+                <pic:pic xmlns:pic="http://schemas.openxmlformats.org/drawingml/2006/picture">
+                  <pic:nvPicPr>
+                    <pic:cNvPr id="1495805131" name=""/>
+                    <pic:cNvPicPr/>
+                  </pic:nvPicPr>
+                  <pic:blipFill>
+                    <a:blip r:embed="rId18"/>
+                    <a:stretch>
+                      <a:fillRect/>
+                    </a:stretch>
+                  </pic:blipFill>
+                  <pic:spPr>
+                    <a:xfrm>
+                      <a:off x="0" y="0"/>
+                      <a:ext cx="1289892" cy="1692163"/>
+                    </a:xfrm>
+                    <a:prstGeom prst="rect">
+                      <a:avLst/>
+                    </a:prstGeom>
+                  </pic:spPr>
+                </pic:pic>
+              </a:graphicData>
+            </a:graphic>
+          </wp:inline>
+        </w:drawing>
+      </w:r>
+      <w:r>
+        <w:t xml:space="preserve">  </w:t>
+      </w:r>
+      <w:r>
+        <w:drawing>
+          <wp:inline distT="0" distB="0" distL="0" distR="0" wp14:anchorId="70B70CC4" wp14:editId="79B2E84D">
+            <wp:extent cx="1419225" cy="1697218"/>
+            <wp:effectExtent l="0" t="0" r="0" b="0"/>
+            <wp:docPr id="1359045958" name="Picture 1"/>
+            <wp:cNvGraphicFramePr>
+              <a:graphicFrameLocks xmlns:a="http://schemas.openxmlformats.org/drawingml/2006/main" noChangeAspect="1"/>
+            </wp:cNvGraphicFramePr>
+            <a:graphic xmlns:a="http://schemas.openxmlformats.org/drawingml/2006/main">
+              <a:graphicData uri="http://schemas.openxmlformats.org/drawingml/2006/picture">
+                <pic:pic xmlns:pic="http://schemas.openxmlformats.org/drawingml/2006/picture">
+                  <pic:nvPicPr>
+                    <pic:cNvPr id="1359045958" name=""/>
+                    <pic:cNvPicPr/>
+                  </pic:nvPicPr>
+                  <pic:blipFill>
+                    <a:blip r:embed="rId19"/>
+                    <a:stretch>
+                      <a:fillRect/>
+                    </a:stretch>
+                  </pic:blipFill>
+                  <pic:spPr>
+                    <a:xfrm>
+                      <a:off x="0" y="0"/>
+                      <a:ext cx="1425288" cy="1704468"/>
+                    </a:xfrm>
+                    <a:prstGeom prst="rect">
+                      <a:avLst/>
+                    </a:prstGeom>
+                  </pic:spPr>
+                </pic:pic>
+              </a:graphicData>
+            </a:graphic>
+          </wp:inline>
+        </w:drawing>
+      </w:r>
+    </w:p>
+    <w:p>
+      <w:r>
+        <w:t>Luke 8:45-46</w:t>
+      </w:r>
+    </w:p>
+    <w:p>
+      <w:r>
+        <w:t>New International Version</w:t>
+      </w:r>
+    </w:p>
+    <w:p>
+      <w:r>
+        <w:rPr>
+          <w:b/>
+          <w:bCs/>
+          <w:vertAlign w:val="superscript"/>
+        </w:rPr>
+        <w:t>45 </w:t>
+      </w:r>
+      <w:r>
+        <w:t>“Who touched me?” Jesus asked.</w:t>
+      </w:r>
+    </w:p>
+    <w:p>
+      <w:r>
+        <w:t>When they all denied it, Peter said, “Master, the people are crowding and pressing against you.”</w:t>
+      </w:r>
+    </w:p>
+    <w:p>
+      <w:r>
+        <w:rPr>
+          <w:b/>
+          <w:bCs/>
+          <w:vertAlign w:val="superscript"/>
+        </w:rPr>
+        <w:t>46 </w:t>
+      </w:r>
+      <w:r>
+        <w:t>But Jesus said, “Someone touched me; I know that power has gone out from me.”</w:t>
+      </w:r>
+    </w:p>
+    <w:p/>
+    <w:p>
+      <w:r>
+        <w:t>The Greek word used is </w:t>
+      </w:r>
+      <w:r>
+        <w:rPr>
+          <w:i/>
+          <w:iCs/>
+        </w:rPr>
+        <w:t>dynamin</w:t>
+      </w:r>
+      <w:r>
+        <w:t>, which refers to divine or miraculous power.</w:t>
+      </w:r>
+      <w:r>
+        <w:t xml:space="preserve"> T</w:t>
+      </w:r>
+      <w:r>
+        <w:t>he woman reached out in faith, and Jesus consciously allowed His power to flow to her for her restoration</w:t>
+      </w:r>
+    </w:p>
+    <w:p/>
+    <w:p/>
+    <w:p>
+      <w:r>
+        <w:t>The main point of Luke 8:45-46 is to distinguish between casual physical proximity and purposeful, faith-filled contact with Jesus. While a massive crowd was physically "crushing" against Jesus, He singled out one specific touch because it was an intentional act of faith that drew miraculous power from Him. </w:t>
+      </w:r>
+    </w:p>
+    <w:p>
+      <w:pPr>
+        <w:rPr>
+          <w:b/>
+          <w:bCs/>
+        </w:rPr>
+      </w:pPr>
+      <w:r>
+        <w:rPr>
+          <w:b/>
+          <w:bCs/>
+        </w:rPr>
+        <w:t>Key Themes of the Passage</w:t>
+      </w:r>
+    </w:p>
+    <w:p>
+      <w:pPr>
+        <w:numPr>
+          <w:ilvl w:val="0"/>
+          <w:numId w:val="140"/>
+        </w:numPr>
+      </w:pPr>
+      <w:r>
+        <w:rPr>
+          <w:b/>
+          <w:bCs/>
+        </w:rPr>
+        <w:t>Faith vs. Proximity:</w:t>
+      </w:r>
+      <w:r>
+        <w:t> The disciples, led by Peter, were confused by Jesus' question "Who touched me?" because the entire crowd was pressing against Him. Jesus’ response in verse 46 clarifies that "somebody touched me" intentionally, as He perceived power (or "virtue") had gone out from Him to perform a healing.</w:t>
+      </w:r>
+    </w:p>
+    <w:p>
+      <w:pPr>
+        <w:numPr>
+          <w:ilvl w:val="0"/>
+          <w:numId w:val="140"/>
+        </w:numPr>
+      </w:pPr>
+      <w:r>
+        <w:rPr>
+          <w:b/>
+          <w:bCs/>
+        </w:rPr>
+        <w:t>Divine Awareness of Individuals:</w:t>
+      </w:r>
+      <w:r>
+        <w:t> Even in the midst of a chaotic crowd, Jesus is aware of individual needs and recognizes when someone reaches out to Him in sincere faith.</w:t>
+      </w:r>
+    </w:p>
+    <w:p>
+      <w:pPr>
+        <w:numPr>
+          <w:ilvl w:val="0"/>
+          <w:numId w:val="140"/>
+        </w:numPr>
+      </w:pPr>
+      <w:r>
+        <w:rPr>
+          <w:b/>
+          <w:bCs/>
+        </w:rPr>
+        <w:t>The Purpose of Public Confession:</w:t>
+      </w:r>
+      <w:r>
+        <w:t> Jesus did not ask "Who touched me?" out of ignorance; most commentators agree He likely knew the woman’s identity. He called her out to provide her an opportunity for public testimony, which confirmed her healing, restored her dignity in the community, and allowed for a personal relational encounter. </w:t>
+      </w:r>
+    </w:p>
+    <w:p>
+      <w:pPr>
+        <w:rPr>
+          <w:b/>
+          <w:bCs/>
+        </w:rPr>
+      </w:pPr>
+      <w:r>
+        <w:rPr>
+          <w:b/>
+          <w:bCs/>
+        </w:rPr>
+        <w:t>Distinctions in the "Touch"</w:t>
+      </w:r>
+    </w:p>
+    <w:p>
+      <w:r>
+        <w:lastRenderedPageBreak/>
+        <w:t>Commentaries often contrast the different types of contact described in these verses:</w:t>
+      </w:r>
+    </w:p>
+    <w:tbl>
+      <w:tblPr>
+        <w:tblW w:w="7440" w:type="dxa"/>
+        <w:tblCellMar>
+          <w:top w:w="15" w:type="dxa"/>
+          <w:left w:w="15" w:type="dxa"/>
+          <w:bottom w:w="15" w:type="dxa"/>
+          <w:right w:w="15" w:type="dxa"/>
+        </w:tblCellMar>
+        <w:tblLook w:val="04A0" w:firstRow="1" w:lastRow="0" w:firstColumn="1" w:lastColumn="0" w:noHBand="0" w:noVBand="1"/>
+      </w:tblPr>
+      <w:tblGrid>
+        <w:gridCol w:w="3762"/>
+        <w:gridCol w:w="3678"/>
+      </w:tblGrid>
+      <w:tr>
+        <w:tc>
+          <w:tcPr>
+            <w:tcW w:w="0" w:type="auto"/>
+            <w:tcBorders>
+              <w:bottom w:val="single" w:sz="6" w:space="0" w:color="D2D2D2"/>
+            </w:tcBorders>
+            <w:tcMar>
+              <w:top w:w="180" w:type="dxa"/>
+              <w:left w:w="0" w:type="dxa"/>
+              <w:bottom w:w="180" w:type="dxa"/>
+              <w:right w:w="240" w:type="dxa"/>
+            </w:tcMar>
+            <w:hideMark/>
+          </w:tcPr>
+          <w:p>
+            <w:r>
+              <w:rPr>
+                <w:b/>
+                <w:bCs/>
+              </w:rPr>
+              <w:t>The Crowd's Contact</w:t>
+            </w:r>
+            <w:r>
+              <w:t> </w:t>
+            </w:r>
+          </w:p>
+        </w:tc>
+        <w:tc>
+          <w:tcPr>
+            <w:tcW w:w="0" w:type="auto"/>
+            <w:tcBorders>
+              <w:bottom w:val="single" w:sz="6" w:space="0" w:color="D2D2D2"/>
+            </w:tcBorders>
+            <w:tcMar>
+              <w:top w:w="180" w:type="dxa"/>
+              <w:left w:w="0" w:type="dxa"/>
+              <w:bottom w:w="180" w:type="dxa"/>
+              <w:right w:w="0" w:type="dxa"/>
+            </w:tcMar>
+            <w:hideMark/>
+          </w:tcPr>
+          <w:p>
+            <w:r>
+              <w:rPr>
+                <w:b/>
+                <w:bCs/>
+              </w:rPr>
+              <w:t>The Woman's Touch</w:t>
+            </w:r>
+          </w:p>
+        </w:tc>
+      </w:tr>
+      <w:tr>
+        <w:tc>
+          <w:tcPr>
+            <w:tcW w:w="0" w:type="auto"/>
+            <w:tcBorders>
+              <w:bottom w:val="single" w:sz="6" w:space="0" w:color="D2D2D2"/>
+            </w:tcBorders>
+            <w:tcMar>
+              <w:top w:w="180" w:type="dxa"/>
+              <w:left w:w="0" w:type="dxa"/>
+              <w:bottom w:w="180" w:type="dxa"/>
+              <w:right w:w="240" w:type="dxa"/>
+            </w:tcMar>
+            <w:hideMark/>
+          </w:tcPr>
+          <w:p>
+            <w:r>
+              <w:t>Involuntary, accidental, or merely curious.</w:t>
+            </w:r>
+          </w:p>
+        </w:tc>
+        <w:tc>
+          <w:tcPr>
+            <w:tcW w:w="0" w:type="auto"/>
+            <w:tcBorders>
+              <w:bottom w:val="single" w:sz="6" w:space="0" w:color="D2D2D2"/>
+            </w:tcBorders>
+            <w:tcMar>
+              <w:top w:w="180" w:type="dxa"/>
+              <w:left w:w="0" w:type="dxa"/>
+              <w:bottom w:w="180" w:type="dxa"/>
+              <w:right w:w="0" w:type="dxa"/>
+            </w:tcMar>
+            <w:hideMark/>
+          </w:tcPr>
+          <w:p>
+            <w:r>
+              <w:t>Deliberate, intentional, and expectant.</w:t>
+            </w:r>
+          </w:p>
+        </w:tc>
+      </w:tr>
+      <w:tr>
+        <w:tc>
+          <w:tcPr>
+            <w:tcW w:w="0" w:type="auto"/>
+            <w:tcBorders>
+              <w:bottom w:val="single" w:sz="6" w:space="0" w:color="D2D2D2"/>
+            </w:tcBorders>
+            <w:tcMar>
+              <w:top w:w="180" w:type="dxa"/>
+              <w:left w:w="0" w:type="dxa"/>
+              <w:bottom w:w="180" w:type="dxa"/>
+              <w:right w:w="240" w:type="dxa"/>
+            </w:tcMar>
+            <w:hideMark/>
+          </w:tcPr>
+          <w:p>
+            <w:r>
+              <w:t>Results in no spiritual or physical change.</w:t>
+            </w:r>
+          </w:p>
+        </w:tc>
+        <w:tc>
+          <w:tcPr>
+            <w:tcW w:w="0" w:type="auto"/>
+            <w:tcBorders>
+              <w:bottom w:val="single" w:sz="6" w:space="0" w:color="D2D2D2"/>
+            </w:tcBorders>
+            <w:tcMar>
+              <w:top w:w="180" w:type="dxa"/>
+              <w:left w:w="0" w:type="dxa"/>
+              <w:bottom w:w="180" w:type="dxa"/>
+              <w:right w:w="0" w:type="dxa"/>
+            </w:tcMar>
+            <w:hideMark/>
+          </w:tcPr>
+          <w:p>
+            <w:r>
+              <w:t>Draws "virtue" or healing power directly from Jesus.</w:t>
+            </w:r>
+          </w:p>
+        </w:tc>
+      </w:tr>
+      <w:tr>
+        <w:tc>
+          <w:tcPr>
+            <w:tcW w:w="0" w:type="auto"/>
+            <w:tcBorders>
+              <w:bottom w:val="nil"/>
+            </w:tcBorders>
+            <w:tcMar>
+              <w:top w:w="180" w:type="dxa"/>
+              <w:left w:w="0" w:type="dxa"/>
+              <w:bottom w:w="180" w:type="dxa"/>
+              <w:right w:w="240" w:type="dxa"/>
+            </w:tcMar>
+            <w:hideMark/>
+          </w:tcPr>
+          <w:p>
+            <w:r>
+              <w:t>Represents nearness without a personal relationship.</w:t>
+            </w:r>
+          </w:p>
+        </w:tc>
+        <w:tc>
+          <w:tcPr>
+            <w:tcW w:w="0" w:type="auto"/>
+            <w:tcBorders>
+              <w:bottom w:val="nil"/>
+            </w:tcBorders>
+            <w:tcMar>
+              <w:top w:w="180" w:type="dxa"/>
+              <w:left w:w="0" w:type="dxa"/>
+              <w:bottom w:w="180" w:type="dxa"/>
+              <w:right w:w="0" w:type="dxa"/>
+            </w:tcMar>
+            <w:hideMark/>
+          </w:tcPr>
+          <w:p>
+            <w:r>
+              <w:t>Leads to restoration and a personal blessing from Christ.</w:t>
+            </w:r>
+          </w:p>
+        </w:tc>
+      </w:tr>
+    </w:tbl>
+    <w:p>
+      <w:pPr>
+        <w:rPr>
+          <w:b/>
+          <w:bCs/>
+        </w:rPr>
+      </w:pPr>
+      <w:r>
+        <w:rPr>
+          <w:b/>
+          <w:bCs/>
+        </w:rPr>
+        <w:t>Significance of "Virtue" or "Power" (Verse 46)</w:t>
+      </w:r>
+    </w:p>
+    <w:p>
+      <w:r>
+        <w:t>Jesus states, "I perceive that virtue is gone out of me". The Greek word used is </w:t>
+      </w:r>
+      <w:r>
+        <w:rPr>
+          <w:i/>
+          <w:iCs/>
+        </w:rPr>
+        <w:t>dynamin</w:t>
+      </w:r>
+      <w:r>
+        <w:t>, which refers to divine or miraculous power. This indicates that the healing was a reciprocal event: the woman reached out in faith, and Jesus consciously allowed His power to flow to her for her restoration. This encounter moved her beyond just physical relief to spiritual peace, as Jesus ultimately tells her, "your faith has made you well; go in peace" (verse 48). </w:t>
+      </w:r>
+    </w:p>
+    <w:p/>
+    <w:p>
+      <w:r>
+        <w:t>4</w:t>
+      </w:r>
+      <w:r>
+        <w:t>4</w:t>
+      </w:r>
+      <w:r>
+        <w:t>:00/1:16:02</w:t>
+      </w:r>
+    </w:p>
+    <w:p>
+      <w:r>
+        <w:drawing>
+          <wp:inline distT="0" distB="0" distL="0" distR="0" wp14:anchorId="33140219" wp14:editId="200EF3BA">
+            <wp:extent cx="1590675" cy="675558"/>
+            <wp:effectExtent l="0" t="0" r="0" b="0"/>
+            <wp:docPr id="391417337" name="Picture 1"/>
+            <wp:cNvGraphicFramePr>
+              <a:graphicFrameLocks xmlns:a="http://schemas.openxmlformats.org/drawingml/2006/main" noChangeAspect="1"/>
+            </wp:cNvGraphicFramePr>
+            <a:graphic xmlns:a="http://schemas.openxmlformats.org/drawingml/2006/main">
+              <a:graphicData uri="http://schemas.openxmlformats.org/drawingml/2006/picture">
+                <pic:pic xmlns:pic="http://schemas.openxmlformats.org/drawingml/2006/picture">
+                  <pic:nvPicPr>
+                    <pic:cNvPr id="391417337" name=""/>
+                    <pic:cNvPicPr/>
+                  </pic:nvPicPr>
+                  <pic:blipFill>
+                    <a:blip r:embed="rId20"/>
+                    <a:stretch>
+                      <a:fillRect/>
+                    </a:stretch>
+                  </pic:blipFill>
+                  <pic:spPr>
+                    <a:xfrm>
+                      <a:off x="0" y="0"/>
+                      <a:ext cx="1606782" cy="682399"/>
+                    </a:xfrm>
+                    <a:prstGeom prst="rect">
+                      <a:avLst/>
+                    </a:prstGeom>
+                  </pic:spPr>
+                </pic:pic>
+              </a:graphicData>
+            </a:graphic>
+          </wp:inline>
+        </w:drawing>
+      </w:r>
+    </w:p>
+    <w:p/>
+    <w:p>
+      <w:r>
+        <w:t>4</w:t>
+      </w:r>
+      <w:r>
+        <w:t>5</w:t>
+      </w:r>
+      <w:r>
+        <w:t>:00/1:16:02</w:t>
+      </w:r>
+    </w:p>
+    <w:p>
+      <w:r>
+        <w:drawing>
+          <wp:inline distT="0" distB="0" distL="0" distR="0" wp14:anchorId="2B031BB7" wp14:editId="620DB5E2">
+            <wp:extent cx="1771650" cy="1049449"/>
+            <wp:effectExtent l="0" t="0" r="0" b="0"/>
+            <wp:docPr id="166830787" name="Picture 1"/>
+            <wp:cNvGraphicFramePr>
+              <a:graphicFrameLocks xmlns:a="http://schemas.openxmlformats.org/drawingml/2006/main" noChangeAspect="1"/>
+            </wp:cNvGraphicFramePr>
+            <a:graphic xmlns:a="http://schemas.openxmlformats.org/drawingml/2006/main">
+              <a:graphicData uri="http://schemas.openxmlformats.org/drawingml/2006/picture">
+                <pic:pic xmlns:pic="http://schemas.openxmlformats.org/drawingml/2006/picture">
+                  <pic:nvPicPr>
+                    <pic:cNvPr id="166830787" name=""/>
+                    <pic:cNvPicPr/>
+                  </pic:nvPicPr>
+                  <pic:blipFill>
+                    <a:blip r:embed="rId21"/>
+                    <a:stretch>
+                      <a:fillRect/>
+                    </a:stretch>
+                  </pic:blipFill>
+                  <pic:spPr>
+                    <a:xfrm>
+                      <a:off x="0" y="0"/>
+                      <a:ext cx="1779326" cy="1053996"/>
+                    </a:xfrm>
+                    <a:prstGeom prst="rect">
+                      <a:avLst/>
+                    </a:prstGeom>
+                  </pic:spPr>
+                </pic:pic>
+              </a:graphicData>
+            </a:graphic>
+          </wp:inline>
+        </w:drawing>
+      </w:r>
+    </w:p>
+    <w:p>
+      <w:r>
+        <w:t>Hebrews 4:15</w:t>
+      </w:r>
+    </w:p>
+    <w:p>
+      <w:r>
+        <w:t>New International Version</w:t>
+      </w:r>
+    </w:p>
+    <w:p>
+      <w:r>
+        <w:rPr>
+          <w:b/>
+          <w:bCs/>
+          <w:vertAlign w:val="superscript"/>
+        </w:rPr>
+        <w:t>15 </w:t>
+      </w:r>
+      <w:r>
+        <w:t>For we do not have a high priest who is unable to empathize with our weaknesses, but we have one who has been tempted in every way, just as we are—yet he did not sin.</w:t>
+      </w:r>
+    </w:p>
+    <w:p/>
+    <w:p/>
+    <w:p>
+      <w:r>
+        <w:t>4</w:t>
+      </w:r>
+      <w:r>
+        <w:t>7</w:t>
+      </w:r>
+      <w:r>
+        <w:t>:00/1:16:02</w:t>
+      </w:r>
+    </w:p>
+    <w:p>
+      <w:r>
+        <w:drawing>
+          <wp:inline distT="0" distB="0" distL="0" distR="0" wp14:anchorId="2893D891" wp14:editId="321BED7B">
+            <wp:extent cx="4514850" cy="748134"/>
+            <wp:effectExtent l="0" t="0" r="0" b="0"/>
+            <wp:docPr id="1476105946" name="Picture 1"/>
+            <wp:cNvGraphicFramePr>
+              <a:graphicFrameLocks xmlns:a="http://schemas.openxmlformats.org/drawingml/2006/main" noChangeAspect="1"/>
+            </wp:cNvGraphicFramePr>
+            <a:graphic xmlns:a="http://schemas.openxmlformats.org/drawingml/2006/main">
+              <a:graphicData uri="http://schemas.openxmlformats.org/drawingml/2006/picture">
+                <pic:pic xmlns:pic="http://schemas.openxmlformats.org/drawingml/2006/picture">
+                  <pic:nvPicPr>
+                    <pic:cNvPr id="1476105946" name=""/>
+                    <pic:cNvPicPr/>
+                  </pic:nvPicPr>
+                  <pic:blipFill>
+                    <a:blip r:embed="rId22"/>
+                    <a:stretch>
+                      <a:fillRect/>
+                    </a:stretch>
+                  </pic:blipFill>
+                  <pic:spPr>
+                    <a:xfrm>
+                      <a:off x="0" y="0"/>
+                      <a:ext cx="4529885" cy="750625"/>
+                    </a:xfrm>
+                    <a:prstGeom prst="rect">
+                      <a:avLst/>
+                    </a:prstGeom>
+                  </pic:spPr>
+                </pic:pic>
+              </a:graphicData>
+            </a:graphic>
+          </wp:inline>
+        </w:drawing>
+      </w:r>
+    </w:p>
+    <w:p>
+      <w:r>
+        <w:t>Hebrews 4:15</w:t>
+      </w:r>
+    </w:p>
+    <w:p>
+      <w:r>
+        <w:t>New International Version</w:t>
+      </w:r>
+    </w:p>
+    <w:p>
+      <w:r>
+        <w:rPr>
+          <w:b/>
+          <w:bCs/>
+          <w:vertAlign w:val="superscript"/>
+        </w:rPr>
+        <w:lastRenderedPageBreak/>
+        <w:t>15 </w:t>
+      </w:r>
+      <w:r>
+        <w:t>For we do not have a high priest who is unable to empathize with our weaknesses, but we have one who has been tempted in every way, just as we are—yet he did not sin.</w:t>
+      </w:r>
+    </w:p>
+    <w:p/>
+    <w:p>
+      <w:r>
+        <w:t xml:space="preserve">Jesus is a sympathetic and understanding with human weaknesses </w:t>
+      </w:r>
+      <w:r>
+        <w:t>.</w:t>
+      </w:r>
+    </w:p>
+    <w:p/>
+    <w:p>
+      <w:r>
+        <w:t>The main point of Hebrews 4:15 is that Jesus is a sympathetic and understanding High Priest who can truly empathize with human weaknesses because he was tempted in every way just as humans are, yet remained without sin. This sinlessness makes him the perfect mediator who empowers believers to approach God for grace. </w:t>
+      </w:r>
+    </w:p>
+    <w:p>
+      <w:r>
+        <w:t>Key aspects of this verse include:</w:t>
+      </w:r>
+    </w:p>
+    <w:p>
+      <w:pPr>
+        <w:numPr>
+          <w:ilvl w:val="0"/>
+          <w:numId w:val="141"/>
+        </w:numPr>
+      </w:pPr>
+      <w:r>
+        <w:rPr>
+          <w:b/>
+          <w:bCs/>
+        </w:rPr>
+        <w:t>Active Sympathy:</w:t>
+      </w:r>
+      <w:r>
+        <w:t> The term "sympathize" means Jesus feels with us and suffers alongside us, having personally experienced human pain and temptation.</w:t>
+      </w:r>
+    </w:p>
+    <w:p>
+      <w:pPr>
+        <w:numPr>
+          <w:ilvl w:val="0"/>
+          <w:numId w:val="141"/>
+        </w:numPr>
+      </w:pPr>
+      <w:r>
+        <w:rPr>
+          <w:b/>
+          <w:bCs/>
+        </w:rPr>
+        <w:t>Total Temptation:</w:t>
+      </w:r>
+      <w:r>
+        <w:t> Jesus faced the full spectrum of temptation, meaning his understanding of human struggle is experiential, not just theoretical.</w:t>
+      </w:r>
+    </w:p>
+    <w:p>
+      <w:pPr>
+        <w:numPr>
+          <w:ilvl w:val="0"/>
+          <w:numId w:val="141"/>
+        </w:numPr>
+      </w:pPr>
+      <w:r>
+        <w:rPr>
+          <w:b/>
+          <w:bCs/>
+        </w:rPr>
+        <w:t>Sinless Example:</w:t>
+      </w:r>
+      <w:r>
+        <w:t> Despite being tempted, Jesus never yielded, making him the "spotless lamb" qualified to bridge the gap between God and humanity.</w:t>
+      </w:r>
+    </w:p>
+    <w:p>
+      <w:pPr>
+        <w:numPr>
+          <w:ilvl w:val="0"/>
+          <w:numId w:val="141"/>
+        </w:numPr>
+      </w:pPr>
+      <w:r>
+        <w:rPr>
+          <w:b/>
+          <w:bCs/>
+        </w:rPr>
+        <w:t>Access to Grace:</w:t>
+      </w:r>
+      <w:r>
+        <w:t> Because of his unique role, he invites believers to approach the "throne of grace" with confidence to find help. </w:t>
+      </w:r>
+    </w:p>
+    <w:p/>
+    <w:p>
+      <w:r>
+        <w:t>4</w:t>
+      </w:r>
+      <w:r>
+        <w:t>8</w:t>
+      </w:r>
+      <w:r>
+        <w:t>:00/1:16:02</w:t>
+      </w:r>
+    </w:p>
+    <w:p>
+      <w:r>
+        <w:drawing>
+          <wp:inline distT="0" distB="0" distL="0" distR="0" wp14:anchorId="254964BD" wp14:editId="485BFF14">
+            <wp:extent cx="1743075" cy="1431215"/>
+            <wp:effectExtent l="0" t="0" r="0" b="0"/>
+            <wp:docPr id="1570146128" name="Picture 1"/>
+            <wp:cNvGraphicFramePr>
+              <a:graphicFrameLocks xmlns:a="http://schemas.openxmlformats.org/drawingml/2006/main" noChangeAspect="1"/>
+            </wp:cNvGraphicFramePr>
+            <a:graphic xmlns:a="http://schemas.openxmlformats.org/drawingml/2006/main">
+              <a:graphicData uri="http://schemas.openxmlformats.org/drawingml/2006/picture">
+                <pic:pic xmlns:pic="http://schemas.openxmlformats.org/drawingml/2006/picture">
+                  <pic:nvPicPr>
+                    <pic:cNvPr id="1570146128" name=""/>
+                    <pic:cNvPicPr/>
+                  </pic:nvPicPr>
+                  <pic:blipFill>
+                    <a:blip r:embed="rId23"/>
+                    <a:stretch>
+                      <a:fillRect/>
+                    </a:stretch>
+                  </pic:blipFill>
+                  <pic:spPr>
+                    <a:xfrm>
+                      <a:off x="0" y="0"/>
+                      <a:ext cx="1745545" cy="1433243"/>
+                    </a:xfrm>
+                    <a:prstGeom prst="rect">
+                      <a:avLst/>
+                    </a:prstGeom>
+                  </pic:spPr>
+                </pic:pic>
+              </a:graphicData>
+            </a:graphic>
+          </wp:inline>
+        </w:drawing>
+      </w:r>
+    </w:p>
+    <w:p>
+      <w:r>
+        <w:t>Ignore: Annoyance and Performance.</w:t>
+      </w:r>
+    </w:p>
+    <w:p>
+      <w:r>
+        <w:t>Just focus on Significance</w:t>
+      </w:r>
+    </w:p>
+    <w:p/>
+    <w:p>
+      <w:r>
+        <w:t>50</w:t>
+      </w:r>
+      <w:r>
+        <w:t>:00/1:16:02</w:t>
+      </w:r>
+    </w:p>
+    <w:p>
+      <w:r>
+        <w:drawing>
+          <wp:inline distT="0" distB="0" distL="0" distR="0" wp14:anchorId="1ECB7236" wp14:editId="6F35967F">
+            <wp:extent cx="5943600" cy="805815"/>
+            <wp:effectExtent l="0" t="0" r="0" b="0"/>
+            <wp:docPr id="1691324580" name="Picture 1"/>
+            <wp:cNvGraphicFramePr>
+              <a:graphicFrameLocks xmlns:a="http://schemas.openxmlformats.org/drawingml/2006/main" noChangeAspect="1"/>
+            </wp:cNvGraphicFramePr>
+            <a:graphic xmlns:a="http://schemas.openxmlformats.org/drawingml/2006/main">
+              <a:graphicData uri="http://schemas.openxmlformats.org/drawingml/2006/picture">
+                <pic:pic xmlns:pic="http://schemas.openxmlformats.org/drawingml/2006/picture">
+                  <pic:nvPicPr>
+                    <pic:cNvPr id="1691324580" name=""/>
+                    <pic:cNvPicPr/>
+                  </pic:nvPicPr>
+                  <pic:blipFill>
+                    <a:blip r:embed="rId24"/>
+                    <a:stretch>
+                      <a:fillRect/>
+                    </a:stretch>
+                  </pic:blipFill>
+                  <pic:spPr>
+                    <a:xfrm>
+                      <a:off x="0" y="0"/>
+                      <a:ext cx="5943600" cy="805815"/>
+                    </a:xfrm>
+                    <a:prstGeom prst="rect">
+                      <a:avLst/>
+                    </a:prstGeom>
+                  </pic:spPr>
+                </pic:pic>
+              </a:graphicData>
+            </a:graphic>
+          </wp:inline>
+        </w:drawing>
+      </w:r>
+    </w:p>
+    <w:p>
+      <w:r>
+        <w:t>Luke 8:48</w:t>
+      </w:r>
+    </w:p>
+    <w:p>
+      <w:r>
+        <w:t>New International Version</w:t>
+      </w:r>
+    </w:p>
+    <w:p>
+      <w:r>
+        <w:rPr>
+          <w:b/>
+          <w:bCs/>
+          <w:vertAlign w:val="superscript"/>
+        </w:rPr>
+        <w:t>48 </w:t>
+      </w:r>
+      <w:r>
+        <w:t>Then he said to her, “Daughter, your faith has healed you. Go in peace.”</w:t>
+      </w:r>
+    </w:p>
+    <w:p/>
+    <w:p>
+      <w:r>
+        <w:t>F</w:t>
+      </w:r>
+      <w:r>
+        <w:t xml:space="preserve">aith in Jesus brings total restoration </w:t>
+      </w:r>
+      <w:r>
+        <w:t xml:space="preserve">including </w:t>
+      </w:r>
+      <w:r>
+        <w:t>physical, spiritual, and social</w:t>
+      </w:r>
+      <w:r>
+        <w:t>.</w:t>
+      </w:r>
+    </w:p>
+    <w:p/>
+    <w:p/>
+    <w:p>
+      <w:r>
+        <w:t>The main point of Luke 8:48—</w:t>
+      </w:r>
+      <w:r>
+        <w:rPr>
+          <w:i/>
+          <w:iCs/>
+        </w:rPr>
+        <w:t>"Daughter, your faith has healed you. Go in peace"</w:t>
+      </w:r>
+      <w:r>
+        <w:t xml:space="preserve">—is that active, personal faith in Jesus brings total restoration (physical, spiritual, and social) rather than just ritualistic </w:t>
+      </w:r>
+      <w:r>
+        <w:lastRenderedPageBreak/>
+        <w:t>healing. Jesus publicly affirms the woman to restore her social standing and comfort her, emphasizing that she is a beloved "daughter" of God. </w:t>
+      </w:r>
+    </w:p>
+    <w:p>
+      <w:r>
+        <w:t>Key takeaways from this verse include:</w:t>
+      </w:r>
+    </w:p>
+    <w:p>
+      <w:pPr>
+        <w:numPr>
+          <w:ilvl w:val="0"/>
+          <w:numId w:val="142"/>
+        </w:numPr>
+      </w:pPr>
+      <w:r>
+        <w:rPr>
+          <w:b/>
+          <w:bCs/>
+        </w:rPr>
+        <w:t>Faith is the Catalyst:</w:t>
+      </w:r>
+      <w:r>
+        <w:t> Jesus highlights that it was her persistent faith, not just the physical touch, that brought healing.</w:t>
+      </w:r>
+    </w:p>
+    <w:p>
+      <w:pPr>
+        <w:numPr>
+          <w:ilvl w:val="0"/>
+          <w:numId w:val="142"/>
+        </w:numPr>
+      </w:pPr>
+      <w:r>
+        <w:rPr>
+          <w:b/>
+          <w:bCs/>
+        </w:rPr>
+        <w:t>Wholeness, Not Just Healing:</w:t>
+      </w:r>
+      <w:r>
+        <w:t> The phrase "made you well" (or "saved/healed" in Greek) implies comprehensive restoration, including the peace of mind and societal re-acceptance.</w:t>
+      </w:r>
+    </w:p>
+    <w:p>
+      <w:pPr>
+        <w:numPr>
+          <w:ilvl w:val="0"/>
+          <w:numId w:val="142"/>
+        </w:numPr>
+      </w:pPr>
+      <w:r>
+        <w:rPr>
+          <w:b/>
+          <w:bCs/>
+        </w:rPr>
+        <w:t>Personalized Grace:</w:t>
+      </w:r>
+      <w:r>
+        <w:t> By calling her "Daughter," Jesus shows tender compassion, acknowledging her as part of God's family, breaking her social isolation.</w:t>
+      </w:r>
+    </w:p>
+    <w:p>
+      <w:pPr>
+        <w:numPr>
+          <w:ilvl w:val="0"/>
+          <w:numId w:val="142"/>
+        </w:numPr>
+      </w:pPr>
+      <w:r>
+        <w:rPr>
+          <w:b/>
+          <w:bCs/>
+        </w:rPr>
+        <w:t>Peace as the Result:</w:t>
+      </w:r>
+      <w:r>
+        <w:t> He sends her away with "peace" (shalom), indicating a reconciled state with God and herself. </w:t>
+      </w:r>
+    </w:p>
+    <w:p>
+      <w:r>
+        <w:t>In context, this occurs immediately before Jesus raises Jairus's daughter, highlighting his authority over both chronic illness and death, triggered by faith. </w:t>
+      </w:r>
+    </w:p>
+    <w:p/>
+    <w:p>
+      <w:r>
+        <w:t>5</w:t>
+      </w:r>
+      <w:r>
+        <w:t>7</w:t>
+      </w:r>
+      <w:r>
+        <w:t>:00/1:16:02</w:t>
+      </w:r>
+    </w:p>
+    <w:p>
+      <w:r>
+        <w:drawing>
+          <wp:inline distT="0" distB="0" distL="0" distR="0" wp14:anchorId="6E328649" wp14:editId="0D7D6AEB">
+            <wp:extent cx="5943600" cy="644525"/>
+            <wp:effectExtent l="0" t="0" r="0" b="3175"/>
+            <wp:docPr id="141065219" name="Picture 1"/>
+            <wp:cNvGraphicFramePr>
+              <a:graphicFrameLocks xmlns:a="http://schemas.openxmlformats.org/drawingml/2006/main" noChangeAspect="1"/>
+            </wp:cNvGraphicFramePr>
+            <a:graphic xmlns:a="http://schemas.openxmlformats.org/drawingml/2006/main">
+              <a:graphicData uri="http://schemas.openxmlformats.org/drawingml/2006/picture">
+                <pic:pic xmlns:pic="http://schemas.openxmlformats.org/drawingml/2006/picture">
+                  <pic:nvPicPr>
+                    <pic:cNvPr id="141065219" name=""/>
+                    <pic:cNvPicPr/>
+                  </pic:nvPicPr>
+                  <pic:blipFill>
+                    <a:blip r:embed="rId25"/>
+                    <a:stretch>
+                      <a:fillRect/>
+                    </a:stretch>
+                  </pic:blipFill>
+                  <pic:spPr>
+                    <a:xfrm>
+                      <a:off x="0" y="0"/>
+                      <a:ext cx="5943600" cy="644525"/>
+                    </a:xfrm>
+                    <a:prstGeom prst="rect">
+                      <a:avLst/>
+                    </a:prstGeom>
+                  </pic:spPr>
+                </pic:pic>
+              </a:graphicData>
+            </a:graphic>
+          </wp:inline>
+        </w:drawing>
+      </w:r>
+    </w:p>
+    <w:p>
+      <w:r>
+        <w:t>Desperation isn’t for the least prepared in life. It is for the most aware in life</w:t>
+      </w:r>
+      <w:r>
+        <w:t>.</w:t>
+      </w:r>
+    </w:p>
+    <w:p/>
+    <w:p>
+      <w:r>
+        <w:t>While the exact phrase provided does not appear as a historically documented quote, it aligns with philosophical and psychological themes regarding the relationship between </w:t>
+      </w:r>
+      <w:r>
+        <w:rPr>
+          <w:b/>
+          <w:bCs/>
+        </w:rPr>
+        <w:t>awareness, preparation, and desperation</w:t>
+      </w:r>
+      <w:r>
+        <w:t>. Desperation is often viewed not as a lack of preparation, but as a condition that arises when a </w:t>
+      </w:r>
+      <w:r>
+        <w:rPr>
+          <w:b/>
+          <w:bCs/>
+        </w:rPr>
+        <w:t>recognized need exceeds one's ability to meet it</w:t>
+      </w:r>
+      <w:r>
+        <w:t>. </w:t>
+      </w:r>
+    </w:p>
+    <w:p>
+      <w:pPr>
+        <w:rPr>
+          <w:b/>
+          <w:bCs/>
+        </w:rPr>
+      </w:pPr>
+      <w:r>
+        <w:rPr>
+          <w:b/>
+          <w:bCs/>
+        </w:rPr>
+        <w:t>The Philosophy of Desperation and Awareness</w:t>
+      </w:r>
+    </w:p>
+    <w:p>
+      <w:r>
+        <w:t>Philosophers and modern commentators suggest that desperation is deeply tied to a person's conscious state and awareness of their reality.</w:t>
+      </w:r>
+    </w:p>
+    <w:p>
+      <w:pPr>
+        <w:numPr>
+          <w:ilvl w:val="0"/>
+          <w:numId w:val="143"/>
+        </w:numPr>
+      </w:pPr>
+      <w:r>
+        <w:rPr>
+          <w:b/>
+          <w:bCs/>
+        </w:rPr>
+        <w:t>Awareness as a Catalyst:</w:t>
+      </w:r>
+      <w:r>
+        <w:t> Desperation can be a necessary ingredient for learning or creation; without reaching a point of desperation, one may lack the drive to pursue significant change.</w:t>
+      </w:r>
+    </w:p>
+    <w:p>
+      <w:pPr>
+        <w:numPr>
+          <w:ilvl w:val="0"/>
+          <w:numId w:val="143"/>
+        </w:numPr>
+      </w:pPr>
+      <w:r>
+        <w:rPr>
+          <w:b/>
+          <w:bCs/>
+        </w:rPr>
+        <w:t>The "Quiet Desperation" of the Aware:</w:t>
+      </w:r>
+      <w:r>
+        <w:t> Henry David Thoreau famously noted that "the mass of men lead lives of quiet desperation," which modern interpretations suggest stems from a </w:t>
+      </w:r>
+      <w:r>
+        <w:rPr>
+          <w:b/>
+          <w:bCs/>
+        </w:rPr>
+        <w:t>denial of one's deeper desires</w:t>
+      </w:r>
+      <w:r>
+        <w:t>. In this context, awareness of an unfulfilled life creates the desperation that others, who are less aware or more resigned, may not feel.</w:t>
+      </w:r>
+    </w:p>
+    <w:p>
+      <w:pPr>
+        <w:numPr>
+          <w:ilvl w:val="0"/>
+          <w:numId w:val="143"/>
+        </w:numPr>
+      </w:pPr>
+      <w:r>
+        <w:rPr>
+          <w:b/>
+          <w:bCs/>
+        </w:rPr>
+        <w:t>Hardship and Self-Awareness:</w:t>
+      </w:r>
+      <w:r>
+        <w:t> Facing hardships forces an individual to confront their true self, revealing limitations and beliefs that were previously unobserved. This shift in self-awareness is often described as a powerful byproduct of difficult, desperate times. </w:t>
+      </w:r>
+    </w:p>
+    <w:p>
+      <w:pPr>
+        <w:rPr>
+          <w:b/>
+          <w:bCs/>
+        </w:rPr>
+      </w:pPr>
+      <w:r>
+        <w:rPr>
+          <w:b/>
+          <w:bCs/>
+        </w:rPr>
+        <w:t>Preparation vs. Desperation</w:t>
+      </w:r>
+    </w:p>
+    <w:p>
+      <w:r>
+        <w:t>While preparation is a tool for resilience, it does not necessarily eliminate desperation; rather, it changes how one responds to it.</w:t>
+      </w:r>
+    </w:p>
+    <w:p>
+      <w:pPr>
+        <w:numPr>
+          <w:ilvl w:val="0"/>
+          <w:numId w:val="144"/>
+        </w:numPr>
+      </w:pPr>
+      <w:r>
+        <w:rPr>
+          <w:b/>
+          <w:bCs/>
+        </w:rPr>
+        <w:t>Resilience through Preparation:</w:t>
+      </w:r>
+      <w:r>
+        <w:t> Preparation, such as following the proverb "prepare for the worst, hope for the best," is intended to prevent one from being caught off guard by unexpected events.</w:t>
+      </w:r>
+    </w:p>
+    <w:p>
+      <w:pPr>
+        <w:numPr>
+          <w:ilvl w:val="0"/>
+          <w:numId w:val="144"/>
+        </w:numPr>
+      </w:pPr>
+      <w:r>
+        <w:rPr>
+          <w:b/>
+          <w:bCs/>
+        </w:rPr>
+        <w:t>Mental Frameworks:</w:t>
+      </w:r>
+      <w:r>
+        <w:t> Heightened awareness can be activated through mental frameworks that plan for contingencies. When a situation worsens, this habit of preparation allows an individual to remain composed rather than reacting with chaotic desperation.</w:t>
+      </w:r>
+    </w:p>
+    <w:p>
+      <w:pPr>
+        <w:numPr>
+          <w:ilvl w:val="0"/>
+          <w:numId w:val="144"/>
+        </w:numPr>
+      </w:pPr>
+      <w:r>
+        <w:rPr>
+          <w:b/>
+          <w:bCs/>
+        </w:rPr>
+        <w:lastRenderedPageBreak/>
+        <w:t>The Limits of Preparation:</w:t>
+      </w:r>
+      <w:r>
+        <w:t> Life often brings hardships when individuals feel the </w:t>
+      </w:r>
+      <w:r>
+        <w:rPr>
+          <w:i/>
+          <w:iCs/>
+        </w:rPr>
+        <w:t>least</w:t>
+      </w:r>
+      <w:r>
+        <w:t> prepared, but awareness of one's own wholeness and maturity can prevent these situations from turning into unhealthy desperation. </w:t>
+      </w:r>
+    </w:p>
+    <w:p>
+      <w:pPr>
+        <w:rPr>
+          <w:b/>
+          <w:bCs/>
+        </w:rPr>
+      </w:pPr>
+      <w:r>
+        <w:rPr>
+          <w:b/>
+          <w:bCs/>
+        </w:rPr>
+        <w:t>Comparative Perspectives on Desperation</w:t>
+      </w:r>
+    </w:p>
+    <w:tbl>
+      <w:tblPr>
+        <w:tblW w:w="7440" w:type="dxa"/>
+        <w:tblCellMar>
+          <w:top w:w="15" w:type="dxa"/>
+          <w:left w:w="15" w:type="dxa"/>
+          <w:bottom w:w="15" w:type="dxa"/>
+          <w:right w:w="15" w:type="dxa"/>
+        </w:tblCellMar>
+        <w:tblLook w:val="04A0" w:firstRow="1" w:lastRow="0" w:firstColumn="1" w:lastColumn="0" w:noHBand="0" w:noVBand="1"/>
+      </w:tblPr>
+      <w:tblGrid>
+        <w:gridCol w:w="3390"/>
+        <w:gridCol w:w="4050"/>
+      </w:tblGrid>
+      <w:tr>
+        <w:tc>
+          <w:tcPr>
+            <w:tcW w:w="0" w:type="auto"/>
+            <w:tcBorders>
+              <w:bottom w:val="single" w:sz="6" w:space="0" w:color="D2D2D2"/>
+            </w:tcBorders>
+            <w:tcMar>
+              <w:top w:w="120" w:type="dxa"/>
+              <w:left w:w="0" w:type="dxa"/>
+              <w:bottom w:w="120" w:type="dxa"/>
+              <w:right w:w="0" w:type="dxa"/>
+            </w:tcMar>
+            <w:hideMark/>
+          </w:tcPr>
+          <w:p>
+            <w:pPr>
+              <w:rPr>
+                <w:b/>
+                <w:bCs/>
+              </w:rPr>
+            </w:pPr>
+            <w:r>
+              <w:rPr>
+                <w:b/>
+                <w:bCs/>
+              </w:rPr>
+              <w:t>Perspective</w:t>
+            </w:r>
+          </w:p>
+        </w:tc>
+        <w:tc>
+          <w:tcPr>
+            <w:tcW w:w="0" w:type="auto"/>
+            <w:tcBorders>
+              <w:bottom w:val="single" w:sz="6" w:space="0" w:color="D2D2D2"/>
+              <w:right w:val="nil"/>
+            </w:tcBorders>
+            <w:tcMar>
+              <w:top w:w="120" w:type="dxa"/>
+              <w:left w:w="0" w:type="dxa"/>
+              <w:bottom w:w="120" w:type="dxa"/>
+              <w:right w:w="0" w:type="dxa"/>
+            </w:tcMar>
+            <w:hideMark/>
+          </w:tcPr>
+          <w:p>
+            <w:pPr>
+              <w:rPr>
+                <w:b/>
+                <w:bCs/>
+              </w:rPr>
+            </w:pPr>
+            <w:r>
+              <w:rPr>
+                <w:b/>
+                <w:bCs/>
+              </w:rPr>
+              <w:t>Outcome</w:t>
+            </w:r>
+          </w:p>
+        </w:tc>
+      </w:tr>
+      <w:tr>
+        <w:tc>
+          <w:tcPr>
+            <w:tcW w:w="0" w:type="auto"/>
+            <w:tcBorders>
+              <w:bottom w:val="single" w:sz="6" w:space="0" w:color="D2D2D2"/>
+            </w:tcBorders>
+            <w:tcMar>
+              <w:top w:w="180" w:type="dxa"/>
+              <w:left w:w="0" w:type="dxa"/>
+              <w:bottom w:w="180" w:type="dxa"/>
+              <w:right w:w="0" w:type="dxa"/>
+            </w:tcMar>
+            <w:hideMark/>
+          </w:tcPr>
+          <w:p>
+            <w:r>
+              <w:t>Spiritual/Religious</w:t>
+            </w:r>
+          </w:p>
+          <w:p>
+            <w:r>
+              <w:t>Recognizing a need beyond one's own ability</w:t>
+            </w:r>
+          </w:p>
+        </w:tc>
+        <w:tc>
+          <w:tcPr>
+            <w:tcW w:w="0" w:type="auto"/>
+            <w:tcBorders>
+              <w:bottom w:val="single" w:sz="6" w:space="0" w:color="D2D2D2"/>
+              <w:right w:val="nil"/>
+            </w:tcBorders>
+            <w:tcMar>
+              <w:top w:w="180" w:type="dxa"/>
+              <w:left w:w="0" w:type="dxa"/>
+              <w:bottom w:w="180" w:type="dxa"/>
+              <w:right w:w="0" w:type="dxa"/>
+            </w:tcMar>
+            <w:hideMark/>
+          </w:tcPr>
+          <w:p>
+            <w:r>
+              <w:t>Spiritual/Religious</w:t>
+            </w:r>
+          </w:p>
+          <w:p>
+            <w:r>
+              <w:t>Moves toward "breakthrough faith" or divine guidance</w:t>
+            </w:r>
+          </w:p>
+        </w:tc>
+      </w:tr>
+      <w:tr>
+        <w:tc>
+          <w:tcPr>
+            <w:tcW w:w="0" w:type="auto"/>
+            <w:tcBorders>
+              <w:bottom w:val="single" w:sz="6" w:space="0" w:color="D2D2D2"/>
+            </w:tcBorders>
+            <w:tcMar>
+              <w:top w:w="180" w:type="dxa"/>
+              <w:left w:w="0" w:type="dxa"/>
+              <w:bottom w:w="180" w:type="dxa"/>
+              <w:right w:w="0" w:type="dxa"/>
+            </w:tcMar>
+            <w:hideMark/>
+          </w:tcPr>
+          <w:p>
+            <w:r>
+              <w:t>Philosophical (Thoreau)</w:t>
+            </w:r>
+          </w:p>
+          <w:p>
+            <w:r>
+              <w:t>Awareness of unfulfilled aspirations</w:t>
+            </w:r>
+          </w:p>
+        </w:tc>
+        <w:tc>
+          <w:tcPr>
+            <w:tcW w:w="0" w:type="auto"/>
+            <w:tcBorders>
+              <w:bottom w:val="single" w:sz="6" w:space="0" w:color="D2D2D2"/>
+              <w:right w:val="nil"/>
+            </w:tcBorders>
+            <w:tcMar>
+              <w:top w:w="180" w:type="dxa"/>
+              <w:left w:w="0" w:type="dxa"/>
+              <w:bottom w:w="180" w:type="dxa"/>
+              <w:right w:w="0" w:type="dxa"/>
+            </w:tcMar>
+            <w:hideMark/>
+          </w:tcPr>
+          <w:p>
+            <w:r>
+              <w:t>Philosophical (Thoreau)</w:t>
+            </w:r>
+          </w:p>
+          <w:p>
+            <w:r>
+              <w:t>Can lead to either "quiet desperation" or intentional living</w:t>
+            </w:r>
+          </w:p>
+        </w:tc>
+      </w:tr>
+      <w:tr>
+        <w:tc>
+          <w:tcPr>
+            <w:tcW w:w="0" w:type="auto"/>
+            <w:tcBorders>
+              <w:bottom w:val="single" w:sz="6" w:space="0" w:color="D2D2D2"/>
+            </w:tcBorders>
+            <w:tcMar>
+              <w:top w:w="180" w:type="dxa"/>
+              <w:left w:w="0" w:type="dxa"/>
+              <w:bottom w:w="180" w:type="dxa"/>
+              <w:right w:w="0" w:type="dxa"/>
+            </w:tcMar>
+            <w:hideMark/>
+          </w:tcPr>
+          <w:p>
+            <w:r>
+              <w:t>Psychological</w:t>
+            </w:r>
+          </w:p>
+          <w:p>
+            <w:r>
+              <w:t>Attachment to desired outcomes or fear of loss</w:t>
+            </w:r>
+          </w:p>
+        </w:tc>
+        <w:tc>
+          <w:tcPr>
+            <w:tcW w:w="0" w:type="auto"/>
+            <w:tcBorders>
+              <w:bottom w:val="single" w:sz="6" w:space="0" w:color="D2D2D2"/>
+              <w:right w:val="nil"/>
+            </w:tcBorders>
+            <w:tcMar>
+              <w:top w:w="180" w:type="dxa"/>
+              <w:left w:w="0" w:type="dxa"/>
+              <w:bottom w:w="180" w:type="dxa"/>
+              <w:right w:w="0" w:type="dxa"/>
+            </w:tcMar>
+            <w:hideMark/>
+          </w:tcPr>
+          <w:p>
+            <w:r>
+              <w:t>Psychological</w:t>
+            </w:r>
+          </w:p>
+          <w:p>
+            <w:r>
+              <w:t>Irrational decisions and unhealthy behaviors</w:t>
+            </w:r>
+          </w:p>
+        </w:tc>
+      </w:tr>
+      <w:tr>
+        <w:tc>
+          <w:tcPr>
+            <w:tcW w:w="0" w:type="auto"/>
+            <w:tcBorders>
+              <w:bottom w:val="nil"/>
+            </w:tcBorders>
+            <w:tcMar>
+              <w:top w:w="180" w:type="dxa"/>
+              <w:left w:w="0" w:type="dxa"/>
+              <w:bottom w:w="180" w:type="dxa"/>
+              <w:right w:w="0" w:type="dxa"/>
+            </w:tcMar>
+            <w:hideMark/>
+          </w:tcPr>
+          <w:p>
+            <w:r>
+              <w:t>Tactical/Officer Safety</w:t>
+            </w:r>
+          </w:p>
+          <w:p>
+            <w:r>
+              <w:t>Anticipating what could go wrong</w:t>
+            </w:r>
+          </w:p>
+        </w:tc>
+        <w:tc>
+          <w:tcPr>
+            <w:tcW w:w="0" w:type="auto"/>
+            <w:tcBorders>
+              <w:bottom w:val="nil"/>
+              <w:right w:val="nil"/>
+            </w:tcBorders>
+            <w:tcMar>
+              <w:top w:w="180" w:type="dxa"/>
+              <w:left w:w="0" w:type="dxa"/>
+              <w:bottom w:w="180" w:type="dxa"/>
+              <w:right w:w="0" w:type="dxa"/>
+            </w:tcMar>
+            <w:hideMark/>
+          </w:tcPr>
+          <w:p>
+            <w:r>
+              <w:t>Tactical/Officer Safety</w:t>
+            </w:r>
+          </w:p>
+          <w:p>
+            <w:r>
+              <w:t>Heightened awareness and composed decision-making</w:t>
+            </w:r>
+          </w:p>
+        </w:tc>
+      </w:tr>
+    </w:tbl>
+    <w:p/>
+    <w:p/>
+    <w:p>
+      <w:r>
+        <w:t>======</w:t>
+      </w:r>
+    </w:p>
+    <w:p>
+      <w:r>
+        <w:t>04</w:t>
+      </w:r>
+      <w:r>
+        <w:t>/</w:t>
+      </w:r>
+      <w:r>
+        <w:t>25/</w:t>
+      </w:r>
+      <w:r>
+        <w:t>202</w:t>
+      </w:r>
+      <w:r>
+        <w:t>6</w:t>
+      </w:r>
+      <w:r>
+        <w:t xml:space="preserve">, </w:t>
+      </w:r>
+      <w:r>
+        <w:t>Menlo Church Worship (Summary of last week, 04/19/2028)</w:t>
+      </w:r>
+    </w:p>
+    <w:p>
+      <w:r>
+        <w:t xml:space="preserve">https://www.youtube.com/watch?v=eifPHqAvMVE </w:t>
+      </w:r>
+    </w:p>
+    <w:p>
+      <w:r>
+        <w:t>“</w:t>
+      </w:r>
+      <w:r>
+        <w:t>If You’re Real, Help Me |God, If You’re Real</w:t>
+      </w:r>
+      <w:r>
+        <w:t>,”</w:t>
+      </w:r>
+      <w:r>
+        <w:t xml:space="preserve"> </w:t>
+      </w:r>
+      <w:r>
+        <w:t>Phil EuBank, Lead Pastor</w:t>
+      </w:r>
+    </w:p>
+    <w:p/>
+    <w:p>
+      <w:r>
+        <w:t>Luke 8 talks about a woman who touch Jesus</w:t>
+      </w:r>
+      <w:r>
+        <w:t xml:space="preserve"> and release the pressure of real world.</w:t>
+      </w:r>
+    </w:p>
+    <w:p>
+      <w:r>
+        <w:t xml:space="preserve">1. </w:t>
+      </w:r>
+      <w:r>
+        <w:t>Luke 8:22-44</w:t>
+      </w:r>
+      <w:r>
+        <w:t xml:space="preserve">: </w:t>
+      </w:r>
+      <w:r>
+        <w:t>Jesus redefines family</w:t>
+      </w:r>
+      <w:r>
+        <w:t>:</w:t>
+      </w:r>
+      <w:r>
+        <w:t> "</w:t>
+      </w:r>
+      <w:r>
+        <w:t xml:space="preserve">People </w:t>
+      </w:r>
+      <w:r>
+        <w:t>hear the word of God and do it."</w:t>
+      </w:r>
+    </w:p>
+    <w:p>
+      <w:r>
+        <w:t xml:space="preserve">2. </w:t>
+      </w:r>
+      <w:r>
+        <w:t>Luke 8:45-46</w:t>
+      </w:r>
+      <w:r>
+        <w:t xml:space="preserve">: </w:t>
+      </w:r>
+      <w:r>
+        <w:t>T</w:t>
+      </w:r>
+      <w:r>
+        <w:t xml:space="preserve">he woman reached </w:t>
+      </w:r>
+      <w:r>
+        <w:t xml:space="preserve">Jesus. </w:t>
+      </w:r>
+      <w:r>
+        <w:t>Jesus allowed His power to flow to her for her restoration</w:t>
+      </w:r>
+      <w:r>
+        <w:t>.</w:t>
+      </w:r>
+    </w:p>
+    <w:p>
+      <w:r>
+        <w:t xml:space="preserve">3. </w:t>
+      </w:r>
+      <w:r>
+        <w:t>Ignore: Annoyance and Performance.</w:t>
+      </w:r>
+      <w:r>
+        <w:t xml:space="preserve"> </w:t>
+      </w:r>
+      <w:r>
+        <w:t>Just focus on Significance</w:t>
+      </w:r>
+    </w:p>
+    <w:p>
+      <w:r>
+        <w:t>4</w:t>
+      </w:r>
+      <w:r>
+        <w:t xml:space="preserve">. </w:t>
+      </w:r>
+      <w:r>
+        <w:t>Hebrews 4:15</w:t>
+      </w:r>
+      <w:r>
+        <w:t xml:space="preserve">: </w:t>
+      </w:r>
+      <w:r>
+        <w:t>Jesus understand</w:t>
+      </w:r>
+      <w:r>
+        <w:t>s</w:t>
+      </w:r>
+      <w:r>
+        <w:t xml:space="preserve"> human weaknesses </w:t>
+      </w:r>
+      <w:r>
+        <w:t>.</w:t>
+      </w:r>
+    </w:p>
+    <w:p>
+      <w:r>
+        <w:t xml:space="preserve">5. </w:t>
+      </w:r>
+      <w:r>
+        <w:t>Conclusion:</w:t>
+      </w:r>
+    </w:p>
+    <w:p>
+      <w:r>
+        <w:t>Desperation isn’t for the least prepared in life. It is for the most aware in life</w:t>
+      </w:r>
+      <w:r>
+        <w:t>.</w:t>
+      </w:r>
+    </w:p>
+    <w:p/>
+    <w:p/>
+    <w:p/>
+    <w:p/>
+    <w:p/>
+    <w:p/>
+    <w:p/>
+    <w:p/>
     <w:sectPr>
-      <w:footerReference w:type="default" r:id="rId13"/>
+      <w:footerReference w:type="default" r:id="rId26"/>
       <w:pgSz w:w="12240" w:h="15840"/>
       <w:pgMar w:top="1440" w:right="1440" w:bottom="1530" w:left="1440" w:header="0" w:footer="720" w:gutter="0"/>
       <w:cols w:space="720"/>
@@ -1106,6 +3923,155 @@
     </w:lvl>
   </w:abstractNum>
   <w:abstractNum w:abstractNumId="4" w15:restartNumberingAfterBreak="0">
+    <w:nsid w:val="075E411B"/>
+    <w:multiLevelType w:val="multilevel"/>
+    <w:tmpl w:val="C8E47F94"/>
+    <w:lvl w:ilvl="0">
+      <w:start w:val="1"/>
+      <w:numFmt w:val="bullet"/>
+      <w:lvlText w:val=""/>
+      <w:lvlJc w:val="left"/>
+      <w:pPr>
+        <w:tabs>
+          <w:tab w:val="num" w:pos="720"/>
+        </w:tabs>
+        <w:ind w:left="720" w:hanging="360"/>
+      </w:pPr>
+      <w:rPr>
+        <w:rFonts w:ascii="Symbol" w:hAnsi="Symbol" w:hint="default"/>
+        <w:sz w:val="20"/>
+      </w:rPr>
+    </w:lvl>
+    <w:lvl w:ilvl="1" w:tentative="1">
+      <w:start w:val="1"/>
+      <w:numFmt w:val="bullet"/>
+      <w:lvlText w:val="o"/>
+      <w:lvlJc w:val="left"/>
+      <w:pPr>
+        <w:tabs>
+          <w:tab w:val="num" w:pos="1440"/>
+        </w:tabs>
+        <w:ind w:left="1440" w:hanging="360"/>
+      </w:pPr>
+      <w:rPr>
+        <w:rFonts w:ascii="Courier New" w:hAnsi="Courier New" w:hint="default"/>
+        <w:sz w:val="20"/>
+      </w:rPr>
+    </w:lvl>
+    <w:lvl w:ilvl="2" w:tentative="1">
+      <w:start w:val="1"/>
+      <w:numFmt w:val="bullet"/>
+      <w:lvlText w:val=""/>
+      <w:lvlJc w:val="left"/>
+      <w:pPr>
+        <w:tabs>
+          <w:tab w:val="num" w:pos="2160"/>
+        </w:tabs>
+        <w:ind w:left="2160" w:hanging="360"/>
+      </w:pPr>
+      <w:rPr>
+        <w:rFonts w:ascii="Wingdings" w:hAnsi="Wingdings" w:hint="default"/>
+        <w:sz w:val="20"/>
+      </w:rPr>
+    </w:lvl>
+    <w:lvl w:ilvl="3" w:tentative="1">
+      <w:start w:val="1"/>
+      <w:numFmt w:val="bullet"/>
+      <w:lvlText w:val=""/>
+      <w:lvlJc w:val="left"/>
+      <w:pPr>
+        <w:tabs>
+          <w:tab w:val="num" w:pos="2880"/>
+        </w:tabs>
+        <w:ind w:left="2880" w:hanging="360"/>
+      </w:pPr>
+      <w:rPr>
+        <w:rFonts w:ascii="Wingdings" w:hAnsi="Wingdings" w:hint="default"/>
+        <w:sz w:val="20"/>
+      </w:rPr>
+    </w:lvl>
+    <w:lvl w:ilvl="4" w:tentative="1">
+      <w:start w:val="1"/>
+      <w:numFmt w:val="bullet"/>
+      <w:lvlText w:val=""/>
+      <w:lvlJc w:val="left"/>
+      <w:pPr>
+        <w:tabs>
+          <w:tab w:val="num" w:pos="3600"/>
+        </w:tabs>
+        <w:ind w:left="3600" w:hanging="360"/>
+      </w:pPr>
+      <w:rPr>
+        <w:rFonts w:ascii="Wingdings" w:hAnsi="Wingdings" w:hint="default"/>
+        <w:sz w:val="20"/>
+      </w:rPr>
+    </w:lvl>
+    <w:lvl w:ilvl="5" w:tentative="1">
+      <w:start w:val="1"/>
+      <w:numFmt w:val="bullet"/>
+      <w:lvlText w:val=""/>
+      <w:lvlJc w:val="left"/>
+      <w:pPr>
+        <w:tabs>
+          <w:tab w:val="num" w:pos="4320"/>
+        </w:tabs>
+        <w:ind w:left="4320" w:hanging="360"/>
+      </w:pPr>
+      <w:rPr>
+        <w:rFonts w:ascii="Wingdings" w:hAnsi="Wingdings" w:hint="default"/>
+        <w:sz w:val="20"/>
+      </w:rPr>
+    </w:lvl>
+    <w:lvl w:ilvl="6" w:tentative="1">
+      <w:start w:val="1"/>
+      <w:numFmt w:val="bullet"/>
+      <w:lvlText w:val=""/>
+      <w:lvlJc w:val="left"/>
+      <w:pPr>
+        <w:tabs>
+          <w:tab w:val="num" w:pos="5040"/>
+        </w:tabs>
+        <w:ind w:left="5040" w:hanging="360"/>
+      </w:pPr>
+      <w:rPr>
+        <w:rFonts w:ascii="Wingdings" w:hAnsi="Wingdings" w:hint="default"/>
+        <w:sz w:val="20"/>
+      </w:rPr>
+    </w:lvl>
+    <w:lvl w:ilvl="7" w:tentative="1">
+      <w:start w:val="1"/>
+      <w:numFmt w:val="bullet"/>
+      <w:lvlText w:val=""/>
+      <w:lvlJc w:val="left"/>
+      <w:pPr>
+        <w:tabs>
+          <w:tab w:val="num" w:pos="5760"/>
+        </w:tabs>
+        <w:ind w:left="5760" w:hanging="360"/>
+      </w:pPr>
+      <w:rPr>
+        <w:rFonts w:ascii="Wingdings" w:hAnsi="Wingdings" w:hint="default"/>
+        <w:sz w:val="20"/>
+      </w:rPr>
+    </w:lvl>
+    <w:lvl w:ilvl="8" w:tentative="1">
+      <w:start w:val="1"/>
+      <w:numFmt w:val="bullet"/>
+      <w:lvlText w:val=""/>
+      <w:lvlJc w:val="left"/>
+      <w:pPr>
+        <w:tabs>
+          <w:tab w:val="num" w:pos="6480"/>
+        </w:tabs>
+        <w:ind w:left="6480" w:hanging="360"/>
+      </w:pPr>
+      <w:rPr>
+        <w:rFonts w:ascii="Wingdings" w:hAnsi="Wingdings" w:hint="default"/>
+        <w:sz w:val="20"/>
+      </w:rPr>
+    </w:lvl>
+  </w:abstractNum>
+  <w:abstractNum w:abstractNumId="5" w15:restartNumberingAfterBreak="0">
     <w:nsid w:val="077003C7"/>
     <w:multiLevelType w:val="multilevel"/>
     <w:tmpl w:val="208A9A20"/>
@@ -1254,7 +4220,7 @@
       </w:rPr>
     </w:lvl>
   </w:abstractNum>
-  <w:abstractNum w:abstractNumId="5" w15:restartNumberingAfterBreak="0">
+  <w:abstractNum w:abstractNumId="6" w15:restartNumberingAfterBreak="0">
     <w:nsid w:val="0A505F16"/>
     <w:multiLevelType w:val="multilevel"/>
     <w:tmpl w:val="49EC425E"/>
@@ -1403,7 +4369,7 @@
       </w:rPr>
     </w:lvl>
   </w:abstractNum>
-  <w:abstractNum w:abstractNumId="6" w15:restartNumberingAfterBreak="0">
+  <w:abstractNum w:abstractNumId="7" w15:restartNumberingAfterBreak="0">
     <w:nsid w:val="0AA45A5C"/>
     <w:multiLevelType w:val="multilevel"/>
     <w:tmpl w:val="9460CCBA"/>
@@ -1552,7 +4518,7 @@
       </w:rPr>
     </w:lvl>
   </w:abstractNum>
-  <w:abstractNum w:abstractNumId="7" w15:restartNumberingAfterBreak="0">
+  <w:abstractNum w:abstractNumId="8" w15:restartNumberingAfterBreak="0">
     <w:nsid w:val="0AC26890"/>
     <w:multiLevelType w:val="hybridMultilevel"/>
     <w:tmpl w:val="FE1623B6"/>
@@ -1641,7 +4607,7 @@
       </w:pPr>
     </w:lvl>
   </w:abstractNum>
-  <w:abstractNum w:abstractNumId="8" w15:restartNumberingAfterBreak="0">
+  <w:abstractNum w:abstractNumId="9" w15:restartNumberingAfterBreak="0">
     <w:nsid w:val="0AE47029"/>
     <w:multiLevelType w:val="multilevel"/>
     <w:tmpl w:val="59DE1D24"/>
@@ -1790,7 +4756,156 @@
       </w:rPr>
     </w:lvl>
   </w:abstractNum>
-  <w:abstractNum w:abstractNumId="9" w15:restartNumberingAfterBreak="0">
+  <w:abstractNum w:abstractNumId="10" w15:restartNumberingAfterBreak="0">
+    <w:nsid w:val="0C210E6B"/>
+    <w:multiLevelType w:val="multilevel"/>
+    <w:tmpl w:val="9158581C"/>
+    <w:lvl w:ilvl="0">
+      <w:start w:val="1"/>
+      <w:numFmt w:val="bullet"/>
+      <w:lvlText w:val=""/>
+      <w:lvlJc w:val="left"/>
+      <w:pPr>
+        <w:tabs>
+          <w:tab w:val="num" w:pos="720"/>
+        </w:tabs>
+        <w:ind w:left="720" w:hanging="360"/>
+      </w:pPr>
+      <w:rPr>
+        <w:rFonts w:ascii="Symbol" w:hAnsi="Symbol" w:hint="default"/>
+        <w:sz w:val="20"/>
+      </w:rPr>
+    </w:lvl>
+    <w:lvl w:ilvl="1" w:tentative="1">
+      <w:start w:val="1"/>
+      <w:numFmt w:val="bullet"/>
+      <w:lvlText w:val="o"/>
+      <w:lvlJc w:val="left"/>
+      <w:pPr>
+        <w:tabs>
+          <w:tab w:val="num" w:pos="1440"/>
+        </w:tabs>
+        <w:ind w:left="1440" w:hanging="360"/>
+      </w:pPr>
+      <w:rPr>
+        <w:rFonts w:ascii="Courier New" w:hAnsi="Courier New" w:hint="default"/>
+        <w:sz w:val="20"/>
+      </w:rPr>
+    </w:lvl>
+    <w:lvl w:ilvl="2" w:tentative="1">
+      <w:start w:val="1"/>
+      <w:numFmt w:val="bullet"/>
+      <w:lvlText w:val=""/>
+      <w:lvlJc w:val="left"/>
+      <w:pPr>
+        <w:tabs>
+          <w:tab w:val="num" w:pos="2160"/>
+        </w:tabs>
+        <w:ind w:left="2160" w:hanging="360"/>
+      </w:pPr>
+      <w:rPr>
+        <w:rFonts w:ascii="Wingdings" w:hAnsi="Wingdings" w:hint="default"/>
+        <w:sz w:val="20"/>
+      </w:rPr>
+    </w:lvl>
+    <w:lvl w:ilvl="3" w:tentative="1">
+      <w:start w:val="1"/>
+      <w:numFmt w:val="bullet"/>
+      <w:lvlText w:val=""/>
+      <w:lvlJc w:val="left"/>
+      <w:pPr>
+        <w:tabs>
+          <w:tab w:val="num" w:pos="2880"/>
+        </w:tabs>
+        <w:ind w:left="2880" w:hanging="360"/>
+      </w:pPr>
+      <w:rPr>
+        <w:rFonts w:ascii="Wingdings" w:hAnsi="Wingdings" w:hint="default"/>
+        <w:sz w:val="20"/>
+      </w:rPr>
+    </w:lvl>
+    <w:lvl w:ilvl="4" w:tentative="1">
+      <w:start w:val="1"/>
+      <w:numFmt w:val="bullet"/>
+      <w:lvlText w:val=""/>
+      <w:lvlJc w:val="left"/>
+      <w:pPr>
+        <w:tabs>
+          <w:tab w:val="num" w:pos="3600"/>
+        </w:tabs>
+        <w:ind w:left="3600" w:hanging="360"/>
+      </w:pPr>
+      <w:rPr>
+        <w:rFonts w:ascii="Wingdings" w:hAnsi="Wingdings" w:hint="default"/>
+        <w:sz w:val="20"/>
+      </w:rPr>
+    </w:lvl>
+    <w:lvl w:ilvl="5" w:tentative="1">
+      <w:start w:val="1"/>
+      <w:numFmt w:val="bullet"/>
+      <w:lvlText w:val=""/>
+      <w:lvlJc w:val="left"/>
+      <w:pPr>
+        <w:tabs>
+          <w:tab w:val="num" w:pos="4320"/>
+        </w:tabs>
+        <w:ind w:left="4320" w:hanging="360"/>
+      </w:pPr>
+      <w:rPr>
+        <w:rFonts w:ascii="Wingdings" w:hAnsi="Wingdings" w:hint="default"/>
+        <w:sz w:val="20"/>
+      </w:rPr>
+    </w:lvl>
+    <w:lvl w:ilvl="6" w:tentative="1">
+      <w:start w:val="1"/>
+      <w:numFmt w:val="bullet"/>
+      <w:lvlText w:val=""/>
+      <w:lvlJc w:val="left"/>
+      <w:pPr>
+        <w:tabs>
+          <w:tab w:val="num" w:pos="5040"/>
+        </w:tabs>
+        <w:ind w:left="5040" w:hanging="360"/>
+      </w:pPr>
+      <w:rPr>
+        <w:rFonts w:ascii="Wingdings" w:hAnsi="Wingdings" w:hint="default"/>
+        <w:sz w:val="20"/>
+      </w:rPr>
+    </w:lvl>
+    <w:lvl w:ilvl="7" w:tentative="1">
+      <w:start w:val="1"/>
+      <w:numFmt w:val="bullet"/>
+      <w:lvlText w:val=""/>
+      <w:lvlJc w:val="left"/>
+      <w:pPr>
+        <w:tabs>
+          <w:tab w:val="num" w:pos="5760"/>
+        </w:tabs>
+        <w:ind w:left="5760" w:hanging="360"/>
+      </w:pPr>
+      <w:rPr>
+        <w:rFonts w:ascii="Wingdings" w:hAnsi="Wingdings" w:hint="default"/>
+        <w:sz w:val="20"/>
+      </w:rPr>
+    </w:lvl>
+    <w:lvl w:ilvl="8" w:tentative="1">
+      <w:start w:val="1"/>
+      <w:numFmt w:val="bullet"/>
+      <w:lvlText w:val=""/>
+      <w:lvlJc w:val="left"/>
+      <w:pPr>
+        <w:tabs>
+          <w:tab w:val="num" w:pos="6480"/>
+        </w:tabs>
+        <w:ind w:left="6480" w:hanging="360"/>
+      </w:pPr>
+      <w:rPr>
+        <w:rFonts w:ascii="Wingdings" w:hAnsi="Wingdings" w:hint="default"/>
+        <w:sz w:val="20"/>
+      </w:rPr>
+    </w:lvl>
+  </w:abstractNum>
+  <w:abstractNum w:abstractNumId="11" w15:restartNumberingAfterBreak="0">
     <w:nsid w:val="0D4D6ADA"/>
     <w:multiLevelType w:val="multilevel"/>
     <w:tmpl w:val="F38AAEE0"/>
@@ -1939,7 +5054,7 @@
       </w:rPr>
     </w:lvl>
   </w:abstractNum>
-  <w:abstractNum w:abstractNumId="10" w15:restartNumberingAfterBreak="0">
+  <w:abstractNum w:abstractNumId="12" w15:restartNumberingAfterBreak="0">
     <w:nsid w:val="0D7C041A"/>
     <w:multiLevelType w:val="multilevel"/>
     <w:tmpl w:val="0F9AE848"/>
@@ -2088,7 +5203,7 @@
       </w:rPr>
     </w:lvl>
   </w:abstractNum>
-  <w:abstractNum w:abstractNumId="11" w15:restartNumberingAfterBreak="0">
+  <w:abstractNum w:abstractNumId="13" w15:restartNumberingAfterBreak="0">
     <w:nsid w:val="0DB9181E"/>
     <w:multiLevelType w:val="multilevel"/>
     <w:tmpl w:val="CC7088CA"/>
@@ -2237,7 +5352,7 @@
       </w:rPr>
     </w:lvl>
   </w:abstractNum>
-  <w:abstractNum w:abstractNumId="12" w15:restartNumberingAfterBreak="0">
+  <w:abstractNum w:abstractNumId="14" w15:restartNumberingAfterBreak="0">
     <w:nsid w:val="0FC12319"/>
     <w:multiLevelType w:val="multilevel"/>
     <w:tmpl w:val="501CA858"/>
@@ -2386,7 +5501,7 @@
       </w:rPr>
     </w:lvl>
   </w:abstractNum>
-  <w:abstractNum w:abstractNumId="13" w15:restartNumberingAfterBreak="0">
+  <w:abstractNum w:abstractNumId="15" w15:restartNumberingAfterBreak="0">
     <w:nsid w:val="0FCD5CE1"/>
     <w:multiLevelType w:val="multilevel"/>
     <w:tmpl w:val="F7BA600A"/>
@@ -2535,7 +5650,7 @@
       </w:rPr>
     </w:lvl>
   </w:abstractNum>
-  <w:abstractNum w:abstractNumId="14" w15:restartNumberingAfterBreak="0">
+  <w:abstractNum w:abstractNumId="16" w15:restartNumberingAfterBreak="0">
     <w:nsid w:val="10F9519F"/>
     <w:multiLevelType w:val="multilevel"/>
     <w:tmpl w:val="1426391A"/>
@@ -2684,7 +5799,7 @@
       </w:rPr>
     </w:lvl>
   </w:abstractNum>
-  <w:abstractNum w:abstractNumId="15" w15:restartNumberingAfterBreak="0">
+  <w:abstractNum w:abstractNumId="17" w15:restartNumberingAfterBreak="0">
     <w:nsid w:val="11AE6211"/>
     <w:multiLevelType w:val="multilevel"/>
     <w:tmpl w:val="F012A5A4"/>
@@ -2833,7 +5948,7 @@
       </w:rPr>
     </w:lvl>
   </w:abstractNum>
-  <w:abstractNum w:abstractNumId="16" w15:restartNumberingAfterBreak="0">
+  <w:abstractNum w:abstractNumId="18" w15:restartNumberingAfterBreak="0">
     <w:nsid w:val="12644A5F"/>
     <w:multiLevelType w:val="multilevel"/>
     <w:tmpl w:val="C5BAFFA4"/>
@@ -2982,7 +6097,7 @@
       </w:rPr>
     </w:lvl>
   </w:abstractNum>
-  <w:abstractNum w:abstractNumId="17" w15:restartNumberingAfterBreak="0">
+  <w:abstractNum w:abstractNumId="19" w15:restartNumberingAfterBreak="0">
     <w:nsid w:val="12BA18F0"/>
     <w:multiLevelType w:val="multilevel"/>
     <w:tmpl w:val="A8BA912C"/>
@@ -3131,7 +6246,7 @@
       </w:rPr>
     </w:lvl>
   </w:abstractNum>
-  <w:abstractNum w:abstractNumId="18" w15:restartNumberingAfterBreak="0">
+  <w:abstractNum w:abstractNumId="20" w15:restartNumberingAfterBreak="0">
     <w:nsid w:val="142A5411"/>
     <w:multiLevelType w:val="multilevel"/>
     <w:tmpl w:val="BCC2E4DA"/>
@@ -3280,7 +6395,156 @@
       </w:rPr>
     </w:lvl>
   </w:abstractNum>
-  <w:abstractNum w:abstractNumId="19" w15:restartNumberingAfterBreak="0">
+  <w:abstractNum w:abstractNumId="21" w15:restartNumberingAfterBreak="0">
+    <w:nsid w:val="15BA3283"/>
+    <w:multiLevelType w:val="multilevel"/>
+    <w:tmpl w:val="28BC21DC"/>
+    <w:lvl w:ilvl="0">
+      <w:start w:val="1"/>
+      <w:numFmt w:val="bullet"/>
+      <w:lvlText w:val=""/>
+      <w:lvlJc w:val="left"/>
+      <w:pPr>
+        <w:tabs>
+          <w:tab w:val="num" w:pos="720"/>
+        </w:tabs>
+        <w:ind w:left="720" w:hanging="360"/>
+      </w:pPr>
+      <w:rPr>
+        <w:rFonts w:ascii="Symbol" w:hAnsi="Symbol" w:hint="default"/>
+        <w:sz w:val="20"/>
+      </w:rPr>
+    </w:lvl>
+    <w:lvl w:ilvl="1" w:tentative="1">
+      <w:start w:val="1"/>
+      <w:numFmt w:val="bullet"/>
+      <w:lvlText w:val="o"/>
+      <w:lvlJc w:val="left"/>
+      <w:pPr>
+        <w:tabs>
+          <w:tab w:val="num" w:pos="1440"/>
+        </w:tabs>
+        <w:ind w:left="1440" w:hanging="360"/>
+      </w:pPr>
+      <w:rPr>
+        <w:rFonts w:ascii="Courier New" w:hAnsi="Courier New" w:hint="default"/>
+        <w:sz w:val="20"/>
+      </w:rPr>
+    </w:lvl>
+    <w:lvl w:ilvl="2" w:tentative="1">
+      <w:start w:val="1"/>
+      <w:numFmt w:val="bullet"/>
+      <w:lvlText w:val=""/>
+      <w:lvlJc w:val="left"/>
+      <w:pPr>
+        <w:tabs>
+          <w:tab w:val="num" w:pos="2160"/>
+        </w:tabs>
+        <w:ind w:left="2160" w:hanging="360"/>
+      </w:pPr>
+      <w:rPr>
+        <w:rFonts w:ascii="Wingdings" w:hAnsi="Wingdings" w:hint="default"/>
+        <w:sz w:val="20"/>
+      </w:rPr>
+    </w:lvl>
+    <w:lvl w:ilvl="3" w:tentative="1">
+      <w:start w:val="1"/>
+      <w:numFmt w:val="bullet"/>
+      <w:lvlText w:val=""/>
+      <w:lvlJc w:val="left"/>
+      <w:pPr>
+        <w:tabs>
+          <w:tab w:val="num" w:pos="2880"/>
+        </w:tabs>
+        <w:ind w:left="2880" w:hanging="360"/>
+      </w:pPr>
+      <w:rPr>
+        <w:rFonts w:ascii="Wingdings" w:hAnsi="Wingdings" w:hint="default"/>
+        <w:sz w:val="20"/>
+      </w:rPr>
+    </w:lvl>
+    <w:lvl w:ilvl="4" w:tentative="1">
+      <w:start w:val="1"/>
+      <w:numFmt w:val="bullet"/>
+      <w:lvlText w:val=""/>
+      <w:lvlJc w:val="left"/>
+      <w:pPr>
+        <w:tabs>
+          <w:tab w:val="num" w:pos="3600"/>
+        </w:tabs>
+        <w:ind w:left="3600" w:hanging="360"/>
+      </w:pPr>
+      <w:rPr>
+        <w:rFonts w:ascii="Wingdings" w:hAnsi="Wingdings" w:hint="default"/>
+        <w:sz w:val="20"/>
+      </w:rPr>
+    </w:lvl>
+    <w:lvl w:ilvl="5" w:tentative="1">
+      <w:start w:val="1"/>
+      <w:numFmt w:val="bullet"/>
+      <w:lvlText w:val=""/>
+      <w:lvlJc w:val="left"/>
+      <w:pPr>
+        <w:tabs>
+          <w:tab w:val="num" w:pos="4320"/>
+        </w:tabs>
+        <w:ind w:left="4320" w:hanging="360"/>
+      </w:pPr>
+      <w:rPr>
+        <w:rFonts w:ascii="Wingdings" w:hAnsi="Wingdings" w:hint="default"/>
+        <w:sz w:val="20"/>
+      </w:rPr>
+    </w:lvl>
+    <w:lvl w:ilvl="6" w:tentative="1">
+      <w:start w:val="1"/>
+      <w:numFmt w:val="bullet"/>
+      <w:lvlText w:val=""/>
+      <w:lvlJc w:val="left"/>
+      <w:pPr>
+        <w:tabs>
+          <w:tab w:val="num" w:pos="5040"/>
+        </w:tabs>
+        <w:ind w:left="5040" w:hanging="360"/>
+      </w:pPr>
+      <w:rPr>
+        <w:rFonts w:ascii="Wingdings" w:hAnsi="Wingdings" w:hint="default"/>
+        <w:sz w:val="20"/>
+      </w:rPr>
+    </w:lvl>
+    <w:lvl w:ilvl="7" w:tentative="1">
+      <w:start w:val="1"/>
+      <w:numFmt w:val="bullet"/>
+      <w:lvlText w:val=""/>
+      <w:lvlJc w:val="left"/>
+      <w:pPr>
+        <w:tabs>
+          <w:tab w:val="num" w:pos="5760"/>
+        </w:tabs>
+        <w:ind w:left="5760" w:hanging="360"/>
+      </w:pPr>
+      <w:rPr>
+        <w:rFonts w:ascii="Wingdings" w:hAnsi="Wingdings" w:hint="default"/>
+        <w:sz w:val="20"/>
+      </w:rPr>
+    </w:lvl>
+    <w:lvl w:ilvl="8" w:tentative="1">
+      <w:start w:val="1"/>
+      <w:numFmt w:val="bullet"/>
+      <w:lvlText w:val=""/>
+      <w:lvlJc w:val="left"/>
+      <w:pPr>
+        <w:tabs>
+          <w:tab w:val="num" w:pos="6480"/>
+        </w:tabs>
+        <w:ind w:left="6480" w:hanging="360"/>
+      </w:pPr>
+      <w:rPr>
+        <w:rFonts w:ascii="Wingdings" w:hAnsi="Wingdings" w:hint="default"/>
+        <w:sz w:val="20"/>
+      </w:rPr>
+    </w:lvl>
+  </w:abstractNum>
+  <w:abstractNum w:abstractNumId="22" w15:restartNumberingAfterBreak="0">
     <w:nsid w:val="16085391"/>
     <w:multiLevelType w:val="multilevel"/>
     <w:tmpl w:val="41C82B6A"/>
@@ -3429,7 +6693,7 @@
       </w:rPr>
     </w:lvl>
   </w:abstractNum>
-  <w:abstractNum w:abstractNumId="20" w15:restartNumberingAfterBreak="0">
+  <w:abstractNum w:abstractNumId="23" w15:restartNumberingAfterBreak="0">
     <w:nsid w:val="174A1AC6"/>
     <w:multiLevelType w:val="multilevel"/>
     <w:tmpl w:val="ADAE743E"/>
@@ -3578,7 +6842,7 @@
       </w:rPr>
     </w:lvl>
   </w:abstractNum>
-  <w:abstractNum w:abstractNumId="21" w15:restartNumberingAfterBreak="0">
+  <w:abstractNum w:abstractNumId="24" w15:restartNumberingAfterBreak="0">
     <w:nsid w:val="18E841E6"/>
     <w:multiLevelType w:val="multilevel"/>
     <w:tmpl w:val="C6FE7FBA"/>
@@ -3727,7 +6991,7 @@
       </w:rPr>
     </w:lvl>
   </w:abstractNum>
-  <w:abstractNum w:abstractNumId="22" w15:restartNumberingAfterBreak="0">
+  <w:abstractNum w:abstractNumId="25" w15:restartNumberingAfterBreak="0">
     <w:nsid w:val="19837B86"/>
     <w:multiLevelType w:val="multilevel"/>
     <w:tmpl w:val="46C0AF18"/>
@@ -3876,7 +7140,7 @@
       </w:rPr>
     </w:lvl>
   </w:abstractNum>
-  <w:abstractNum w:abstractNumId="23" w15:restartNumberingAfterBreak="0">
+  <w:abstractNum w:abstractNumId="26" w15:restartNumberingAfterBreak="0">
     <w:nsid w:val="1B956155"/>
     <w:multiLevelType w:val="multilevel"/>
     <w:tmpl w:val="9BCC8F7C"/>
@@ -4025,7 +7289,7 @@
       </w:rPr>
     </w:lvl>
   </w:abstractNum>
-  <w:abstractNum w:abstractNumId="24" w15:restartNumberingAfterBreak="0">
+  <w:abstractNum w:abstractNumId="27" w15:restartNumberingAfterBreak="0">
     <w:nsid w:val="1BD31920"/>
     <w:multiLevelType w:val="multilevel"/>
     <w:tmpl w:val="22B4DA4A"/>
@@ -4174,7 +7438,7 @@
       </w:rPr>
     </w:lvl>
   </w:abstractNum>
-  <w:abstractNum w:abstractNumId="25" w15:restartNumberingAfterBreak="0">
+  <w:abstractNum w:abstractNumId="28" w15:restartNumberingAfterBreak="0">
     <w:nsid w:val="1BEC6855"/>
     <w:multiLevelType w:val="multilevel"/>
     <w:tmpl w:val="A46C74AA"/>
@@ -4323,7 +7587,7 @@
       </w:rPr>
     </w:lvl>
   </w:abstractNum>
-  <w:abstractNum w:abstractNumId="26" w15:restartNumberingAfterBreak="0">
+  <w:abstractNum w:abstractNumId="29" w15:restartNumberingAfterBreak="0">
     <w:nsid w:val="1C965F6F"/>
     <w:multiLevelType w:val="multilevel"/>
     <w:tmpl w:val="01D45980"/>
@@ -4472,7 +7736,7 @@
       </w:rPr>
     </w:lvl>
   </w:abstractNum>
-  <w:abstractNum w:abstractNumId="27" w15:restartNumberingAfterBreak="0">
+  <w:abstractNum w:abstractNumId="30" w15:restartNumberingAfterBreak="0">
     <w:nsid w:val="1CB916F2"/>
     <w:multiLevelType w:val="multilevel"/>
     <w:tmpl w:val="E2D4A3F4"/>
@@ -4621,7 +7885,7 @@
       </w:rPr>
     </w:lvl>
   </w:abstractNum>
-  <w:abstractNum w:abstractNumId="28" w15:restartNumberingAfterBreak="0">
+  <w:abstractNum w:abstractNumId="31" w15:restartNumberingAfterBreak="0">
     <w:nsid w:val="1CBF71F4"/>
     <w:multiLevelType w:val="multilevel"/>
     <w:tmpl w:val="CAAE1466"/>
@@ -4770,7 +8034,7 @@
       </w:rPr>
     </w:lvl>
   </w:abstractNum>
-  <w:abstractNum w:abstractNumId="29" w15:restartNumberingAfterBreak="0">
+  <w:abstractNum w:abstractNumId="32" w15:restartNumberingAfterBreak="0">
     <w:nsid w:val="1D3819A3"/>
     <w:multiLevelType w:val="multilevel"/>
     <w:tmpl w:val="8B9C6226"/>
@@ -4919,7 +8183,7 @@
       </w:rPr>
     </w:lvl>
   </w:abstractNum>
-  <w:abstractNum w:abstractNumId="30" w15:restartNumberingAfterBreak="0">
+  <w:abstractNum w:abstractNumId="33" w15:restartNumberingAfterBreak="0">
     <w:nsid w:val="1E8A45E7"/>
     <w:multiLevelType w:val="multilevel"/>
     <w:tmpl w:val="DCC287E2"/>
@@ -5068,7 +8332,7 @@
       </w:rPr>
     </w:lvl>
   </w:abstractNum>
-  <w:abstractNum w:abstractNumId="31" w15:restartNumberingAfterBreak="0">
+  <w:abstractNum w:abstractNumId="34" w15:restartNumberingAfterBreak="0">
     <w:nsid w:val="1EB5382F"/>
     <w:multiLevelType w:val="multilevel"/>
     <w:tmpl w:val="3B84C206"/>
@@ -5217,7 +8481,7 @@
       </w:rPr>
     </w:lvl>
   </w:abstractNum>
-  <w:abstractNum w:abstractNumId="32" w15:restartNumberingAfterBreak="0">
+  <w:abstractNum w:abstractNumId="35" w15:restartNumberingAfterBreak="0">
     <w:nsid w:val="203139C0"/>
     <w:multiLevelType w:val="multilevel"/>
     <w:tmpl w:val="70FE5D36"/>
@@ -5366,7 +8630,7 @@
       </w:rPr>
     </w:lvl>
   </w:abstractNum>
-  <w:abstractNum w:abstractNumId="33" w15:restartNumberingAfterBreak="0">
+  <w:abstractNum w:abstractNumId="36" w15:restartNumberingAfterBreak="0">
     <w:nsid w:val="203705AD"/>
     <w:multiLevelType w:val="multilevel"/>
     <w:tmpl w:val="C84C9C9A"/>
@@ -5515,7 +8779,7 @@
       </w:rPr>
     </w:lvl>
   </w:abstractNum>
-  <w:abstractNum w:abstractNumId="34" w15:restartNumberingAfterBreak="0">
+  <w:abstractNum w:abstractNumId="37" w15:restartNumberingAfterBreak="0">
     <w:nsid w:val="20395BEE"/>
     <w:multiLevelType w:val="multilevel"/>
     <w:tmpl w:val="23EEB24C"/>
@@ -5664,7 +8928,7 @@
       </w:rPr>
     </w:lvl>
   </w:abstractNum>
-  <w:abstractNum w:abstractNumId="35" w15:restartNumberingAfterBreak="0">
+  <w:abstractNum w:abstractNumId="38" w15:restartNumberingAfterBreak="0">
     <w:nsid w:val="209E1278"/>
     <w:multiLevelType w:val="multilevel"/>
     <w:tmpl w:val="62B29FA6"/>
@@ -5813,7 +9077,7 @@
       </w:rPr>
     </w:lvl>
   </w:abstractNum>
-  <w:abstractNum w:abstractNumId="36" w15:restartNumberingAfterBreak="0">
+  <w:abstractNum w:abstractNumId="39" w15:restartNumberingAfterBreak="0">
     <w:nsid w:val="20D675A7"/>
     <w:multiLevelType w:val="multilevel"/>
     <w:tmpl w:val="CD0CD3C6"/>
@@ -5962,7 +9226,7 @@
       </w:rPr>
     </w:lvl>
   </w:abstractNum>
-  <w:abstractNum w:abstractNumId="37" w15:restartNumberingAfterBreak="0">
+  <w:abstractNum w:abstractNumId="40" w15:restartNumberingAfterBreak="0">
     <w:nsid w:val="210567A8"/>
     <w:multiLevelType w:val="multilevel"/>
     <w:tmpl w:val="DDB85AD8"/>
@@ -6111,7 +9375,7 @@
       </w:rPr>
     </w:lvl>
   </w:abstractNum>
-  <w:abstractNum w:abstractNumId="38" w15:restartNumberingAfterBreak="0">
+  <w:abstractNum w:abstractNumId="41" w15:restartNumberingAfterBreak="0">
     <w:nsid w:val="21A03A3E"/>
     <w:multiLevelType w:val="multilevel"/>
     <w:tmpl w:val="36D87CAE"/>
@@ -6260,7 +9524,7 @@
       </w:rPr>
     </w:lvl>
   </w:abstractNum>
-  <w:abstractNum w:abstractNumId="39" w15:restartNumberingAfterBreak="0">
+  <w:abstractNum w:abstractNumId="42" w15:restartNumberingAfterBreak="0">
     <w:nsid w:val="22A00D4E"/>
     <w:multiLevelType w:val="multilevel"/>
     <w:tmpl w:val="3FC0F3E2"/>
@@ -6409,7 +9673,7 @@
       </w:rPr>
     </w:lvl>
   </w:abstractNum>
-  <w:abstractNum w:abstractNumId="40" w15:restartNumberingAfterBreak="0">
+  <w:abstractNum w:abstractNumId="43" w15:restartNumberingAfterBreak="0">
     <w:nsid w:val="26873696"/>
     <w:multiLevelType w:val="multilevel"/>
     <w:tmpl w:val="88D8523A"/>
@@ -6558,7 +9822,7 @@
       </w:rPr>
     </w:lvl>
   </w:abstractNum>
-  <w:abstractNum w:abstractNumId="41" w15:restartNumberingAfterBreak="0">
+  <w:abstractNum w:abstractNumId="44" w15:restartNumberingAfterBreak="0">
     <w:nsid w:val="26E37D4A"/>
     <w:multiLevelType w:val="multilevel"/>
     <w:tmpl w:val="C1B6D482"/>
@@ -6707,7 +9971,7 @@
       </w:rPr>
     </w:lvl>
   </w:abstractNum>
-  <w:abstractNum w:abstractNumId="42" w15:restartNumberingAfterBreak="0">
+  <w:abstractNum w:abstractNumId="45" w15:restartNumberingAfterBreak="0">
     <w:nsid w:val="27176457"/>
     <w:multiLevelType w:val="multilevel"/>
     <w:tmpl w:val="7006F21A"/>
@@ -6856,7 +10120,7 @@
       </w:rPr>
     </w:lvl>
   </w:abstractNum>
-  <w:abstractNum w:abstractNumId="43" w15:restartNumberingAfterBreak="0">
+  <w:abstractNum w:abstractNumId="46" w15:restartNumberingAfterBreak="0">
     <w:nsid w:val="274F3CB4"/>
     <w:multiLevelType w:val="multilevel"/>
     <w:tmpl w:val="0D5C054C"/>
@@ -7005,7 +10269,7 @@
       </w:rPr>
     </w:lvl>
   </w:abstractNum>
-  <w:abstractNum w:abstractNumId="44" w15:restartNumberingAfterBreak="0">
+  <w:abstractNum w:abstractNumId="47" w15:restartNumberingAfterBreak="0">
     <w:nsid w:val="276804D0"/>
     <w:multiLevelType w:val="multilevel"/>
     <w:tmpl w:val="B740A53A"/>
@@ -7154,7 +10418,7 @@
       </w:rPr>
     </w:lvl>
   </w:abstractNum>
-  <w:abstractNum w:abstractNumId="45" w15:restartNumberingAfterBreak="0">
+  <w:abstractNum w:abstractNumId="48" w15:restartNumberingAfterBreak="0">
     <w:nsid w:val="276E4E4F"/>
     <w:multiLevelType w:val="multilevel"/>
     <w:tmpl w:val="0A9A01F0"/>
@@ -7303,7 +10567,7 @@
       </w:rPr>
     </w:lvl>
   </w:abstractNum>
-  <w:abstractNum w:abstractNumId="46" w15:restartNumberingAfterBreak="0">
+  <w:abstractNum w:abstractNumId="49" w15:restartNumberingAfterBreak="0">
     <w:nsid w:val="27C30B69"/>
     <w:multiLevelType w:val="multilevel"/>
     <w:tmpl w:val="F0C67C3E"/>
@@ -7452,7 +10716,7 @@
       </w:rPr>
     </w:lvl>
   </w:abstractNum>
-  <w:abstractNum w:abstractNumId="47" w15:restartNumberingAfterBreak="0">
+  <w:abstractNum w:abstractNumId="50" w15:restartNumberingAfterBreak="0">
     <w:nsid w:val="27EB1E66"/>
     <w:multiLevelType w:val="multilevel"/>
     <w:tmpl w:val="E3B07468"/>
@@ -7601,7 +10865,7 @@
       </w:rPr>
     </w:lvl>
   </w:abstractNum>
-  <w:abstractNum w:abstractNumId="48" w15:restartNumberingAfterBreak="0">
+  <w:abstractNum w:abstractNumId="51" w15:restartNumberingAfterBreak="0">
     <w:nsid w:val="28EE7E1C"/>
     <w:multiLevelType w:val="multilevel"/>
     <w:tmpl w:val="A7ACF23A"/>
@@ -7750,7 +11014,7 @@
       </w:rPr>
     </w:lvl>
   </w:abstractNum>
-  <w:abstractNum w:abstractNumId="49" w15:restartNumberingAfterBreak="0">
+  <w:abstractNum w:abstractNumId="52" w15:restartNumberingAfterBreak="0">
     <w:nsid w:val="29927A80"/>
     <w:multiLevelType w:val="multilevel"/>
     <w:tmpl w:val="BBCC2C72"/>
@@ -7899,7 +11163,7 @@
       </w:rPr>
     </w:lvl>
   </w:abstractNum>
-  <w:abstractNum w:abstractNumId="50" w15:restartNumberingAfterBreak="0">
+  <w:abstractNum w:abstractNumId="53" w15:restartNumberingAfterBreak="0">
     <w:nsid w:val="2A066B61"/>
     <w:multiLevelType w:val="multilevel"/>
     <w:tmpl w:val="4F802FF6"/>
@@ -8048,7 +11312,7 @@
       </w:rPr>
     </w:lvl>
   </w:abstractNum>
-  <w:abstractNum w:abstractNumId="51" w15:restartNumberingAfterBreak="0">
+  <w:abstractNum w:abstractNumId="54" w15:restartNumberingAfterBreak="0">
     <w:nsid w:val="2A5B15E3"/>
     <w:multiLevelType w:val="multilevel"/>
     <w:tmpl w:val="9ADEA4F6"/>
@@ -8197,7 +11461,7 @@
       </w:rPr>
     </w:lvl>
   </w:abstractNum>
-  <w:abstractNum w:abstractNumId="52" w15:restartNumberingAfterBreak="0">
+  <w:abstractNum w:abstractNumId="55" w15:restartNumberingAfterBreak="0">
     <w:nsid w:val="2C725617"/>
     <w:multiLevelType w:val="multilevel"/>
     <w:tmpl w:val="08A062C0"/>
@@ -8346,7 +11610,7 @@
       </w:rPr>
     </w:lvl>
   </w:abstractNum>
-  <w:abstractNum w:abstractNumId="53" w15:restartNumberingAfterBreak="0">
+  <w:abstractNum w:abstractNumId="56" w15:restartNumberingAfterBreak="0">
     <w:nsid w:val="2D6A0A43"/>
     <w:multiLevelType w:val="multilevel"/>
     <w:tmpl w:val="BC4E7A86"/>
@@ -8495,7 +11759,7 @@
       </w:rPr>
     </w:lvl>
   </w:abstractNum>
-  <w:abstractNum w:abstractNumId="54" w15:restartNumberingAfterBreak="0">
+  <w:abstractNum w:abstractNumId="57" w15:restartNumberingAfterBreak="0">
     <w:nsid w:val="2DB81555"/>
     <w:multiLevelType w:val="multilevel"/>
     <w:tmpl w:val="068EDB22"/>
@@ -8644,7 +11908,7 @@
       </w:rPr>
     </w:lvl>
   </w:abstractNum>
-  <w:abstractNum w:abstractNumId="55" w15:restartNumberingAfterBreak="0">
+  <w:abstractNum w:abstractNumId="58" w15:restartNumberingAfterBreak="0">
     <w:nsid w:val="2E59585A"/>
     <w:multiLevelType w:val="multilevel"/>
     <w:tmpl w:val="66A645C4"/>
@@ -8793,7 +12057,7 @@
       </w:rPr>
     </w:lvl>
   </w:abstractNum>
-  <w:abstractNum w:abstractNumId="56" w15:restartNumberingAfterBreak="0">
+  <w:abstractNum w:abstractNumId="59" w15:restartNumberingAfterBreak="0">
     <w:nsid w:val="2E773ACC"/>
     <w:multiLevelType w:val="multilevel"/>
     <w:tmpl w:val="E932CEBA"/>
@@ -8942,7 +12206,7 @@
       </w:rPr>
     </w:lvl>
   </w:abstractNum>
-  <w:abstractNum w:abstractNumId="57" w15:restartNumberingAfterBreak="0">
+  <w:abstractNum w:abstractNumId="60" w15:restartNumberingAfterBreak="0">
     <w:nsid w:val="2E925E8B"/>
     <w:multiLevelType w:val="multilevel"/>
     <w:tmpl w:val="8898901C"/>
@@ -9091,7 +12355,7 @@
       </w:rPr>
     </w:lvl>
   </w:abstractNum>
-  <w:abstractNum w:abstractNumId="58" w15:restartNumberingAfterBreak="0">
+  <w:abstractNum w:abstractNumId="61" w15:restartNumberingAfterBreak="0">
     <w:nsid w:val="2EF81A66"/>
     <w:multiLevelType w:val="multilevel"/>
     <w:tmpl w:val="D1DECD90"/>
@@ -9240,7 +12504,7 @@
       </w:rPr>
     </w:lvl>
   </w:abstractNum>
-  <w:abstractNum w:abstractNumId="59" w15:restartNumberingAfterBreak="0">
+  <w:abstractNum w:abstractNumId="62" w15:restartNumberingAfterBreak="0">
     <w:nsid w:val="2F517DE7"/>
     <w:multiLevelType w:val="multilevel"/>
     <w:tmpl w:val="B31CD828"/>
@@ -9389,7 +12653,7 @@
       </w:rPr>
     </w:lvl>
   </w:abstractNum>
-  <w:abstractNum w:abstractNumId="60" w15:restartNumberingAfterBreak="0">
+  <w:abstractNum w:abstractNumId="63" w15:restartNumberingAfterBreak="0">
     <w:nsid w:val="2F7979B3"/>
     <w:multiLevelType w:val="multilevel"/>
     <w:tmpl w:val="592EA9EA"/>
@@ -9538,7 +12802,7 @@
       </w:rPr>
     </w:lvl>
   </w:abstractNum>
-  <w:abstractNum w:abstractNumId="61" w15:restartNumberingAfterBreak="0">
+  <w:abstractNum w:abstractNumId="64" w15:restartNumberingAfterBreak="0">
     <w:nsid w:val="315B3332"/>
     <w:multiLevelType w:val="multilevel"/>
     <w:tmpl w:val="705858E4"/>
@@ -9687,7 +12951,7 @@
       </w:rPr>
     </w:lvl>
   </w:abstractNum>
-  <w:abstractNum w:abstractNumId="62" w15:restartNumberingAfterBreak="0">
+  <w:abstractNum w:abstractNumId="65" w15:restartNumberingAfterBreak="0">
     <w:nsid w:val="32F92917"/>
     <w:multiLevelType w:val="multilevel"/>
     <w:tmpl w:val="3DD46316"/>
@@ -9836,7 +13100,7 @@
       </w:rPr>
     </w:lvl>
   </w:abstractNum>
-  <w:abstractNum w:abstractNumId="63" w15:restartNumberingAfterBreak="0">
+  <w:abstractNum w:abstractNumId="66" w15:restartNumberingAfterBreak="0">
     <w:nsid w:val="34130AAE"/>
     <w:multiLevelType w:val="multilevel"/>
     <w:tmpl w:val="C846CA42"/>
@@ -9985,7 +13249,7 @@
       </w:rPr>
     </w:lvl>
   </w:abstractNum>
-  <w:abstractNum w:abstractNumId="64" w15:restartNumberingAfterBreak="0">
+  <w:abstractNum w:abstractNumId="67" w15:restartNumberingAfterBreak="0">
     <w:nsid w:val="342827EC"/>
     <w:multiLevelType w:val="multilevel"/>
     <w:tmpl w:val="6FC6701E"/>
@@ -10134,7 +13398,7 @@
       </w:rPr>
     </w:lvl>
   </w:abstractNum>
-  <w:abstractNum w:abstractNumId="65" w15:restartNumberingAfterBreak="0">
+  <w:abstractNum w:abstractNumId="68" w15:restartNumberingAfterBreak="0">
     <w:nsid w:val="34D6369A"/>
     <w:multiLevelType w:val="multilevel"/>
     <w:tmpl w:val="D94A676E"/>
@@ -10283,7 +13547,7 @@
       </w:rPr>
     </w:lvl>
   </w:abstractNum>
-  <w:abstractNum w:abstractNumId="66" w15:restartNumberingAfterBreak="0">
+  <w:abstractNum w:abstractNumId="69" w15:restartNumberingAfterBreak="0">
     <w:nsid w:val="35A94FF7"/>
     <w:multiLevelType w:val="multilevel"/>
     <w:tmpl w:val="08BED48C"/>
@@ -10432,7 +13696,7 @@
       </w:rPr>
     </w:lvl>
   </w:abstractNum>
-  <w:abstractNum w:abstractNumId="67" w15:restartNumberingAfterBreak="0">
+  <w:abstractNum w:abstractNumId="70" w15:restartNumberingAfterBreak="0">
     <w:nsid w:val="37420D42"/>
     <w:multiLevelType w:val="multilevel"/>
     <w:tmpl w:val="C448B24E"/>
@@ -10545,7 +13809,7 @@
       </w:pPr>
     </w:lvl>
   </w:abstractNum>
-  <w:abstractNum w:abstractNumId="68" w15:restartNumberingAfterBreak="0">
+  <w:abstractNum w:abstractNumId="71" w15:restartNumberingAfterBreak="0">
     <w:nsid w:val="397C09CE"/>
     <w:multiLevelType w:val="multilevel"/>
     <w:tmpl w:val="89A634FC"/>
@@ -10694,7 +13958,7 @@
       </w:rPr>
     </w:lvl>
   </w:abstractNum>
-  <w:abstractNum w:abstractNumId="69" w15:restartNumberingAfterBreak="0">
+  <w:abstractNum w:abstractNumId="72" w15:restartNumberingAfterBreak="0">
     <w:nsid w:val="3A6027FA"/>
     <w:multiLevelType w:val="multilevel"/>
     <w:tmpl w:val="955C968A"/>
@@ -10843,7 +14107,7 @@
       </w:rPr>
     </w:lvl>
   </w:abstractNum>
-  <w:abstractNum w:abstractNumId="70" w15:restartNumberingAfterBreak="0">
+  <w:abstractNum w:abstractNumId="73" w15:restartNumberingAfterBreak="0">
     <w:nsid w:val="3A8D6B64"/>
     <w:multiLevelType w:val="multilevel"/>
     <w:tmpl w:val="324025CC"/>
@@ -10992,7 +14256,7 @@
       </w:rPr>
     </w:lvl>
   </w:abstractNum>
-  <w:abstractNum w:abstractNumId="71" w15:restartNumberingAfterBreak="0">
+  <w:abstractNum w:abstractNumId="74" w15:restartNumberingAfterBreak="0">
     <w:nsid w:val="3AF32BBE"/>
     <w:multiLevelType w:val="multilevel"/>
     <w:tmpl w:val="82A09416"/>
@@ -11141,7 +14405,7 @@
       </w:rPr>
     </w:lvl>
   </w:abstractNum>
-  <w:abstractNum w:abstractNumId="72" w15:restartNumberingAfterBreak="0">
+  <w:abstractNum w:abstractNumId="75" w15:restartNumberingAfterBreak="0">
     <w:nsid w:val="3BDF0DEB"/>
     <w:multiLevelType w:val="multilevel"/>
     <w:tmpl w:val="6032DD7C"/>
@@ -11290,7 +14554,7 @@
       </w:rPr>
     </w:lvl>
   </w:abstractNum>
-  <w:abstractNum w:abstractNumId="73" w15:restartNumberingAfterBreak="0">
+  <w:abstractNum w:abstractNumId="76" w15:restartNumberingAfterBreak="0">
     <w:nsid w:val="3CA07421"/>
     <w:multiLevelType w:val="multilevel"/>
     <w:tmpl w:val="C7467F92"/>
@@ -11439,7 +14703,7 @@
       </w:rPr>
     </w:lvl>
   </w:abstractNum>
-  <w:abstractNum w:abstractNumId="74" w15:restartNumberingAfterBreak="0">
+  <w:abstractNum w:abstractNumId="77" w15:restartNumberingAfterBreak="0">
     <w:nsid w:val="3D535374"/>
     <w:multiLevelType w:val="multilevel"/>
     <w:tmpl w:val="BD923DE2"/>
@@ -11588,7 +14852,7 @@
       </w:rPr>
     </w:lvl>
   </w:abstractNum>
-  <w:abstractNum w:abstractNumId="75" w15:restartNumberingAfterBreak="0">
+  <w:abstractNum w:abstractNumId="78" w15:restartNumberingAfterBreak="0">
     <w:nsid w:val="3E26705E"/>
     <w:multiLevelType w:val="multilevel"/>
     <w:tmpl w:val="3AD45A86"/>
@@ -11701,7 +14965,7 @@
       </w:pPr>
     </w:lvl>
   </w:abstractNum>
-  <w:abstractNum w:abstractNumId="76" w15:restartNumberingAfterBreak="0">
+  <w:abstractNum w:abstractNumId="79" w15:restartNumberingAfterBreak="0">
     <w:nsid w:val="40A37E11"/>
     <w:multiLevelType w:val="multilevel"/>
     <w:tmpl w:val="39387D48"/>
@@ -11850,7 +15114,7 @@
       </w:rPr>
     </w:lvl>
   </w:abstractNum>
-  <w:abstractNum w:abstractNumId="77" w15:restartNumberingAfterBreak="0">
+  <w:abstractNum w:abstractNumId="80" w15:restartNumberingAfterBreak="0">
     <w:nsid w:val="41CA26F6"/>
     <w:multiLevelType w:val="multilevel"/>
     <w:tmpl w:val="AB44D24A"/>
@@ -11999,7 +15263,7 @@
       </w:rPr>
     </w:lvl>
   </w:abstractNum>
-  <w:abstractNum w:abstractNumId="78" w15:restartNumberingAfterBreak="0">
+  <w:abstractNum w:abstractNumId="81" w15:restartNumberingAfterBreak="0">
     <w:nsid w:val="41E94FEE"/>
     <w:multiLevelType w:val="multilevel"/>
     <w:tmpl w:val="5B18305C"/>
@@ -12148,7 +15412,156 @@
       </w:rPr>
     </w:lvl>
   </w:abstractNum>
-  <w:abstractNum w:abstractNumId="79" w15:restartNumberingAfterBreak="0">
+  <w:abstractNum w:abstractNumId="82" w15:restartNumberingAfterBreak="0">
+    <w:nsid w:val="42131A4B"/>
+    <w:multiLevelType w:val="multilevel"/>
+    <w:tmpl w:val="D0806716"/>
+    <w:lvl w:ilvl="0">
+      <w:start w:val="1"/>
+      <w:numFmt w:val="bullet"/>
+      <w:lvlText w:val=""/>
+      <w:lvlJc w:val="left"/>
+      <w:pPr>
+        <w:tabs>
+          <w:tab w:val="num" w:pos="720"/>
+        </w:tabs>
+        <w:ind w:left="720" w:hanging="360"/>
+      </w:pPr>
+      <w:rPr>
+        <w:rFonts w:ascii="Symbol" w:hAnsi="Symbol" w:hint="default"/>
+        <w:sz w:val="20"/>
+      </w:rPr>
+    </w:lvl>
+    <w:lvl w:ilvl="1" w:tentative="1">
+      <w:start w:val="1"/>
+      <w:numFmt w:val="bullet"/>
+      <w:lvlText w:val="o"/>
+      <w:lvlJc w:val="left"/>
+      <w:pPr>
+        <w:tabs>
+          <w:tab w:val="num" w:pos="1440"/>
+        </w:tabs>
+        <w:ind w:left="1440" w:hanging="360"/>
+      </w:pPr>
+      <w:rPr>
+        <w:rFonts w:ascii="Courier New" w:hAnsi="Courier New" w:hint="default"/>
+        <w:sz w:val="20"/>
+      </w:rPr>
+    </w:lvl>
+    <w:lvl w:ilvl="2" w:tentative="1">
+      <w:start w:val="1"/>
+      <w:numFmt w:val="bullet"/>
+      <w:lvlText w:val=""/>
+      <w:lvlJc w:val="left"/>
+      <w:pPr>
+        <w:tabs>
+          <w:tab w:val="num" w:pos="2160"/>
+        </w:tabs>
+        <w:ind w:left="2160" w:hanging="360"/>
+      </w:pPr>
+      <w:rPr>
+        <w:rFonts w:ascii="Wingdings" w:hAnsi="Wingdings" w:hint="default"/>
+        <w:sz w:val="20"/>
+      </w:rPr>
+    </w:lvl>
+    <w:lvl w:ilvl="3" w:tentative="1">
+      <w:start w:val="1"/>
+      <w:numFmt w:val="bullet"/>
+      <w:lvlText w:val=""/>
+      <w:lvlJc w:val="left"/>
+      <w:pPr>
+        <w:tabs>
+          <w:tab w:val="num" w:pos="2880"/>
+        </w:tabs>
+        <w:ind w:left="2880" w:hanging="360"/>
+      </w:pPr>
+      <w:rPr>
+        <w:rFonts w:ascii="Wingdings" w:hAnsi="Wingdings" w:hint="default"/>
+        <w:sz w:val="20"/>
+      </w:rPr>
+    </w:lvl>
+    <w:lvl w:ilvl="4" w:tentative="1">
+      <w:start w:val="1"/>
+      <w:numFmt w:val="bullet"/>
+      <w:lvlText w:val=""/>
+      <w:lvlJc w:val="left"/>
+      <w:pPr>
+        <w:tabs>
+          <w:tab w:val="num" w:pos="3600"/>
+        </w:tabs>
+        <w:ind w:left="3600" w:hanging="360"/>
+      </w:pPr>
+      <w:rPr>
+        <w:rFonts w:ascii="Wingdings" w:hAnsi="Wingdings" w:hint="default"/>
+        <w:sz w:val="20"/>
+      </w:rPr>
+    </w:lvl>
+    <w:lvl w:ilvl="5" w:tentative="1">
+      <w:start w:val="1"/>
+      <w:numFmt w:val="bullet"/>
+      <w:lvlText w:val=""/>
+      <w:lvlJc w:val="left"/>
+      <w:pPr>
+        <w:tabs>
+          <w:tab w:val="num" w:pos="4320"/>
+        </w:tabs>
+        <w:ind w:left="4320" w:hanging="360"/>
+      </w:pPr>
+      <w:rPr>
+        <w:rFonts w:ascii="Wingdings" w:hAnsi="Wingdings" w:hint="default"/>
+        <w:sz w:val="20"/>
+      </w:rPr>
+    </w:lvl>
+    <w:lvl w:ilvl="6" w:tentative="1">
+      <w:start w:val="1"/>
+      <w:numFmt w:val="bullet"/>
+      <w:lvlText w:val=""/>
+      <w:lvlJc w:val="left"/>
+      <w:pPr>
+        <w:tabs>
+          <w:tab w:val="num" w:pos="5040"/>
+        </w:tabs>
+        <w:ind w:left="5040" w:hanging="360"/>
+      </w:pPr>
+      <w:rPr>
+        <w:rFonts w:ascii="Wingdings" w:hAnsi="Wingdings" w:hint="default"/>
+        <w:sz w:val="20"/>
+      </w:rPr>
+    </w:lvl>
+    <w:lvl w:ilvl="7" w:tentative="1">
+      <w:start w:val="1"/>
+      <w:numFmt w:val="bullet"/>
+      <w:lvlText w:val=""/>
+      <w:lvlJc w:val="left"/>
+      <w:pPr>
+        <w:tabs>
+          <w:tab w:val="num" w:pos="5760"/>
+        </w:tabs>
+        <w:ind w:left="5760" w:hanging="360"/>
+      </w:pPr>
+      <w:rPr>
+        <w:rFonts w:ascii="Wingdings" w:hAnsi="Wingdings" w:hint="default"/>
+        <w:sz w:val="20"/>
+      </w:rPr>
+    </w:lvl>
+    <w:lvl w:ilvl="8" w:tentative="1">
+      <w:start w:val="1"/>
+      <w:numFmt w:val="bullet"/>
+      <w:lvlText w:val=""/>
+      <w:lvlJc w:val="left"/>
+      <w:pPr>
+        <w:tabs>
+          <w:tab w:val="num" w:pos="6480"/>
+        </w:tabs>
+        <w:ind w:left="6480" w:hanging="360"/>
+      </w:pPr>
+      <w:rPr>
+        <w:rFonts w:ascii="Wingdings" w:hAnsi="Wingdings" w:hint="default"/>
+        <w:sz w:val="20"/>
+      </w:rPr>
+    </w:lvl>
+  </w:abstractNum>
+  <w:abstractNum w:abstractNumId="83" w15:restartNumberingAfterBreak="0">
     <w:nsid w:val="42A86A66"/>
     <w:multiLevelType w:val="multilevel"/>
     <w:tmpl w:val="5232AC60"/>
@@ -12297,7 +15710,156 @@
       </w:rPr>
     </w:lvl>
   </w:abstractNum>
-  <w:abstractNum w:abstractNumId="80" w15:restartNumberingAfterBreak="0">
+  <w:abstractNum w:abstractNumId="84" w15:restartNumberingAfterBreak="0">
+    <w:nsid w:val="43EE560F"/>
+    <w:multiLevelType w:val="multilevel"/>
+    <w:tmpl w:val="AE4E9D64"/>
+    <w:lvl w:ilvl="0">
+      <w:start w:val="1"/>
+      <w:numFmt w:val="bullet"/>
+      <w:lvlText w:val=""/>
+      <w:lvlJc w:val="left"/>
+      <w:pPr>
+        <w:tabs>
+          <w:tab w:val="num" w:pos="720"/>
+        </w:tabs>
+        <w:ind w:left="720" w:hanging="360"/>
+      </w:pPr>
+      <w:rPr>
+        <w:rFonts w:ascii="Symbol" w:hAnsi="Symbol" w:hint="default"/>
+        <w:sz w:val="20"/>
+      </w:rPr>
+    </w:lvl>
+    <w:lvl w:ilvl="1" w:tentative="1">
+      <w:start w:val="1"/>
+      <w:numFmt w:val="bullet"/>
+      <w:lvlText w:val="o"/>
+      <w:lvlJc w:val="left"/>
+      <w:pPr>
+        <w:tabs>
+          <w:tab w:val="num" w:pos="1440"/>
+        </w:tabs>
+        <w:ind w:left="1440" w:hanging="360"/>
+      </w:pPr>
+      <w:rPr>
+        <w:rFonts w:ascii="Courier New" w:hAnsi="Courier New" w:hint="default"/>
+        <w:sz w:val="20"/>
+      </w:rPr>
+    </w:lvl>
+    <w:lvl w:ilvl="2" w:tentative="1">
+      <w:start w:val="1"/>
+      <w:numFmt w:val="bullet"/>
+      <w:lvlText w:val=""/>
+      <w:lvlJc w:val="left"/>
+      <w:pPr>
+        <w:tabs>
+          <w:tab w:val="num" w:pos="2160"/>
+        </w:tabs>
+        <w:ind w:left="2160" w:hanging="360"/>
+      </w:pPr>
+      <w:rPr>
+        <w:rFonts w:ascii="Wingdings" w:hAnsi="Wingdings" w:hint="default"/>
+        <w:sz w:val="20"/>
+      </w:rPr>
+    </w:lvl>
+    <w:lvl w:ilvl="3" w:tentative="1">
+      <w:start w:val="1"/>
+      <w:numFmt w:val="bullet"/>
+      <w:lvlText w:val=""/>
+      <w:lvlJc w:val="left"/>
+      <w:pPr>
+        <w:tabs>
+          <w:tab w:val="num" w:pos="2880"/>
+        </w:tabs>
+        <w:ind w:left="2880" w:hanging="360"/>
+      </w:pPr>
+      <w:rPr>
+        <w:rFonts w:ascii="Wingdings" w:hAnsi="Wingdings" w:hint="default"/>
+        <w:sz w:val="20"/>
+      </w:rPr>
+    </w:lvl>
+    <w:lvl w:ilvl="4" w:tentative="1">
+      <w:start w:val="1"/>
+      <w:numFmt w:val="bullet"/>
+      <w:lvlText w:val=""/>
+      <w:lvlJc w:val="left"/>
+      <w:pPr>
+        <w:tabs>
+          <w:tab w:val="num" w:pos="3600"/>
+        </w:tabs>
+        <w:ind w:left="3600" w:hanging="360"/>
+      </w:pPr>
+      <w:rPr>
+        <w:rFonts w:ascii="Wingdings" w:hAnsi="Wingdings" w:hint="default"/>
+        <w:sz w:val="20"/>
+      </w:rPr>
+    </w:lvl>
+    <w:lvl w:ilvl="5" w:tentative="1">
+      <w:start w:val="1"/>
+      <w:numFmt w:val="bullet"/>
+      <w:lvlText w:val=""/>
+      <w:lvlJc w:val="left"/>
+      <w:pPr>
+        <w:tabs>
+          <w:tab w:val="num" w:pos="4320"/>
+        </w:tabs>
+        <w:ind w:left="4320" w:hanging="360"/>
+      </w:pPr>
+      <w:rPr>
+        <w:rFonts w:ascii="Wingdings" w:hAnsi="Wingdings" w:hint="default"/>
+        <w:sz w:val="20"/>
+      </w:rPr>
+    </w:lvl>
+    <w:lvl w:ilvl="6" w:tentative="1">
+      <w:start w:val="1"/>
+      <w:numFmt w:val="bullet"/>
+      <w:lvlText w:val=""/>
+      <w:lvlJc w:val="left"/>
+      <w:pPr>
+        <w:tabs>
+          <w:tab w:val="num" w:pos="5040"/>
+        </w:tabs>
+        <w:ind w:left="5040" w:hanging="360"/>
+      </w:pPr>
+      <w:rPr>
+        <w:rFonts w:ascii="Wingdings" w:hAnsi="Wingdings" w:hint="default"/>
+        <w:sz w:val="20"/>
+      </w:rPr>
+    </w:lvl>
+    <w:lvl w:ilvl="7" w:tentative="1">
+      <w:start w:val="1"/>
+      <w:numFmt w:val="bullet"/>
+      <w:lvlText w:val=""/>
+      <w:lvlJc w:val="left"/>
+      <w:pPr>
+        <w:tabs>
+          <w:tab w:val="num" w:pos="5760"/>
+        </w:tabs>
+        <w:ind w:left="5760" w:hanging="360"/>
+      </w:pPr>
+      <w:rPr>
+        <w:rFonts w:ascii="Wingdings" w:hAnsi="Wingdings" w:hint="default"/>
+        <w:sz w:val="20"/>
+      </w:rPr>
+    </w:lvl>
+    <w:lvl w:ilvl="8" w:tentative="1">
+      <w:start w:val="1"/>
+      <w:numFmt w:val="bullet"/>
+      <w:lvlText w:val=""/>
+      <w:lvlJc w:val="left"/>
+      <w:pPr>
+        <w:tabs>
+          <w:tab w:val="num" w:pos="6480"/>
+        </w:tabs>
+        <w:ind w:left="6480" w:hanging="360"/>
+      </w:pPr>
+      <w:rPr>
+        <w:rFonts w:ascii="Wingdings" w:hAnsi="Wingdings" w:hint="default"/>
+        <w:sz w:val="20"/>
+      </w:rPr>
+    </w:lvl>
+  </w:abstractNum>
+  <w:abstractNum w:abstractNumId="85" w15:restartNumberingAfterBreak="0">
     <w:nsid w:val="44AB0CAE"/>
     <w:multiLevelType w:val="multilevel"/>
     <w:tmpl w:val="464660D2"/>
@@ -12446,7 +16008,7 @@
       </w:rPr>
     </w:lvl>
   </w:abstractNum>
-  <w:abstractNum w:abstractNumId="81" w15:restartNumberingAfterBreak="0">
+  <w:abstractNum w:abstractNumId="86" w15:restartNumberingAfterBreak="0">
     <w:nsid w:val="44F115CA"/>
     <w:multiLevelType w:val="multilevel"/>
     <w:tmpl w:val="17902F36"/>
@@ -12595,7 +16157,7 @@
       </w:rPr>
     </w:lvl>
   </w:abstractNum>
-  <w:abstractNum w:abstractNumId="82" w15:restartNumberingAfterBreak="0">
+  <w:abstractNum w:abstractNumId="87" w15:restartNumberingAfterBreak="0">
     <w:nsid w:val="44FE0348"/>
     <w:multiLevelType w:val="multilevel"/>
     <w:tmpl w:val="FBFC91CA"/>
@@ -12744,7 +16306,7 @@
       </w:rPr>
     </w:lvl>
   </w:abstractNum>
-  <w:abstractNum w:abstractNumId="83" w15:restartNumberingAfterBreak="0">
+  <w:abstractNum w:abstractNumId="88" w15:restartNumberingAfterBreak="0">
     <w:nsid w:val="45784C13"/>
     <w:multiLevelType w:val="multilevel"/>
     <w:tmpl w:val="5EA42E88"/>
@@ -12893,7 +16455,7 @@
       </w:rPr>
     </w:lvl>
   </w:abstractNum>
-  <w:abstractNum w:abstractNumId="84" w15:restartNumberingAfterBreak="0">
+  <w:abstractNum w:abstractNumId="89" w15:restartNumberingAfterBreak="0">
     <w:nsid w:val="47913F6C"/>
     <w:multiLevelType w:val="multilevel"/>
     <w:tmpl w:val="BDF6000A"/>
@@ -13042,7 +16604,7 @@
       </w:rPr>
     </w:lvl>
   </w:abstractNum>
-  <w:abstractNum w:abstractNumId="85" w15:restartNumberingAfterBreak="0">
+  <w:abstractNum w:abstractNumId="90" w15:restartNumberingAfterBreak="0">
     <w:nsid w:val="47B239BB"/>
     <w:multiLevelType w:val="hybridMultilevel"/>
     <w:tmpl w:val="1606498C"/>
@@ -13131,7 +16693,7 @@
       </w:pPr>
     </w:lvl>
   </w:abstractNum>
-  <w:abstractNum w:abstractNumId="86" w15:restartNumberingAfterBreak="0">
+  <w:abstractNum w:abstractNumId="91" w15:restartNumberingAfterBreak="0">
     <w:nsid w:val="4C8011ED"/>
     <w:multiLevelType w:val="multilevel"/>
     <w:tmpl w:val="AB2A1D86"/>
@@ -13280,7 +16842,7 @@
       </w:rPr>
     </w:lvl>
   </w:abstractNum>
-  <w:abstractNum w:abstractNumId="87" w15:restartNumberingAfterBreak="0">
+  <w:abstractNum w:abstractNumId="92" w15:restartNumberingAfterBreak="0">
     <w:nsid w:val="4D352556"/>
     <w:multiLevelType w:val="multilevel"/>
     <w:tmpl w:val="168A1ACC"/>
@@ -13429,7 +16991,7 @@
       </w:rPr>
     </w:lvl>
   </w:abstractNum>
-  <w:abstractNum w:abstractNumId="88" w15:restartNumberingAfterBreak="0">
+  <w:abstractNum w:abstractNumId="93" w15:restartNumberingAfterBreak="0">
     <w:nsid w:val="4D726043"/>
     <w:multiLevelType w:val="multilevel"/>
     <w:tmpl w:val="7184479E"/>
@@ -13578,7 +17140,7 @@
       </w:rPr>
     </w:lvl>
   </w:abstractNum>
-  <w:abstractNum w:abstractNumId="89" w15:restartNumberingAfterBreak="0">
+  <w:abstractNum w:abstractNumId="94" w15:restartNumberingAfterBreak="0">
     <w:nsid w:val="4E414C40"/>
     <w:multiLevelType w:val="multilevel"/>
     <w:tmpl w:val="0742E086"/>
@@ -13727,7 +17289,7 @@
       </w:rPr>
     </w:lvl>
   </w:abstractNum>
-  <w:abstractNum w:abstractNumId="90" w15:restartNumberingAfterBreak="0">
+  <w:abstractNum w:abstractNumId="95" w15:restartNumberingAfterBreak="0">
     <w:nsid w:val="500513B7"/>
     <w:multiLevelType w:val="multilevel"/>
     <w:tmpl w:val="E92CF7FA"/>
@@ -13876,7 +17438,7 @@
       </w:rPr>
     </w:lvl>
   </w:abstractNum>
-  <w:abstractNum w:abstractNumId="91" w15:restartNumberingAfterBreak="0">
+  <w:abstractNum w:abstractNumId="96" w15:restartNumberingAfterBreak="0">
     <w:nsid w:val="52555312"/>
     <w:multiLevelType w:val="multilevel"/>
     <w:tmpl w:val="27BA586E"/>
@@ -14025,7 +17587,7 @@
       </w:rPr>
     </w:lvl>
   </w:abstractNum>
-  <w:abstractNum w:abstractNumId="92" w15:restartNumberingAfterBreak="0">
+  <w:abstractNum w:abstractNumId="97" w15:restartNumberingAfterBreak="0">
     <w:nsid w:val="52CD4399"/>
     <w:multiLevelType w:val="multilevel"/>
     <w:tmpl w:val="F6747A30"/>
@@ -14174,7 +17736,7 @@
       </w:rPr>
     </w:lvl>
   </w:abstractNum>
-  <w:abstractNum w:abstractNumId="93" w15:restartNumberingAfterBreak="0">
+  <w:abstractNum w:abstractNumId="98" w15:restartNumberingAfterBreak="0">
     <w:nsid w:val="547E23FC"/>
     <w:multiLevelType w:val="multilevel"/>
     <w:tmpl w:val="5C42B236"/>
@@ -14323,7 +17885,7 @@
       </w:rPr>
     </w:lvl>
   </w:abstractNum>
-  <w:abstractNum w:abstractNumId="94" w15:restartNumberingAfterBreak="0">
+  <w:abstractNum w:abstractNumId="99" w15:restartNumberingAfterBreak="0">
     <w:nsid w:val="549B1302"/>
     <w:multiLevelType w:val="multilevel"/>
     <w:tmpl w:val="BD4C833C"/>
@@ -14472,7 +18034,7 @@
       </w:rPr>
     </w:lvl>
   </w:abstractNum>
-  <w:abstractNum w:abstractNumId="95" w15:restartNumberingAfterBreak="0">
+  <w:abstractNum w:abstractNumId="100" w15:restartNumberingAfterBreak="0">
     <w:nsid w:val="5636248B"/>
     <w:multiLevelType w:val="hybridMultilevel"/>
     <w:tmpl w:val="49162834"/>
@@ -14561,7 +18123,7 @@
       </w:pPr>
     </w:lvl>
   </w:abstractNum>
-  <w:abstractNum w:abstractNumId="96" w15:restartNumberingAfterBreak="0">
+  <w:abstractNum w:abstractNumId="101" w15:restartNumberingAfterBreak="0">
     <w:nsid w:val="58601E63"/>
     <w:multiLevelType w:val="multilevel"/>
     <w:tmpl w:val="03C6251C"/>
@@ -14710,7 +18272,7 @@
       </w:rPr>
     </w:lvl>
   </w:abstractNum>
-  <w:abstractNum w:abstractNumId="97" w15:restartNumberingAfterBreak="0">
+  <w:abstractNum w:abstractNumId="102" w15:restartNumberingAfterBreak="0">
     <w:nsid w:val="591127C4"/>
     <w:multiLevelType w:val="multilevel"/>
     <w:tmpl w:val="AEC094BC"/>
@@ -14859,7 +18421,7 @@
       </w:rPr>
     </w:lvl>
   </w:abstractNum>
-  <w:abstractNum w:abstractNumId="98" w15:restartNumberingAfterBreak="0">
+  <w:abstractNum w:abstractNumId="103" w15:restartNumberingAfterBreak="0">
     <w:nsid w:val="5A6D5498"/>
     <w:multiLevelType w:val="multilevel"/>
     <w:tmpl w:val="2E4EBFE8"/>
@@ -15008,7 +18570,7 @@
       </w:rPr>
     </w:lvl>
   </w:abstractNum>
-  <w:abstractNum w:abstractNumId="99" w15:restartNumberingAfterBreak="0">
+  <w:abstractNum w:abstractNumId="104" w15:restartNumberingAfterBreak="0">
     <w:nsid w:val="5C6A1815"/>
     <w:multiLevelType w:val="multilevel"/>
     <w:tmpl w:val="0846C15C"/>
@@ -15157,7 +18719,7 @@
       </w:rPr>
     </w:lvl>
   </w:abstractNum>
-  <w:abstractNum w:abstractNumId="100" w15:restartNumberingAfterBreak="0">
+  <w:abstractNum w:abstractNumId="105" w15:restartNumberingAfterBreak="0">
     <w:nsid w:val="5C6D072B"/>
     <w:multiLevelType w:val="multilevel"/>
     <w:tmpl w:val="6A885898"/>
@@ -15306,7 +18868,7 @@
       </w:rPr>
     </w:lvl>
   </w:abstractNum>
-  <w:abstractNum w:abstractNumId="101" w15:restartNumberingAfterBreak="0">
+  <w:abstractNum w:abstractNumId="106" w15:restartNumberingAfterBreak="0">
     <w:nsid w:val="5D0E1CB5"/>
     <w:multiLevelType w:val="multilevel"/>
     <w:tmpl w:val="FBB277F2"/>
@@ -15455,7 +19017,7 @@
       </w:rPr>
     </w:lvl>
   </w:abstractNum>
-  <w:abstractNum w:abstractNumId="102" w15:restartNumberingAfterBreak="0">
+  <w:abstractNum w:abstractNumId="107" w15:restartNumberingAfterBreak="0">
     <w:nsid w:val="5D2E041D"/>
     <w:multiLevelType w:val="multilevel"/>
     <w:tmpl w:val="10B8C828"/>
@@ -15604,7 +19166,7 @@
       </w:rPr>
     </w:lvl>
   </w:abstractNum>
-  <w:abstractNum w:abstractNumId="103" w15:restartNumberingAfterBreak="0">
+  <w:abstractNum w:abstractNumId="108" w15:restartNumberingAfterBreak="0">
     <w:nsid w:val="5D403D6C"/>
     <w:multiLevelType w:val="multilevel"/>
     <w:tmpl w:val="1316B11A"/>
@@ -15753,7 +19315,7 @@
       </w:rPr>
     </w:lvl>
   </w:abstractNum>
-  <w:abstractNum w:abstractNumId="104" w15:restartNumberingAfterBreak="0">
+  <w:abstractNum w:abstractNumId="109" w15:restartNumberingAfterBreak="0">
     <w:nsid w:val="5E3E4270"/>
     <w:multiLevelType w:val="multilevel"/>
     <w:tmpl w:val="14E4D4A8"/>
@@ -15902,7 +19464,7 @@
       </w:rPr>
     </w:lvl>
   </w:abstractNum>
-  <w:abstractNum w:abstractNumId="105" w15:restartNumberingAfterBreak="0">
+  <w:abstractNum w:abstractNumId="110" w15:restartNumberingAfterBreak="0">
     <w:nsid w:val="5FF5024A"/>
     <w:multiLevelType w:val="multilevel"/>
     <w:tmpl w:val="D988E362"/>
@@ -16051,7 +19613,7 @@
       </w:rPr>
     </w:lvl>
   </w:abstractNum>
-  <w:abstractNum w:abstractNumId="106" w15:restartNumberingAfterBreak="0">
+  <w:abstractNum w:abstractNumId="111" w15:restartNumberingAfterBreak="0">
     <w:nsid w:val="60B07B50"/>
     <w:multiLevelType w:val="multilevel"/>
     <w:tmpl w:val="0E4A929A"/>
@@ -16200,7 +19762,7 @@
       </w:rPr>
     </w:lvl>
   </w:abstractNum>
-  <w:abstractNum w:abstractNumId="107" w15:restartNumberingAfterBreak="0">
+  <w:abstractNum w:abstractNumId="112" w15:restartNumberingAfterBreak="0">
     <w:nsid w:val="60DC1F84"/>
     <w:multiLevelType w:val="multilevel"/>
     <w:tmpl w:val="67603B68"/>
@@ -16349,7 +19911,7 @@
       </w:rPr>
     </w:lvl>
   </w:abstractNum>
-  <w:abstractNum w:abstractNumId="108" w15:restartNumberingAfterBreak="0">
+  <w:abstractNum w:abstractNumId="113" w15:restartNumberingAfterBreak="0">
     <w:nsid w:val="620523FD"/>
     <w:multiLevelType w:val="multilevel"/>
     <w:tmpl w:val="CEFE83C2"/>
@@ -16498,7 +20060,7 @@
       </w:rPr>
     </w:lvl>
   </w:abstractNum>
-  <w:abstractNum w:abstractNumId="109" w15:restartNumberingAfterBreak="0">
+  <w:abstractNum w:abstractNumId="114" w15:restartNumberingAfterBreak="0">
     <w:nsid w:val="624F4572"/>
     <w:multiLevelType w:val="multilevel"/>
     <w:tmpl w:val="C658DBE2"/>
@@ -16647,7 +20209,7 @@
       </w:rPr>
     </w:lvl>
   </w:abstractNum>
-  <w:abstractNum w:abstractNumId="110" w15:restartNumberingAfterBreak="0">
+  <w:abstractNum w:abstractNumId="115" w15:restartNumberingAfterBreak="0">
     <w:nsid w:val="62952FFE"/>
     <w:multiLevelType w:val="multilevel"/>
     <w:tmpl w:val="BB16B1D2"/>
@@ -16796,7 +20358,7 @@
       </w:rPr>
     </w:lvl>
   </w:abstractNum>
-  <w:abstractNum w:abstractNumId="111" w15:restartNumberingAfterBreak="0">
+  <w:abstractNum w:abstractNumId="116" w15:restartNumberingAfterBreak="0">
     <w:nsid w:val="62A17E65"/>
     <w:multiLevelType w:val="multilevel"/>
     <w:tmpl w:val="7CB22B74"/>
@@ -16945,7 +20507,7 @@
       </w:rPr>
     </w:lvl>
   </w:abstractNum>
-  <w:abstractNum w:abstractNumId="112" w15:restartNumberingAfterBreak="0">
+  <w:abstractNum w:abstractNumId="117" w15:restartNumberingAfterBreak="0">
     <w:nsid w:val="64584C0C"/>
     <w:multiLevelType w:val="multilevel"/>
     <w:tmpl w:val="43EE7618"/>
@@ -17094,7 +20656,7 @@
       </w:rPr>
     </w:lvl>
   </w:abstractNum>
-  <w:abstractNum w:abstractNumId="113" w15:restartNumberingAfterBreak="0">
+  <w:abstractNum w:abstractNumId="118" w15:restartNumberingAfterBreak="0">
     <w:nsid w:val="6814153C"/>
     <w:multiLevelType w:val="multilevel"/>
     <w:tmpl w:val="88C2E398"/>
@@ -17243,7 +20805,156 @@
       </w:rPr>
     </w:lvl>
   </w:abstractNum>
-  <w:abstractNum w:abstractNumId="114" w15:restartNumberingAfterBreak="0">
+  <w:abstractNum w:abstractNumId="119" w15:restartNumberingAfterBreak="0">
+    <w:nsid w:val="68E45071"/>
+    <w:multiLevelType w:val="multilevel"/>
+    <w:tmpl w:val="757820BC"/>
+    <w:lvl w:ilvl="0">
+      <w:start w:val="1"/>
+      <w:numFmt w:val="bullet"/>
+      <w:lvlText w:val=""/>
+      <w:lvlJc w:val="left"/>
+      <w:pPr>
+        <w:tabs>
+          <w:tab w:val="num" w:pos="720"/>
+        </w:tabs>
+        <w:ind w:left="720" w:hanging="360"/>
+      </w:pPr>
+      <w:rPr>
+        <w:rFonts w:ascii="Symbol" w:hAnsi="Symbol" w:hint="default"/>
+        <w:sz w:val="20"/>
+      </w:rPr>
+    </w:lvl>
+    <w:lvl w:ilvl="1" w:tentative="1">
+      <w:start w:val="1"/>
+      <w:numFmt w:val="bullet"/>
+      <w:lvlText w:val="o"/>
+      <w:lvlJc w:val="left"/>
+      <w:pPr>
+        <w:tabs>
+          <w:tab w:val="num" w:pos="1440"/>
+        </w:tabs>
+        <w:ind w:left="1440" w:hanging="360"/>
+      </w:pPr>
+      <w:rPr>
+        <w:rFonts w:ascii="Courier New" w:hAnsi="Courier New" w:hint="default"/>
+        <w:sz w:val="20"/>
+      </w:rPr>
+    </w:lvl>
+    <w:lvl w:ilvl="2" w:tentative="1">
+      <w:start w:val="1"/>
+      <w:numFmt w:val="bullet"/>
+      <w:lvlText w:val=""/>
+      <w:lvlJc w:val="left"/>
+      <w:pPr>
+        <w:tabs>
+          <w:tab w:val="num" w:pos="2160"/>
+        </w:tabs>
+        <w:ind w:left="2160" w:hanging="360"/>
+      </w:pPr>
+      <w:rPr>
+        <w:rFonts w:ascii="Wingdings" w:hAnsi="Wingdings" w:hint="default"/>
+        <w:sz w:val="20"/>
+      </w:rPr>
+    </w:lvl>
+    <w:lvl w:ilvl="3" w:tentative="1">
+      <w:start w:val="1"/>
+      <w:numFmt w:val="bullet"/>
+      <w:lvlText w:val=""/>
+      <w:lvlJc w:val="left"/>
+      <w:pPr>
+        <w:tabs>
+          <w:tab w:val="num" w:pos="2880"/>
+        </w:tabs>
+        <w:ind w:left="2880" w:hanging="360"/>
+      </w:pPr>
+      <w:rPr>
+        <w:rFonts w:ascii="Wingdings" w:hAnsi="Wingdings" w:hint="default"/>
+        <w:sz w:val="20"/>
+      </w:rPr>
+    </w:lvl>
+    <w:lvl w:ilvl="4" w:tentative="1">
+      <w:start w:val="1"/>
+      <w:numFmt w:val="bullet"/>
+      <w:lvlText w:val=""/>
+      <w:lvlJc w:val="left"/>
+      <w:pPr>
+        <w:tabs>
+          <w:tab w:val="num" w:pos="3600"/>
+        </w:tabs>
+        <w:ind w:left="3600" w:hanging="360"/>
+      </w:pPr>
+      <w:rPr>
+        <w:rFonts w:ascii="Wingdings" w:hAnsi="Wingdings" w:hint="default"/>
+        <w:sz w:val="20"/>
+      </w:rPr>
+    </w:lvl>
+    <w:lvl w:ilvl="5" w:tentative="1">
+      <w:start w:val="1"/>
+      <w:numFmt w:val="bullet"/>
+      <w:lvlText w:val=""/>
+      <w:lvlJc w:val="left"/>
+      <w:pPr>
+        <w:tabs>
+          <w:tab w:val="num" w:pos="4320"/>
+        </w:tabs>
+        <w:ind w:left="4320" w:hanging="360"/>
+      </w:pPr>
+      <w:rPr>
+        <w:rFonts w:ascii="Wingdings" w:hAnsi="Wingdings" w:hint="default"/>
+        <w:sz w:val="20"/>
+      </w:rPr>
+    </w:lvl>
+    <w:lvl w:ilvl="6" w:tentative="1">
+      <w:start w:val="1"/>
+      <w:numFmt w:val="bullet"/>
+      <w:lvlText w:val=""/>
+      <w:lvlJc w:val="left"/>
+      <w:pPr>
+        <w:tabs>
+          <w:tab w:val="num" w:pos="5040"/>
+        </w:tabs>
+        <w:ind w:left="5040" w:hanging="360"/>
+      </w:pPr>
+      <w:rPr>
+        <w:rFonts w:ascii="Wingdings" w:hAnsi="Wingdings" w:hint="default"/>
+        <w:sz w:val="20"/>
+      </w:rPr>
+    </w:lvl>
+    <w:lvl w:ilvl="7" w:tentative="1">
+      <w:start w:val="1"/>
+      <w:numFmt w:val="bullet"/>
+      <w:lvlText w:val=""/>
+      <w:lvlJc w:val="left"/>
+      <w:pPr>
+        <w:tabs>
+          <w:tab w:val="num" w:pos="5760"/>
+        </w:tabs>
+        <w:ind w:left="5760" w:hanging="360"/>
+      </w:pPr>
+      <w:rPr>
+        <w:rFonts w:ascii="Wingdings" w:hAnsi="Wingdings" w:hint="default"/>
+        <w:sz w:val="20"/>
+      </w:rPr>
+    </w:lvl>
+    <w:lvl w:ilvl="8" w:tentative="1">
+      <w:start w:val="1"/>
+      <w:numFmt w:val="bullet"/>
+      <w:lvlText w:val=""/>
+      <w:lvlJc w:val="left"/>
+      <w:pPr>
+        <w:tabs>
+          <w:tab w:val="num" w:pos="6480"/>
+        </w:tabs>
+        <w:ind w:left="6480" w:hanging="360"/>
+      </w:pPr>
+      <w:rPr>
+        <w:rFonts w:ascii="Wingdings" w:hAnsi="Wingdings" w:hint="default"/>
+        <w:sz w:val="20"/>
+      </w:rPr>
+    </w:lvl>
+  </w:abstractNum>
+  <w:abstractNum w:abstractNumId="120" w15:restartNumberingAfterBreak="0">
     <w:nsid w:val="6B6A1939"/>
     <w:multiLevelType w:val="multilevel"/>
     <w:tmpl w:val="C84A4EAC"/>
@@ -17392,7 +21103,7 @@
       </w:rPr>
     </w:lvl>
   </w:abstractNum>
-  <w:abstractNum w:abstractNumId="115" w15:restartNumberingAfterBreak="0">
+  <w:abstractNum w:abstractNumId="121" w15:restartNumberingAfterBreak="0">
     <w:nsid w:val="6BF90443"/>
     <w:multiLevelType w:val="multilevel"/>
     <w:tmpl w:val="3992FBAC"/>
@@ -17541,7 +21252,7 @@
       </w:rPr>
     </w:lvl>
   </w:abstractNum>
-  <w:abstractNum w:abstractNumId="116" w15:restartNumberingAfterBreak="0">
+  <w:abstractNum w:abstractNumId="122" w15:restartNumberingAfterBreak="0">
     <w:nsid w:val="6E660C6B"/>
     <w:multiLevelType w:val="multilevel"/>
     <w:tmpl w:val="2126050C"/>
@@ -17690,7 +21401,7 @@
       </w:rPr>
     </w:lvl>
   </w:abstractNum>
-  <w:abstractNum w:abstractNumId="117" w15:restartNumberingAfterBreak="0">
+  <w:abstractNum w:abstractNumId="123" w15:restartNumberingAfterBreak="0">
     <w:nsid w:val="6EF574EB"/>
     <w:multiLevelType w:val="multilevel"/>
     <w:tmpl w:val="53D2FB02"/>
@@ -17839,7 +21550,156 @@
       </w:rPr>
     </w:lvl>
   </w:abstractNum>
-  <w:abstractNum w:abstractNumId="118" w15:restartNumberingAfterBreak="0">
+  <w:abstractNum w:abstractNumId="124" w15:restartNumberingAfterBreak="0">
+    <w:nsid w:val="6FFE2D97"/>
+    <w:multiLevelType w:val="multilevel"/>
+    <w:tmpl w:val="596C1A22"/>
+    <w:lvl w:ilvl="0">
+      <w:start w:val="1"/>
+      <w:numFmt w:val="bullet"/>
+      <w:lvlText w:val=""/>
+      <w:lvlJc w:val="left"/>
+      <w:pPr>
+        <w:tabs>
+          <w:tab w:val="num" w:pos="720"/>
+        </w:tabs>
+        <w:ind w:left="720" w:hanging="360"/>
+      </w:pPr>
+      <w:rPr>
+        <w:rFonts w:ascii="Symbol" w:hAnsi="Symbol" w:hint="default"/>
+        <w:sz w:val="20"/>
+      </w:rPr>
+    </w:lvl>
+    <w:lvl w:ilvl="1" w:tentative="1">
+      <w:start w:val="1"/>
+      <w:numFmt w:val="bullet"/>
+      <w:lvlText w:val="o"/>
+      <w:lvlJc w:val="left"/>
+      <w:pPr>
+        <w:tabs>
+          <w:tab w:val="num" w:pos="1440"/>
+        </w:tabs>
+        <w:ind w:left="1440" w:hanging="360"/>
+      </w:pPr>
+      <w:rPr>
+        <w:rFonts w:ascii="Courier New" w:hAnsi="Courier New" w:hint="default"/>
+        <w:sz w:val="20"/>
+      </w:rPr>
+    </w:lvl>
+    <w:lvl w:ilvl="2" w:tentative="1">
+      <w:start w:val="1"/>
+      <w:numFmt w:val="bullet"/>
+      <w:lvlText w:val=""/>
+      <w:lvlJc w:val="left"/>
+      <w:pPr>
+        <w:tabs>
+          <w:tab w:val="num" w:pos="2160"/>
+        </w:tabs>
+        <w:ind w:left="2160" w:hanging="360"/>
+      </w:pPr>
+      <w:rPr>
+        <w:rFonts w:ascii="Wingdings" w:hAnsi="Wingdings" w:hint="default"/>
+        <w:sz w:val="20"/>
+      </w:rPr>
+    </w:lvl>
+    <w:lvl w:ilvl="3" w:tentative="1">
+      <w:start w:val="1"/>
+      <w:numFmt w:val="bullet"/>
+      <w:lvlText w:val=""/>
+      <w:lvlJc w:val="left"/>
+      <w:pPr>
+        <w:tabs>
+          <w:tab w:val="num" w:pos="2880"/>
+        </w:tabs>
+        <w:ind w:left="2880" w:hanging="360"/>
+      </w:pPr>
+      <w:rPr>
+        <w:rFonts w:ascii="Wingdings" w:hAnsi="Wingdings" w:hint="default"/>
+        <w:sz w:val="20"/>
+      </w:rPr>
+    </w:lvl>
+    <w:lvl w:ilvl="4" w:tentative="1">
+      <w:start w:val="1"/>
+      <w:numFmt w:val="bullet"/>
+      <w:lvlText w:val=""/>
+      <w:lvlJc w:val="left"/>
+      <w:pPr>
+        <w:tabs>
+          <w:tab w:val="num" w:pos="3600"/>
+        </w:tabs>
+        <w:ind w:left="3600" w:hanging="360"/>
+      </w:pPr>
+      <w:rPr>
+        <w:rFonts w:ascii="Wingdings" w:hAnsi="Wingdings" w:hint="default"/>
+        <w:sz w:val="20"/>
+      </w:rPr>
+    </w:lvl>
+    <w:lvl w:ilvl="5" w:tentative="1">
+      <w:start w:val="1"/>
+      <w:numFmt w:val="bullet"/>
+      <w:lvlText w:val=""/>
+      <w:lvlJc w:val="left"/>
+      <w:pPr>
+        <w:tabs>
+          <w:tab w:val="num" w:pos="4320"/>
+        </w:tabs>
+        <w:ind w:left="4320" w:hanging="360"/>
+      </w:pPr>
+      <w:rPr>
+        <w:rFonts w:ascii="Wingdings" w:hAnsi="Wingdings" w:hint="default"/>
+        <w:sz w:val="20"/>
+      </w:rPr>
+    </w:lvl>
+    <w:lvl w:ilvl="6" w:tentative="1">
+      <w:start w:val="1"/>
+      <w:numFmt w:val="bullet"/>
+      <w:lvlText w:val=""/>
+      <w:lvlJc w:val="left"/>
+      <w:pPr>
+        <w:tabs>
+          <w:tab w:val="num" w:pos="5040"/>
+        </w:tabs>
+        <w:ind w:left="5040" w:hanging="360"/>
+      </w:pPr>
+      <w:rPr>
+        <w:rFonts w:ascii="Wingdings" w:hAnsi="Wingdings" w:hint="default"/>
+        <w:sz w:val="20"/>
+      </w:rPr>
+    </w:lvl>
+    <w:lvl w:ilvl="7" w:tentative="1">
+      <w:start w:val="1"/>
+      <w:numFmt w:val="bullet"/>
+      <w:lvlText w:val=""/>
+      <w:lvlJc w:val="left"/>
+      <w:pPr>
+        <w:tabs>
+          <w:tab w:val="num" w:pos="5760"/>
+        </w:tabs>
+        <w:ind w:left="5760" w:hanging="360"/>
+      </w:pPr>
+      <w:rPr>
+        <w:rFonts w:ascii="Wingdings" w:hAnsi="Wingdings" w:hint="default"/>
+        <w:sz w:val="20"/>
+      </w:rPr>
+    </w:lvl>
+    <w:lvl w:ilvl="8" w:tentative="1">
+      <w:start w:val="1"/>
+      <w:numFmt w:val="bullet"/>
+      <w:lvlText w:val=""/>
+      <w:lvlJc w:val="left"/>
+      <w:pPr>
+        <w:tabs>
+          <w:tab w:val="num" w:pos="6480"/>
+        </w:tabs>
+        <w:ind w:left="6480" w:hanging="360"/>
+      </w:pPr>
+      <w:rPr>
+        <w:rFonts w:ascii="Wingdings" w:hAnsi="Wingdings" w:hint="default"/>
+        <w:sz w:val="20"/>
+      </w:rPr>
+    </w:lvl>
+  </w:abstractNum>
+  <w:abstractNum w:abstractNumId="125" w15:restartNumberingAfterBreak="0">
     <w:nsid w:val="71F055FF"/>
     <w:multiLevelType w:val="multilevel"/>
     <w:tmpl w:val="D7E60E68"/>
@@ -17988,7 +21848,156 @@
       </w:rPr>
     </w:lvl>
   </w:abstractNum>
-  <w:abstractNum w:abstractNumId="119" w15:restartNumberingAfterBreak="0">
+  <w:abstractNum w:abstractNumId="126" w15:restartNumberingAfterBreak="0">
+    <w:nsid w:val="7218572D"/>
+    <w:multiLevelType w:val="multilevel"/>
+    <w:tmpl w:val="3CDE930E"/>
+    <w:lvl w:ilvl="0">
+      <w:start w:val="1"/>
+      <w:numFmt w:val="bullet"/>
+      <w:lvlText w:val=""/>
+      <w:lvlJc w:val="left"/>
+      <w:pPr>
+        <w:tabs>
+          <w:tab w:val="num" w:pos="720"/>
+        </w:tabs>
+        <w:ind w:left="720" w:hanging="360"/>
+      </w:pPr>
+      <w:rPr>
+        <w:rFonts w:ascii="Symbol" w:hAnsi="Symbol" w:hint="default"/>
+        <w:sz w:val="20"/>
+      </w:rPr>
+    </w:lvl>
+    <w:lvl w:ilvl="1" w:tentative="1">
+      <w:start w:val="1"/>
+      <w:numFmt w:val="bullet"/>
+      <w:lvlText w:val="o"/>
+      <w:lvlJc w:val="left"/>
+      <w:pPr>
+        <w:tabs>
+          <w:tab w:val="num" w:pos="1440"/>
+        </w:tabs>
+        <w:ind w:left="1440" w:hanging="360"/>
+      </w:pPr>
+      <w:rPr>
+        <w:rFonts w:ascii="Courier New" w:hAnsi="Courier New" w:hint="default"/>
+        <w:sz w:val="20"/>
+      </w:rPr>
+    </w:lvl>
+    <w:lvl w:ilvl="2" w:tentative="1">
+      <w:start w:val="1"/>
+      <w:numFmt w:val="bullet"/>
+      <w:lvlText w:val=""/>
+      <w:lvlJc w:val="left"/>
+      <w:pPr>
+        <w:tabs>
+          <w:tab w:val="num" w:pos="2160"/>
+        </w:tabs>
+        <w:ind w:left="2160" w:hanging="360"/>
+      </w:pPr>
+      <w:rPr>
+        <w:rFonts w:ascii="Wingdings" w:hAnsi="Wingdings" w:hint="default"/>
+        <w:sz w:val="20"/>
+      </w:rPr>
+    </w:lvl>
+    <w:lvl w:ilvl="3" w:tentative="1">
+      <w:start w:val="1"/>
+      <w:numFmt w:val="bullet"/>
+      <w:lvlText w:val=""/>
+      <w:lvlJc w:val="left"/>
+      <w:pPr>
+        <w:tabs>
+          <w:tab w:val="num" w:pos="2880"/>
+        </w:tabs>
+        <w:ind w:left="2880" w:hanging="360"/>
+      </w:pPr>
+      <w:rPr>
+        <w:rFonts w:ascii="Wingdings" w:hAnsi="Wingdings" w:hint="default"/>
+        <w:sz w:val="20"/>
+      </w:rPr>
+    </w:lvl>
+    <w:lvl w:ilvl="4" w:tentative="1">
+      <w:start w:val="1"/>
+      <w:numFmt w:val="bullet"/>
+      <w:lvlText w:val=""/>
+      <w:lvlJc w:val="left"/>
+      <w:pPr>
+        <w:tabs>
+          <w:tab w:val="num" w:pos="3600"/>
+        </w:tabs>
+        <w:ind w:left="3600" w:hanging="360"/>
+      </w:pPr>
+      <w:rPr>
+        <w:rFonts w:ascii="Wingdings" w:hAnsi="Wingdings" w:hint="default"/>
+        <w:sz w:val="20"/>
+      </w:rPr>
+    </w:lvl>
+    <w:lvl w:ilvl="5" w:tentative="1">
+      <w:start w:val="1"/>
+      <w:numFmt w:val="bullet"/>
+      <w:lvlText w:val=""/>
+      <w:lvlJc w:val="left"/>
+      <w:pPr>
+        <w:tabs>
+          <w:tab w:val="num" w:pos="4320"/>
+        </w:tabs>
+        <w:ind w:left="4320" w:hanging="360"/>
+      </w:pPr>
+      <w:rPr>
+        <w:rFonts w:ascii="Wingdings" w:hAnsi="Wingdings" w:hint="default"/>
+        <w:sz w:val="20"/>
+      </w:rPr>
+    </w:lvl>
+    <w:lvl w:ilvl="6" w:tentative="1">
+      <w:start w:val="1"/>
+      <w:numFmt w:val="bullet"/>
+      <w:lvlText w:val=""/>
+      <w:lvlJc w:val="left"/>
+      <w:pPr>
+        <w:tabs>
+          <w:tab w:val="num" w:pos="5040"/>
+        </w:tabs>
+        <w:ind w:left="5040" w:hanging="360"/>
+      </w:pPr>
+      <w:rPr>
+        <w:rFonts w:ascii="Wingdings" w:hAnsi="Wingdings" w:hint="default"/>
+        <w:sz w:val="20"/>
+      </w:rPr>
+    </w:lvl>
+    <w:lvl w:ilvl="7" w:tentative="1">
+      <w:start w:val="1"/>
+      <w:numFmt w:val="bullet"/>
+      <w:lvlText w:val=""/>
+      <w:lvlJc w:val="left"/>
+      <w:pPr>
+        <w:tabs>
+          <w:tab w:val="num" w:pos="5760"/>
+        </w:tabs>
+        <w:ind w:left="5760" w:hanging="360"/>
+      </w:pPr>
+      <w:rPr>
+        <w:rFonts w:ascii="Wingdings" w:hAnsi="Wingdings" w:hint="default"/>
+        <w:sz w:val="20"/>
+      </w:rPr>
+    </w:lvl>
+    <w:lvl w:ilvl="8" w:tentative="1">
+      <w:start w:val="1"/>
+      <w:numFmt w:val="bullet"/>
+      <w:lvlText w:val=""/>
+      <w:lvlJc w:val="left"/>
+      <w:pPr>
+        <w:tabs>
+          <w:tab w:val="num" w:pos="6480"/>
+        </w:tabs>
+        <w:ind w:left="6480" w:hanging="360"/>
+      </w:pPr>
+      <w:rPr>
+        <w:rFonts w:ascii="Wingdings" w:hAnsi="Wingdings" w:hint="default"/>
+        <w:sz w:val="20"/>
+      </w:rPr>
+    </w:lvl>
+  </w:abstractNum>
+  <w:abstractNum w:abstractNumId="127" w15:restartNumberingAfterBreak="0">
     <w:nsid w:val="73037BCA"/>
     <w:multiLevelType w:val="multilevel"/>
     <w:tmpl w:val="A66E3EA8"/>
@@ -18137,7 +22146,7 @@
       </w:rPr>
     </w:lvl>
   </w:abstractNum>
-  <w:abstractNum w:abstractNumId="120" w15:restartNumberingAfterBreak="0">
+  <w:abstractNum w:abstractNumId="128" w15:restartNumberingAfterBreak="0">
     <w:nsid w:val="736B1CFA"/>
     <w:multiLevelType w:val="multilevel"/>
     <w:tmpl w:val="AD6EC20A"/>
@@ -18286,7 +22295,7 @@
       </w:rPr>
     </w:lvl>
   </w:abstractNum>
-  <w:abstractNum w:abstractNumId="121" w15:restartNumberingAfterBreak="0">
+  <w:abstractNum w:abstractNumId="129" w15:restartNumberingAfterBreak="0">
     <w:nsid w:val="74C629B2"/>
     <w:multiLevelType w:val="multilevel"/>
     <w:tmpl w:val="926CA70C"/>
@@ -18435,7 +22444,7 @@
       </w:rPr>
     </w:lvl>
   </w:abstractNum>
-  <w:abstractNum w:abstractNumId="122" w15:restartNumberingAfterBreak="0">
+  <w:abstractNum w:abstractNumId="130" w15:restartNumberingAfterBreak="0">
     <w:nsid w:val="74D26D17"/>
     <w:multiLevelType w:val="multilevel"/>
     <w:tmpl w:val="A4561C7A"/>
@@ -18584,7 +22593,7 @@
       </w:rPr>
     </w:lvl>
   </w:abstractNum>
-  <w:abstractNum w:abstractNumId="123" w15:restartNumberingAfterBreak="0">
+  <w:abstractNum w:abstractNumId="131" w15:restartNumberingAfterBreak="0">
     <w:nsid w:val="757256D9"/>
     <w:multiLevelType w:val="multilevel"/>
     <w:tmpl w:val="2BE664DA"/>
@@ -18733,7 +22742,7 @@
       </w:rPr>
     </w:lvl>
   </w:abstractNum>
-  <w:abstractNum w:abstractNumId="124" w15:restartNumberingAfterBreak="0">
+  <w:abstractNum w:abstractNumId="132" w15:restartNumberingAfterBreak="0">
     <w:nsid w:val="76917BA4"/>
     <w:multiLevelType w:val="multilevel"/>
     <w:tmpl w:val="43708D7A"/>
@@ -18882,7 +22891,7 @@
       </w:rPr>
     </w:lvl>
   </w:abstractNum>
-  <w:abstractNum w:abstractNumId="125" w15:restartNumberingAfterBreak="0">
+  <w:abstractNum w:abstractNumId="133" w15:restartNumberingAfterBreak="0">
     <w:nsid w:val="76D649C8"/>
     <w:multiLevelType w:val="multilevel"/>
     <w:tmpl w:val="9888122C"/>
@@ -19031,7 +23040,7 @@
       </w:rPr>
     </w:lvl>
   </w:abstractNum>
-  <w:abstractNum w:abstractNumId="126" w15:restartNumberingAfterBreak="0">
+  <w:abstractNum w:abstractNumId="134" w15:restartNumberingAfterBreak="0">
     <w:nsid w:val="7715363F"/>
     <w:multiLevelType w:val="multilevel"/>
     <w:tmpl w:val="7854C050"/>
@@ -19180,7 +23189,7 @@
       </w:rPr>
     </w:lvl>
   </w:abstractNum>
-  <w:abstractNum w:abstractNumId="127" w15:restartNumberingAfterBreak="0">
+  <w:abstractNum w:abstractNumId="135" w15:restartNumberingAfterBreak="0">
     <w:nsid w:val="78A656B8"/>
     <w:multiLevelType w:val="multilevel"/>
     <w:tmpl w:val="487C4C66"/>
@@ -19329,7 +23338,7 @@
       </w:rPr>
     </w:lvl>
   </w:abstractNum>
-  <w:abstractNum w:abstractNumId="128" w15:restartNumberingAfterBreak="0">
+  <w:abstractNum w:abstractNumId="136" w15:restartNumberingAfterBreak="0">
     <w:nsid w:val="79546F4C"/>
     <w:multiLevelType w:val="multilevel"/>
     <w:tmpl w:val="2454FFA0"/>
@@ -19478,7 +23487,7 @@
       </w:rPr>
     </w:lvl>
   </w:abstractNum>
-  <w:abstractNum w:abstractNumId="129" w15:restartNumberingAfterBreak="0">
+  <w:abstractNum w:abstractNumId="137" w15:restartNumberingAfterBreak="0">
     <w:nsid w:val="7A6C5AD0"/>
     <w:multiLevelType w:val="multilevel"/>
     <w:tmpl w:val="47DC21D6"/>
@@ -19627,7 +23636,7 @@
       </w:rPr>
     </w:lvl>
   </w:abstractNum>
-  <w:abstractNum w:abstractNumId="130" w15:restartNumberingAfterBreak="0">
+  <w:abstractNum w:abstractNumId="138" w15:restartNumberingAfterBreak="0">
     <w:nsid w:val="7D161717"/>
     <w:multiLevelType w:val="multilevel"/>
     <w:tmpl w:val="EBF223C8"/>
@@ -19776,7 +23785,7 @@
       </w:rPr>
     </w:lvl>
   </w:abstractNum>
-  <w:abstractNum w:abstractNumId="131" w15:restartNumberingAfterBreak="0">
+  <w:abstractNum w:abstractNumId="139" w15:restartNumberingAfterBreak="0">
     <w:nsid w:val="7D9B6CDC"/>
     <w:multiLevelType w:val="multilevel"/>
     <w:tmpl w:val="E0F26886"/>
@@ -19925,7 +23934,7 @@
       </w:rPr>
     </w:lvl>
   </w:abstractNum>
-  <w:abstractNum w:abstractNumId="132" w15:restartNumberingAfterBreak="0">
+  <w:abstractNum w:abstractNumId="140" w15:restartNumberingAfterBreak="0">
     <w:nsid w:val="7E6F3E9B"/>
     <w:multiLevelType w:val="multilevel"/>
     <w:tmpl w:val="0DA86070"/>
@@ -20074,7 +24083,7 @@
       </w:rPr>
     </w:lvl>
   </w:abstractNum>
-  <w:abstractNum w:abstractNumId="133" w15:restartNumberingAfterBreak="0">
+  <w:abstractNum w:abstractNumId="141" w15:restartNumberingAfterBreak="0">
     <w:nsid w:val="7E8A58D9"/>
     <w:multiLevelType w:val="multilevel"/>
     <w:tmpl w:val="6BDC5EDE"/>
@@ -20223,7 +24232,7 @@
       </w:rPr>
     </w:lvl>
   </w:abstractNum>
-  <w:abstractNum w:abstractNumId="134" w15:restartNumberingAfterBreak="0">
+  <w:abstractNum w:abstractNumId="142" w15:restartNumberingAfterBreak="0">
     <w:nsid w:val="7EE142D6"/>
     <w:multiLevelType w:val="multilevel"/>
     <w:tmpl w:val="B9D4A824"/>
@@ -20372,7 +24381,7 @@
       </w:rPr>
     </w:lvl>
   </w:abstractNum>
-  <w:abstractNum w:abstractNumId="135" w15:restartNumberingAfterBreak="0">
+  <w:abstractNum w:abstractNumId="143" w15:restartNumberingAfterBreak="0">
     <w:nsid w:val="7F9C57E6"/>
     <w:multiLevelType w:val="multilevel"/>
     <w:tmpl w:val="917EFE4C"/>
@@ -20525,409 +24534,433 @@
     <w:abstractNumId w:val="3"/>
   </w:num>
   <w:num w:numId="2" w16cid:durableId="1684168531">
-    <w:abstractNumId w:val="104"/>
+    <w:abstractNumId w:val="109"/>
   </w:num>
   <w:num w:numId="3" w16cid:durableId="601499336">
-    <w:abstractNumId w:val="135"/>
+    <w:abstractNumId w:val="143"/>
   </w:num>
   <w:num w:numId="4" w16cid:durableId="1551309419">
-    <w:abstractNumId w:val="34"/>
+    <w:abstractNumId w:val="37"/>
   </w:num>
   <w:num w:numId="5" w16cid:durableId="1288900212">
-    <w:abstractNumId w:val="49"/>
+    <w:abstractNumId w:val="52"/>
   </w:num>
   <w:num w:numId="6" w16cid:durableId="816148157">
-    <w:abstractNumId w:val="30"/>
+    <w:abstractNumId w:val="33"/>
   </w:num>
   <w:num w:numId="7" w16cid:durableId="1744793871">
+    <w:abstractNumId w:val="39"/>
+  </w:num>
+  <w:num w:numId="8" w16cid:durableId="478115726">
+    <w:abstractNumId w:val="47"/>
+  </w:num>
+  <w:num w:numId="9" w16cid:durableId="2044474014">
+    <w:abstractNumId w:val="132"/>
+  </w:num>
+  <w:num w:numId="10" w16cid:durableId="483737074">
+    <w:abstractNumId w:val="94"/>
+  </w:num>
+  <w:num w:numId="11" w16cid:durableId="1688942017">
+    <w:abstractNumId w:val="42"/>
+  </w:num>
+  <w:num w:numId="12" w16cid:durableId="1144735889">
+    <w:abstractNumId w:val="61"/>
+  </w:num>
+  <w:num w:numId="13" w16cid:durableId="1888879141">
+    <w:abstractNumId w:val="95"/>
+  </w:num>
+  <w:num w:numId="14" w16cid:durableId="384255422">
+    <w:abstractNumId w:val="17"/>
+  </w:num>
+  <w:num w:numId="15" w16cid:durableId="1875732300">
+    <w:abstractNumId w:val="54"/>
+  </w:num>
+  <w:num w:numId="16" w16cid:durableId="528953528">
     <w:abstractNumId w:val="36"/>
   </w:num>
-  <w:num w:numId="8" w16cid:durableId="478115726">
+  <w:num w:numId="17" w16cid:durableId="2169386">
+    <w:abstractNumId w:val="60"/>
+  </w:num>
+  <w:num w:numId="18" w16cid:durableId="1913541369">
+    <w:abstractNumId w:val="117"/>
+  </w:num>
+  <w:num w:numId="19" w16cid:durableId="959848181">
+    <w:abstractNumId w:val="86"/>
+  </w:num>
+  <w:num w:numId="20" w16cid:durableId="1951470876">
+    <w:abstractNumId w:val="23"/>
+  </w:num>
+  <w:num w:numId="21" w16cid:durableId="620696030">
+    <w:abstractNumId w:val="59"/>
+  </w:num>
+  <w:num w:numId="22" w16cid:durableId="168644955">
+    <w:abstractNumId w:val="71"/>
+  </w:num>
+  <w:num w:numId="23" w16cid:durableId="303313016">
+    <w:abstractNumId w:val="136"/>
+  </w:num>
+  <w:num w:numId="24" w16cid:durableId="654064635">
+    <w:abstractNumId w:val="139"/>
+  </w:num>
+  <w:num w:numId="25" w16cid:durableId="1199899313">
+    <w:abstractNumId w:val="64"/>
+  </w:num>
+  <w:num w:numId="26" w16cid:durableId="2140880941">
     <w:abstractNumId w:val="44"/>
   </w:num>
-  <w:num w:numId="9" w16cid:durableId="2044474014">
-    <w:abstractNumId w:val="124"/>
+  <w:num w:numId="27" w16cid:durableId="1867790755">
+    <w:abstractNumId w:val="106"/>
   </w:num>
-  <w:num w:numId="10" w16cid:durableId="483737074">
-    <w:abstractNumId w:val="89"/>
+  <w:num w:numId="28" w16cid:durableId="1066296575">
+    <w:abstractNumId w:val="6"/>
   </w:num>
-  <w:num w:numId="11" w16cid:durableId="1688942017">
-    <w:abstractNumId w:val="39"/>
+  <w:num w:numId="29" w16cid:durableId="311756558">
+    <w:abstractNumId w:val="114"/>
   </w:num>
-  <w:num w:numId="12" w16cid:durableId="1144735889">
-    <w:abstractNumId w:val="58"/>
+  <w:num w:numId="30" w16cid:durableId="409620393">
+    <w:abstractNumId w:val="98"/>
   </w:num>
-  <w:num w:numId="13" w16cid:durableId="1888879141">
-    <w:abstractNumId w:val="90"/>
+  <w:num w:numId="31" w16cid:durableId="346833783">
+    <w:abstractNumId w:val="105"/>
   </w:num>
-  <w:num w:numId="14" w16cid:durableId="384255422">
-    <w:abstractNumId w:val="15"/>
+  <w:num w:numId="32" w16cid:durableId="1339771232">
+    <w:abstractNumId w:val="74"/>
   </w:num>
-  <w:num w:numId="15" w16cid:durableId="1875732300">
-    <w:abstractNumId w:val="51"/>
+  <w:num w:numId="33" w16cid:durableId="2057242382">
+    <w:abstractNumId w:val="16"/>
   </w:num>
-  <w:num w:numId="16" w16cid:durableId="528953528">
-    <w:abstractNumId w:val="33"/>
+  <w:num w:numId="34" w16cid:durableId="1267806960">
+    <w:abstractNumId w:val="72"/>
   </w:num>
-  <w:num w:numId="17" w16cid:durableId="2169386">
-    <w:abstractNumId w:val="57"/>
-  </w:num>
-  <w:num w:numId="18" w16cid:durableId="1913541369">
-    <w:abstractNumId w:val="112"/>
-  </w:num>
-  <w:num w:numId="19" w16cid:durableId="959848181">
-    <w:abstractNumId w:val="81"/>
-  </w:num>
-  <w:num w:numId="20" w16cid:durableId="1951470876">
-    <w:abstractNumId w:val="20"/>
-  </w:num>
-  <w:num w:numId="21" w16cid:durableId="620696030">
-    <w:abstractNumId w:val="56"/>
-  </w:num>
-  <w:num w:numId="22" w16cid:durableId="168644955">
+  <w:num w:numId="35" w16cid:durableId="749935190">
     <w:abstractNumId w:val="68"/>
   </w:num>
-  <w:num w:numId="23" w16cid:durableId="303313016">
-    <w:abstractNumId w:val="128"/>
-  </w:num>
-  <w:num w:numId="24" w16cid:durableId="654064635">
-    <w:abstractNumId w:val="131"/>
-  </w:num>
-  <w:num w:numId="25" w16cid:durableId="1199899313">
-    <w:abstractNumId w:val="61"/>
-  </w:num>
-  <w:num w:numId="26" w16cid:durableId="2140880941">
-    <w:abstractNumId w:val="41"/>
-  </w:num>
-  <w:num w:numId="27" w16cid:durableId="1867790755">
-    <w:abstractNumId w:val="101"/>
-  </w:num>
-  <w:num w:numId="28" w16cid:durableId="1066296575">
-    <w:abstractNumId w:val="5"/>
-  </w:num>
-  <w:num w:numId="29" w16cid:durableId="311756558">
-    <w:abstractNumId w:val="109"/>
-  </w:num>
-  <w:num w:numId="30" w16cid:durableId="409620393">
-    <w:abstractNumId w:val="93"/>
-  </w:num>
-  <w:num w:numId="31" w16cid:durableId="346833783">
-    <w:abstractNumId w:val="100"/>
-  </w:num>
-  <w:num w:numId="32" w16cid:durableId="1339771232">
-    <w:abstractNumId w:val="71"/>
-  </w:num>
-  <w:num w:numId="33" w16cid:durableId="2057242382">
-    <w:abstractNumId w:val="14"/>
-  </w:num>
-  <w:num w:numId="34" w16cid:durableId="1267806960">
-    <w:abstractNumId w:val="69"/>
-  </w:num>
-  <w:num w:numId="35" w16cid:durableId="749935190">
-    <w:abstractNumId w:val="65"/>
-  </w:num>
   <w:num w:numId="36" w16cid:durableId="140971076">
-    <w:abstractNumId w:val="35"/>
+    <w:abstractNumId w:val="38"/>
   </w:num>
   <w:num w:numId="37" w16cid:durableId="1948269227">
-    <w:abstractNumId w:val="24"/>
+    <w:abstractNumId w:val="27"/>
   </w:num>
   <w:num w:numId="38" w16cid:durableId="991836728">
-    <w:abstractNumId w:val="42"/>
+    <w:abstractNumId w:val="45"/>
   </w:num>
   <w:num w:numId="39" w16cid:durableId="1930691984">
-    <w:abstractNumId w:val="63"/>
+    <w:abstractNumId w:val="66"/>
   </w:num>
   <w:num w:numId="40" w16cid:durableId="742215958">
     <w:abstractNumId w:val="0"/>
   </w:num>
   <w:num w:numId="41" w16cid:durableId="1181318251">
+    <w:abstractNumId w:val="73"/>
+  </w:num>
+  <w:num w:numId="42" w16cid:durableId="902374234">
+    <w:abstractNumId w:val="77"/>
+  </w:num>
+  <w:num w:numId="43" w16cid:durableId="1937713341">
+    <w:abstractNumId w:val="141"/>
+  </w:num>
+  <w:num w:numId="44" w16cid:durableId="568729027">
+    <w:abstractNumId w:val="8"/>
+  </w:num>
+  <w:num w:numId="45" w16cid:durableId="1737897733">
+    <w:abstractNumId w:val="90"/>
+  </w:num>
+  <w:num w:numId="46" w16cid:durableId="1634672172">
+    <w:abstractNumId w:val="25"/>
+  </w:num>
+  <w:num w:numId="47" w16cid:durableId="13924057">
+    <w:abstractNumId w:val="80"/>
+  </w:num>
+  <w:num w:numId="48" w16cid:durableId="1127116691">
+    <w:abstractNumId w:val="120"/>
+  </w:num>
+  <w:num w:numId="49" w16cid:durableId="2043359014">
+    <w:abstractNumId w:val="34"/>
+  </w:num>
+  <w:num w:numId="50" w16cid:durableId="1315642875">
+    <w:abstractNumId w:val="7"/>
+  </w:num>
+  <w:num w:numId="51" w16cid:durableId="1736276234">
+    <w:abstractNumId w:val="118"/>
+  </w:num>
+  <w:num w:numId="52" w16cid:durableId="1320842877">
+    <w:abstractNumId w:val="131"/>
+  </w:num>
+  <w:num w:numId="53" w16cid:durableId="660934027">
+    <w:abstractNumId w:val="50"/>
+  </w:num>
+  <w:num w:numId="54" w16cid:durableId="2077431277">
+    <w:abstractNumId w:val="122"/>
+  </w:num>
+  <w:num w:numId="55" w16cid:durableId="767190297">
+    <w:abstractNumId w:val="115"/>
+  </w:num>
+  <w:num w:numId="56" w16cid:durableId="1795296107">
+    <w:abstractNumId w:val="58"/>
+  </w:num>
+  <w:num w:numId="57" w16cid:durableId="1585148188">
+    <w:abstractNumId w:val="12"/>
+  </w:num>
+  <w:num w:numId="58" w16cid:durableId="1057321318">
+    <w:abstractNumId w:val="102"/>
+  </w:num>
+  <w:num w:numId="59" w16cid:durableId="2142651329">
     <w:abstractNumId w:val="70"/>
   </w:num>
-  <w:num w:numId="42" w16cid:durableId="902374234">
-    <w:abstractNumId w:val="74"/>
+  <w:num w:numId="60" w16cid:durableId="437726317">
+    <w:abstractNumId w:val="35"/>
   </w:num>
-  <w:num w:numId="43" w16cid:durableId="1937713341">
-    <w:abstractNumId w:val="133"/>
+  <w:num w:numId="61" w16cid:durableId="1740444279">
+    <w:abstractNumId w:val="18"/>
   </w:num>
-  <w:num w:numId="44" w16cid:durableId="568729027">
-    <w:abstractNumId w:val="7"/>
-  </w:num>
-  <w:num w:numId="45" w16cid:durableId="1737897733">
-    <w:abstractNumId w:val="85"/>
-  </w:num>
-  <w:num w:numId="46" w16cid:durableId="1634672172">
-    <w:abstractNumId w:val="22"/>
-  </w:num>
-  <w:num w:numId="47" w16cid:durableId="13924057">
-    <w:abstractNumId w:val="77"/>
-  </w:num>
-  <w:num w:numId="48" w16cid:durableId="1127116691">
-    <w:abstractNumId w:val="114"/>
-  </w:num>
-  <w:num w:numId="49" w16cid:durableId="2043359014">
-    <w:abstractNumId w:val="31"/>
-  </w:num>
-  <w:num w:numId="50" w16cid:durableId="1315642875">
-    <w:abstractNumId w:val="6"/>
-  </w:num>
-  <w:num w:numId="51" w16cid:durableId="1736276234">
-    <w:abstractNumId w:val="113"/>
-  </w:num>
-  <w:num w:numId="52" w16cid:durableId="1320842877">
-    <w:abstractNumId w:val="123"/>
-  </w:num>
-  <w:num w:numId="53" w16cid:durableId="660934027">
-    <w:abstractNumId w:val="47"/>
-  </w:num>
-  <w:num w:numId="54" w16cid:durableId="2077431277">
-    <w:abstractNumId w:val="116"/>
-  </w:num>
-  <w:num w:numId="55" w16cid:durableId="767190297">
-    <w:abstractNumId w:val="110"/>
-  </w:num>
-  <w:num w:numId="56" w16cid:durableId="1795296107">
-    <w:abstractNumId w:val="55"/>
-  </w:num>
-  <w:num w:numId="57" w16cid:durableId="1585148188">
-    <w:abstractNumId w:val="10"/>
-  </w:num>
-  <w:num w:numId="58" w16cid:durableId="1057321318">
+  <w:num w:numId="62" w16cid:durableId="29117008">
     <w:abstractNumId w:val="97"/>
   </w:num>
-  <w:num w:numId="59" w16cid:durableId="2142651329">
-    <w:abstractNumId w:val="67"/>
-  </w:num>
-  <w:num w:numId="60" w16cid:durableId="437726317">
-    <w:abstractNumId w:val="32"/>
-  </w:num>
-  <w:num w:numId="61" w16cid:durableId="1740444279">
-    <w:abstractNumId w:val="16"/>
-  </w:num>
-  <w:num w:numId="62" w16cid:durableId="29117008">
-    <w:abstractNumId w:val="92"/>
-  </w:num>
   <w:num w:numId="63" w16cid:durableId="1013917872">
-    <w:abstractNumId w:val="9"/>
+    <w:abstractNumId w:val="11"/>
   </w:num>
   <w:num w:numId="64" w16cid:durableId="1546284526">
-    <w:abstractNumId w:val="13"/>
+    <w:abstractNumId w:val="15"/>
   </w:num>
   <w:num w:numId="65" w16cid:durableId="1614898229">
-    <w:abstractNumId w:val="103"/>
+    <w:abstractNumId w:val="108"/>
   </w:num>
   <w:num w:numId="66" w16cid:durableId="411005392">
-    <w:abstractNumId w:val="126"/>
+    <w:abstractNumId w:val="134"/>
   </w:num>
   <w:num w:numId="67" w16cid:durableId="1416240644">
-    <w:abstractNumId w:val="12"/>
+    <w:abstractNumId w:val="14"/>
   </w:num>
   <w:num w:numId="68" w16cid:durableId="493882115">
-    <w:abstractNumId w:val="132"/>
+    <w:abstractNumId w:val="140"/>
   </w:num>
   <w:num w:numId="69" w16cid:durableId="1717968321">
-    <w:abstractNumId w:val="46"/>
+    <w:abstractNumId w:val="49"/>
   </w:num>
   <w:num w:numId="70" w16cid:durableId="556017849">
-    <w:abstractNumId w:val="102"/>
+    <w:abstractNumId w:val="107"/>
   </w:num>
   <w:num w:numId="71" w16cid:durableId="1833570057">
-    <w:abstractNumId w:val="84"/>
+    <w:abstractNumId w:val="89"/>
   </w:num>
   <w:num w:numId="72" w16cid:durableId="1827553864">
-    <w:abstractNumId w:val="52"/>
+    <w:abstractNumId w:val="55"/>
   </w:num>
   <w:num w:numId="73" w16cid:durableId="449588983">
     <w:abstractNumId w:val="1"/>
   </w:num>
   <w:num w:numId="74" w16cid:durableId="81343511">
-    <w:abstractNumId w:val="25"/>
+    <w:abstractNumId w:val="28"/>
   </w:num>
   <w:num w:numId="75" w16cid:durableId="1838156497">
+    <w:abstractNumId w:val="29"/>
+  </w:num>
+  <w:num w:numId="76" w16cid:durableId="213660588">
+    <w:abstractNumId w:val="63"/>
+  </w:num>
+  <w:num w:numId="77" w16cid:durableId="1358778420">
+    <w:abstractNumId w:val="40"/>
+  </w:num>
+  <w:num w:numId="78" w16cid:durableId="1553999188">
+    <w:abstractNumId w:val="48"/>
+  </w:num>
+  <w:num w:numId="79" w16cid:durableId="2069500392">
+    <w:abstractNumId w:val="62"/>
+  </w:num>
+  <w:num w:numId="80" w16cid:durableId="730495259">
+    <w:abstractNumId w:val="51"/>
+  </w:num>
+  <w:num w:numId="81" w16cid:durableId="1526021663">
+    <w:abstractNumId w:val="81"/>
+  </w:num>
+  <w:num w:numId="82" w16cid:durableId="1188520027">
+    <w:abstractNumId w:val="112"/>
+  </w:num>
+  <w:num w:numId="83" w16cid:durableId="1446382305">
+    <w:abstractNumId w:val="111"/>
+  </w:num>
+  <w:num w:numId="84" w16cid:durableId="662927190">
+    <w:abstractNumId w:val="137"/>
+  </w:num>
+  <w:num w:numId="85" w16cid:durableId="204100005">
+    <w:abstractNumId w:val="91"/>
+  </w:num>
+  <w:num w:numId="86" w16cid:durableId="1936401234">
+    <w:abstractNumId w:val="130"/>
+  </w:num>
+  <w:num w:numId="87" w16cid:durableId="987630137">
+    <w:abstractNumId w:val="24"/>
+  </w:num>
+  <w:num w:numId="88" w16cid:durableId="2118404536">
+    <w:abstractNumId w:val="31"/>
+  </w:num>
+  <w:num w:numId="89" w16cid:durableId="863589291">
+    <w:abstractNumId w:val="88"/>
+  </w:num>
+  <w:num w:numId="90" w16cid:durableId="1612396162">
+    <w:abstractNumId w:val="79"/>
+  </w:num>
+  <w:num w:numId="91" w16cid:durableId="1722558252">
+    <w:abstractNumId w:val="103"/>
+  </w:num>
+  <w:num w:numId="92" w16cid:durableId="842476132">
+    <w:abstractNumId w:val="5"/>
+  </w:num>
+  <w:num w:numId="93" w16cid:durableId="2081707439">
+    <w:abstractNumId w:val="129"/>
+  </w:num>
+  <w:num w:numId="94" w16cid:durableId="746342018">
+    <w:abstractNumId w:val="30"/>
+  </w:num>
+  <w:num w:numId="95" w16cid:durableId="1062369787">
+    <w:abstractNumId w:val="76"/>
+  </w:num>
+  <w:num w:numId="96" w16cid:durableId="910164467">
+    <w:abstractNumId w:val="104"/>
+  </w:num>
+  <w:num w:numId="97" w16cid:durableId="455031686">
+    <w:abstractNumId w:val="138"/>
+  </w:num>
+  <w:num w:numId="98" w16cid:durableId="434132528">
+    <w:abstractNumId w:val="20"/>
+  </w:num>
+  <w:num w:numId="99" w16cid:durableId="950278900">
+    <w:abstractNumId w:val="135"/>
+  </w:num>
+  <w:num w:numId="100" w16cid:durableId="1345667727">
+    <w:abstractNumId w:val="100"/>
+  </w:num>
+  <w:num w:numId="101" w16cid:durableId="1949777530">
+    <w:abstractNumId w:val="101"/>
+  </w:num>
+  <w:num w:numId="102" w16cid:durableId="326985214">
     <w:abstractNumId w:val="26"/>
   </w:num>
-  <w:num w:numId="76" w16cid:durableId="213660588">
-    <w:abstractNumId w:val="60"/>
+  <w:num w:numId="103" w16cid:durableId="1373963206">
+    <w:abstractNumId w:val="110"/>
   </w:num>
-  <w:num w:numId="77" w16cid:durableId="1358778420">
-    <w:abstractNumId w:val="37"/>
+  <w:num w:numId="104" w16cid:durableId="1109277416">
+    <w:abstractNumId w:val="41"/>
   </w:num>
-  <w:num w:numId="78" w16cid:durableId="1553999188">
-    <w:abstractNumId w:val="45"/>
+  <w:num w:numId="105" w16cid:durableId="1212185876">
+    <w:abstractNumId w:val="46"/>
   </w:num>
-  <w:num w:numId="79" w16cid:durableId="2069500392">
-    <w:abstractNumId w:val="59"/>
-  </w:num>
-  <w:num w:numId="80" w16cid:durableId="730495259">
-    <w:abstractNumId w:val="48"/>
-  </w:num>
-  <w:num w:numId="81" w16cid:durableId="1526021663">
+  <w:num w:numId="106" w16cid:durableId="796293487">
     <w:abstractNumId w:val="78"/>
   </w:num>
-  <w:num w:numId="82" w16cid:durableId="1188520027">
-    <w:abstractNumId w:val="107"/>
-  </w:num>
-  <w:num w:numId="83" w16cid:durableId="1446382305">
-    <w:abstractNumId w:val="106"/>
-  </w:num>
-  <w:num w:numId="84" w16cid:durableId="662927190">
-    <w:abstractNumId w:val="129"/>
-  </w:num>
-  <w:num w:numId="85" w16cid:durableId="204100005">
-    <w:abstractNumId w:val="86"/>
-  </w:num>
-  <w:num w:numId="86" w16cid:durableId="1936401234">
-    <w:abstractNumId w:val="122"/>
-  </w:num>
-  <w:num w:numId="87" w16cid:durableId="987630137">
-    <w:abstractNumId w:val="21"/>
-  </w:num>
-  <w:num w:numId="88" w16cid:durableId="2118404536">
-    <w:abstractNumId w:val="28"/>
-  </w:num>
-  <w:num w:numId="89" w16cid:durableId="863589291">
-    <w:abstractNumId w:val="83"/>
-  </w:num>
-  <w:num w:numId="90" w16cid:durableId="1612396162">
-    <w:abstractNumId w:val="76"/>
-  </w:num>
-  <w:num w:numId="91" w16cid:durableId="1722558252">
-    <w:abstractNumId w:val="98"/>
-  </w:num>
-  <w:num w:numId="92" w16cid:durableId="842476132">
-    <w:abstractNumId w:val="4"/>
-  </w:num>
-  <w:num w:numId="93" w16cid:durableId="2081707439">
+  <w:num w:numId="107" w16cid:durableId="1108040039">
     <w:abstractNumId w:val="121"/>
   </w:num>
-  <w:num w:numId="94" w16cid:durableId="746342018">
-    <w:abstractNumId w:val="27"/>
+  <w:num w:numId="108" w16cid:durableId="1746994150">
+    <w:abstractNumId w:val="22"/>
   </w:num>
-  <w:num w:numId="95" w16cid:durableId="1062369787">
-    <w:abstractNumId w:val="73"/>
+  <w:num w:numId="109" w16cid:durableId="1746611093">
+    <w:abstractNumId w:val="19"/>
   </w:num>
-  <w:num w:numId="96" w16cid:durableId="910164467">
+  <w:num w:numId="110" w16cid:durableId="842090329">
+    <w:abstractNumId w:val="57"/>
+  </w:num>
+  <w:num w:numId="111" w16cid:durableId="1951161841">
+    <w:abstractNumId w:val="85"/>
+  </w:num>
+  <w:num w:numId="112" w16cid:durableId="160561">
     <w:abstractNumId w:val="99"/>
   </w:num>
-  <w:num w:numId="97" w16cid:durableId="455031686">
-    <w:abstractNumId w:val="130"/>
+  <w:num w:numId="113" w16cid:durableId="1970210027">
+    <w:abstractNumId w:val="93"/>
   </w:num>
-  <w:num w:numId="98" w16cid:durableId="434132528">
-    <w:abstractNumId w:val="18"/>
-  </w:num>
-  <w:num w:numId="99" w16cid:durableId="950278900">
+  <w:num w:numId="114" w16cid:durableId="119881475">
     <w:abstractNumId w:val="127"/>
   </w:num>
-  <w:num w:numId="100" w16cid:durableId="1345667727">
-    <w:abstractNumId w:val="95"/>
+  <w:num w:numId="115" w16cid:durableId="98911187">
+    <w:abstractNumId w:val="123"/>
   </w:num>
-  <w:num w:numId="101" w16cid:durableId="1949777530">
+  <w:num w:numId="116" w16cid:durableId="47076682">
+    <w:abstractNumId w:val="56"/>
+  </w:num>
+  <w:num w:numId="117" w16cid:durableId="1276326181">
+    <w:abstractNumId w:val="75"/>
+  </w:num>
+  <w:num w:numId="118" w16cid:durableId="2071952525">
+    <w:abstractNumId w:val="43"/>
+  </w:num>
+  <w:num w:numId="119" w16cid:durableId="1630814785">
+    <w:abstractNumId w:val="65"/>
+  </w:num>
+  <w:num w:numId="120" w16cid:durableId="955990163">
+    <w:abstractNumId w:val="116"/>
+  </w:num>
+  <w:num w:numId="121" w16cid:durableId="978650477">
+    <w:abstractNumId w:val="92"/>
+  </w:num>
+  <w:num w:numId="122" w16cid:durableId="1073502402">
+    <w:abstractNumId w:val="128"/>
+  </w:num>
+  <w:num w:numId="123" w16cid:durableId="1208757940">
+    <w:abstractNumId w:val="67"/>
+  </w:num>
+  <w:num w:numId="124" w16cid:durableId="94447059">
+    <w:abstractNumId w:val="113"/>
+  </w:num>
+  <w:num w:numId="125" w16cid:durableId="1123301907">
+    <w:abstractNumId w:val="87"/>
+  </w:num>
+  <w:num w:numId="126" w16cid:durableId="1323125998">
+    <w:abstractNumId w:val="69"/>
+  </w:num>
+  <w:num w:numId="127" w16cid:durableId="2076462939">
     <w:abstractNumId w:val="96"/>
   </w:num>
-  <w:num w:numId="102" w16cid:durableId="326985214">
-    <w:abstractNumId w:val="23"/>
-  </w:num>
-  <w:num w:numId="103" w16cid:durableId="1373963206">
-    <w:abstractNumId w:val="105"/>
-  </w:num>
-  <w:num w:numId="104" w16cid:durableId="1109277416">
-    <w:abstractNumId w:val="38"/>
-  </w:num>
-  <w:num w:numId="105" w16cid:durableId="1212185876">
-    <w:abstractNumId w:val="43"/>
-  </w:num>
-  <w:num w:numId="106" w16cid:durableId="796293487">
-    <w:abstractNumId w:val="75"/>
-  </w:num>
-  <w:num w:numId="107" w16cid:durableId="1108040039">
-    <w:abstractNumId w:val="115"/>
-  </w:num>
-  <w:num w:numId="108" w16cid:durableId="1746994150">
-    <w:abstractNumId w:val="19"/>
-  </w:num>
-  <w:num w:numId="109" w16cid:durableId="1746611093">
-    <w:abstractNumId w:val="17"/>
-  </w:num>
-  <w:num w:numId="110" w16cid:durableId="842090329">
-    <w:abstractNumId w:val="54"/>
-  </w:num>
-  <w:num w:numId="111" w16cid:durableId="1951161841">
-    <w:abstractNumId w:val="80"/>
-  </w:num>
-  <w:num w:numId="112" w16cid:durableId="160561">
-    <w:abstractNumId w:val="94"/>
-  </w:num>
-  <w:num w:numId="113" w16cid:durableId="1970210027">
-    <w:abstractNumId w:val="88"/>
-  </w:num>
-  <w:num w:numId="114" w16cid:durableId="119881475">
-    <w:abstractNumId w:val="119"/>
-  </w:num>
-  <w:num w:numId="115" w16cid:durableId="98911187">
-    <w:abstractNumId w:val="117"/>
-  </w:num>
-  <w:num w:numId="116" w16cid:durableId="47076682">
-    <w:abstractNumId w:val="53"/>
-  </w:num>
-  <w:num w:numId="117" w16cid:durableId="1276326181">
-    <w:abstractNumId w:val="72"/>
-  </w:num>
-  <w:num w:numId="118" w16cid:durableId="2071952525">
-    <w:abstractNumId w:val="40"/>
-  </w:num>
-  <w:num w:numId="119" w16cid:durableId="1630814785">
-    <w:abstractNumId w:val="62"/>
-  </w:num>
-  <w:num w:numId="120" w16cid:durableId="955990163">
-    <w:abstractNumId w:val="111"/>
-  </w:num>
-  <w:num w:numId="121" w16cid:durableId="978650477">
-    <w:abstractNumId w:val="87"/>
-  </w:num>
-  <w:num w:numId="122" w16cid:durableId="1073502402">
-    <w:abstractNumId w:val="120"/>
-  </w:num>
-  <w:num w:numId="123" w16cid:durableId="1208757940">
-    <w:abstractNumId w:val="64"/>
-  </w:num>
-  <w:num w:numId="124" w16cid:durableId="94447059">
-    <w:abstractNumId w:val="108"/>
-  </w:num>
-  <w:num w:numId="125" w16cid:durableId="1123301907">
-    <w:abstractNumId w:val="82"/>
-  </w:num>
-  <w:num w:numId="126" w16cid:durableId="1323125998">
-    <w:abstractNumId w:val="66"/>
-  </w:num>
-  <w:num w:numId="127" w16cid:durableId="2076462939">
-    <w:abstractNumId w:val="91"/>
-  </w:num>
   <w:num w:numId="128" w16cid:durableId="1029144370">
-    <w:abstractNumId w:val="125"/>
+    <w:abstractNumId w:val="133"/>
   </w:num>
   <w:num w:numId="129" w16cid:durableId="129979187">
-    <w:abstractNumId w:val="11"/>
+    <w:abstractNumId w:val="13"/>
   </w:num>
   <w:num w:numId="130" w16cid:durableId="1410343088">
     <w:abstractNumId w:val="2"/>
   </w:num>
   <w:num w:numId="131" w16cid:durableId="885682803">
-    <w:abstractNumId w:val="50"/>
+    <w:abstractNumId w:val="53"/>
   </w:num>
   <w:num w:numId="132" w16cid:durableId="1850019267">
-    <w:abstractNumId w:val="134"/>
+    <w:abstractNumId w:val="142"/>
   </w:num>
   <w:num w:numId="133" w16cid:durableId="1064569988">
-    <w:abstractNumId w:val="79"/>
+    <w:abstractNumId w:val="83"/>
   </w:num>
   <w:num w:numId="134" w16cid:durableId="1662658380">
-    <w:abstractNumId w:val="29"/>
+    <w:abstractNumId w:val="32"/>
   </w:num>
   <w:num w:numId="135" w16cid:durableId="806775879">
-    <w:abstractNumId w:val="8"/>
+    <w:abstractNumId w:val="9"/>
   </w:num>
   <w:num w:numId="136" w16cid:durableId="183979881">
-    <w:abstractNumId w:val="118"/>
+    <w:abstractNumId w:val="125"/>
+  </w:num>
+  <w:num w:numId="137" w16cid:durableId="1495487240">
+    <w:abstractNumId w:val="4"/>
+  </w:num>
+  <w:num w:numId="138" w16cid:durableId="311445360">
+    <w:abstractNumId w:val="82"/>
+  </w:num>
+  <w:num w:numId="139" w16cid:durableId="694236627">
+    <w:abstractNumId w:val="119"/>
+  </w:num>
+  <w:num w:numId="140" w16cid:durableId="1366056432">
+    <w:abstractNumId w:val="84"/>
+  </w:num>
+  <w:num w:numId="141" w16cid:durableId="320817826">
+    <w:abstractNumId w:val="126"/>
+  </w:num>
+  <w:num w:numId="142" w16cid:durableId="997347819">
+    <w:abstractNumId w:val="21"/>
+  </w:num>
+  <w:num w:numId="143" w16cid:durableId="1661156578">
+    <w:abstractNumId w:val="10"/>
+  </w:num>
+  <w:num w:numId="144" w16cid:durableId="105581292">
+    <w:abstractNumId w:val="124"/>
   </w:num>
 </w:numbering>
 </file>
@@ -21576,7 +25609,6 @@
   <w:style w:type="character" w:default="1" w:styleId="DefaultParagraphFont">
     <w:name w:val="Default Paragraph Font"/>
     <w:uiPriority w:val="1"/>
-    <w:semiHidden/>
     <w:unhideWhenUsed/>
   </w:style>
   <w:style w:type="table" w:default="1" w:styleId="TableNormal">

--- a/Church/2026/2026_0425_MenloChurch.docx
+++ b/Church/2026/2026_0425_MenloChurch.docx
@@ -268,14 +268,14 @@
     <w:p/>
     <w:p>
       <w:r>
-        <w:t>21</w:t>
-      </w:r>
-      <w:r>
-        <w:t>:00/1:16:02</w:t>
+        <w:t>21:00/1:16:02</w:t>
       </w:r>
     </w:p>
     <w:p>
       <w:r>
+        <w:rPr>
+          <w:noProof/>
+        </w:rPr>
         <w:drawing>
           <wp:inline distT="0" distB="0" distL="0" distR="0" wp14:anchorId="38544300" wp14:editId="0E5A9F31">
             <wp:extent cx="923925" cy="1199381"/>
@@ -316,6 +316,9 @@
         <w:t xml:space="preserve">  </w:t>
       </w:r>
       <w:r>
+        <w:rPr>
+          <w:noProof/>
+        </w:rPr>
         <w:drawing>
           <wp:inline distT="0" distB="0" distL="0" distR="0" wp14:anchorId="06510501" wp14:editId="4C2B74CE">
             <wp:extent cx="2447925" cy="509467"/>
@@ -365,10 +368,7 @@
         <w:t>0</w:t>
       </w:r>
       <w:r>
-        <w:t>0/</w:t>
-      </w:r>
-      <w:r>
-        <w:t>1:16:02</w:t>
+        <w:t>0/1:16:02</w:t>
       </w:r>
     </w:p>
     <w:p>
@@ -493,10 +493,7 @@
     <w:p>
       <w:r>
         <w:lastRenderedPageBreak/>
-        <w:t>34</w:t>
-      </w:r>
-      <w:r>
-        <w:t>:00/1:16:02</w:t>
+        <w:t>34:00/1:16:02</w:t>
       </w:r>
     </w:p>
     <w:p>
@@ -518,17 +515,14 @@
     <w:p/>
     <w:p>
       <w:r>
-        <w:t>3</w:t>
-      </w:r>
-      <w:r>
-        <w:t>8</w:t>
-      </w:r>
-      <w:r>
-        <w:t>:00/1:16:02</w:t>
+        <w:t>38:00/1:16:02</w:t>
       </w:r>
     </w:p>
     <w:p>
       <w:r>
+        <w:rPr>
+          <w:noProof/>
+        </w:rPr>
         <w:drawing>
           <wp:inline distT="0" distB="0" distL="0" distR="0" wp14:anchorId="001BF6C0" wp14:editId="1B243728">
             <wp:extent cx="1774168" cy="2543175"/>
@@ -721,7 +715,15 @@
         <w:t>27 </w:t>
       </w:r>
       <w:r>
-        <w:t>When Jesus stepped ashore, he was met by a demon-possessed man from the town. For a long time this man had not worn clothes or lived in a house, but had lived in the tombs. </w:t>
+        <w:t xml:space="preserve">When Jesus stepped ashore, he was met by a demon-possessed man from the town. For a long </w:t>
+      </w:r>
+      <w:proofErr w:type="gramStart"/>
+      <w:r>
+        <w:t>time</w:t>
+      </w:r>
+      <w:proofErr w:type="gramEnd"/>
+      <w:r>
+        <w:t xml:space="preserve"> this man had not worn clothes or lived in a house, but had lived in the tombs. </w:t>
       </w:r>
       <w:r>
         <w:rPr>
@@ -732,7 +734,15 @@
         <w:t>28 </w:t>
       </w:r>
       <w:r>
-        <w:t>When he saw Jesus, he cried out and fell at his feet, shouting at the top of his voice, “What do you want with me, Jesus, Son of the Most High God? I beg you, don’t torture me!” </w:t>
+        <w:t xml:space="preserve">When he saw Jesus, he cried out and fell at his feet, shouting at the top of his voice, “What do you want with me, Jesus, Son of the </w:t>
+      </w:r>
+      <w:proofErr w:type="gramStart"/>
+      <w:r>
+        <w:t>Most High</w:t>
+      </w:r>
+      <w:proofErr w:type="gramEnd"/>
+      <w:r>
+        <w:t xml:space="preserve"> God? I beg you, don’t torture me!” </w:t>
       </w:r>
       <w:r>
         <w:rPr>
@@ -743,7 +753,15 @@
         <w:t>29 </w:t>
       </w:r>
       <w:r>
-        <w:t>For Jesus had commanded the impure spirit to come out of the man. Many times it had seized him, and though he was chained hand and foot and kept under guard, he had broken his chains and had been driven by the demon into solitary places.</w:t>
+        <w:t xml:space="preserve">For Jesus had commanded the impure spirit to come out of the man. Many </w:t>
+      </w:r>
+      <w:proofErr w:type="gramStart"/>
+      <w:r>
+        <w:t>times</w:t>
+      </w:r>
+      <w:proofErr w:type="gramEnd"/>
+      <w:r>
+        <w:t xml:space="preserve"> it had seized him, and though he was chained hand and foot and kept under guard, he had broken his chains and had been driven by the demon into solitary places.</w:t>
       </w:r>
     </w:p>
     <w:p>
@@ -846,7 +864,15 @@
         <w:t>37 </w:t>
       </w:r>
       <w:r>
-        <w:t>Then all the people of the region of the Gerasenes asked Jesus to leave them, because they were overcome with fear. So he got into the boat and left.</w:t>
+        <w:t xml:space="preserve">Then all the people of the region of the Gerasenes asked Jesus to leave them, because they were overcome with fear. </w:t>
+      </w:r>
+      <w:proofErr w:type="gramStart"/>
+      <w:r>
+        <w:t>So</w:t>
+      </w:r>
+      <w:proofErr w:type="gramEnd"/>
+      <w:r>
+        <w:t xml:space="preserve"> he got into the boat and left.</w:t>
       </w:r>
     </w:p>
     <w:p>
@@ -870,7 +896,15 @@
         <w:t>39 </w:t>
       </w:r>
       <w:r>
-        <w:t>“Return home and tell how much God has done for you.” So the man went away and told all over town how much Jesus had done for him.</w:t>
+        <w:t>“Return home and tell how much God has done for you.” </w:t>
+      </w:r>
+      <w:proofErr w:type="gramStart"/>
+      <w:r>
+        <w:t>So</w:t>
+      </w:r>
+      <w:proofErr w:type="gramEnd"/>
+      <w:r>
+        <w:t xml:space="preserve"> the man went away and told all over town how much Jesus had done for him.</w:t>
       </w:r>
     </w:p>
     <w:p>
@@ -1479,14 +1513,14 @@
     <w:p/>
     <w:p>
       <w:r>
-        <w:t>42</w:t>
-      </w:r>
-      <w:r>
-        <w:t>:00/1:16:02</w:t>
+        <w:t>42:00/1:16:02</w:t>
       </w:r>
     </w:p>
     <w:p>
       <w:r>
+        <w:rPr>
+          <w:noProof/>
+        </w:rPr>
         <w:drawing>
           <wp:inline distT="0" distB="0" distL="0" distR="0" wp14:anchorId="3C58EDFE" wp14:editId="1A03B197">
             <wp:extent cx="1285137" cy="1685925"/>
@@ -1527,6 +1561,9 @@
         <w:t xml:space="preserve">  </w:t>
       </w:r>
       <w:r>
+        <w:rPr>
+          <w:noProof/>
+        </w:rPr>
         <w:drawing>
           <wp:inline distT="0" distB="0" distL="0" distR="0" wp14:anchorId="70B70CC4" wp14:editId="79B2E84D">
             <wp:extent cx="1419225" cy="1697218"/>
@@ -1952,17 +1989,14 @@
     <w:p/>
     <w:p>
       <w:r>
-        <w:t>4</w:t>
-      </w:r>
-      <w:r>
-        <w:t>4</w:t>
-      </w:r>
-      <w:r>
-        <w:t>:00/1:16:02</w:t>
+        <w:t>44:00/1:16:02</w:t>
       </w:r>
     </w:p>
     <w:p>
       <w:r>
+        <w:rPr>
+          <w:noProof/>
+        </w:rPr>
         <w:drawing>
           <wp:inline distT="0" distB="0" distL="0" distR="0" wp14:anchorId="33140219" wp14:editId="200EF3BA">
             <wp:extent cx="1590675" cy="675558"/>
@@ -2003,17 +2037,14 @@
     <w:p/>
     <w:p>
       <w:r>
-        <w:t>4</w:t>
-      </w:r>
-      <w:r>
-        <w:t>5</w:t>
-      </w:r>
-      <w:r>
-        <w:t>:00/1:16:02</w:t>
+        <w:t>45:00/1:16:02</w:t>
       </w:r>
     </w:p>
     <w:p>
       <w:r>
+        <w:rPr>
+          <w:noProof/>
+        </w:rPr>
         <w:drawing>
           <wp:inline distT="0" distB="0" distL="0" distR="0" wp14:anchorId="2B031BB7" wp14:editId="620DB5E2">
             <wp:extent cx="1771650" cy="1049449"/>
@@ -2078,17 +2109,14 @@
     <w:p/>
     <w:p>
       <w:r>
-        <w:t>4</w:t>
-      </w:r>
-      <w:r>
-        <w:t>7</w:t>
-      </w:r>
-      <w:r>
-        <w:t>:00/1:16:02</w:t>
+        <w:t>47:00/1:16:02</w:t>
       </w:r>
     </w:p>
     <w:p>
       <w:r>
+        <w:rPr>
+          <w:noProof/>
+        </w:rPr>
         <w:drawing>
           <wp:inline distT="0" distB="0" distL="0" distR="0" wp14:anchorId="2893D891" wp14:editId="321BED7B">
             <wp:extent cx="4514850" cy="748134"/>
@@ -2245,17 +2273,14 @@
     <w:p/>
     <w:p>
       <w:r>
-        <w:t>4</w:t>
-      </w:r>
-      <w:r>
-        <w:t>8</w:t>
-      </w:r>
-      <w:r>
-        <w:t>:00/1:16:02</w:t>
+        <w:t>48:00/1:16:02</w:t>
       </w:r>
     </w:p>
     <w:p>
       <w:r>
+        <w:rPr>
+          <w:noProof/>
+        </w:rPr>
         <w:drawing>
           <wp:inline distT="0" distB="0" distL="0" distR="0" wp14:anchorId="254964BD" wp14:editId="485BFF14">
             <wp:extent cx="1743075" cy="1431215"/>
@@ -2306,14 +2331,14 @@
     <w:p/>
     <w:p>
       <w:r>
-        <w:t>50</w:t>
-      </w:r>
-      <w:r>
-        <w:t>:00/1:16:02</w:t>
+        <w:t>50:00/1:16:02</w:t>
       </w:r>
     </w:p>
     <w:p>
       <w:r>
+        <w:rPr>
+          <w:noProof/>
+        </w:rPr>
         <w:drawing>
           <wp:inline distT="0" distB="0" distL="0" distR="0" wp14:anchorId="1ECB7236" wp14:editId="6F35967F">
             <wp:extent cx="5943600" cy="805815"/>
@@ -2498,17 +2523,14 @@
     <w:p/>
     <w:p>
       <w:r>
-        <w:t>5</w:t>
-      </w:r>
-      <w:r>
-        <w:t>7</w:t>
-      </w:r>
-      <w:r>
-        <w:t>:00/1:16:02</w:t>
+        <w:t>57:00/1:16:02</w:t>
       </w:r>
     </w:p>
     <w:p>
       <w:r>
+        <w:rPr>
+          <w:noProof/>
+        </w:rPr>
         <w:drawing>
           <wp:inline distT="0" distB="0" distL="0" distR="0" wp14:anchorId="6E328649" wp14:editId="0D7D6AEB">
             <wp:extent cx="5943600" cy="644525"/>
@@ -3150,10 +3172,7 @@
         <w:t>Luke 8:45-46</w:t>
       </w:r>
       <w:r>
-        <w:t xml:space="preserve">: </w:t>
-      </w:r>
-      <w:r>
-        <w:t>T</w:t>
+        <w:t>: T</w:t>
       </w:r>
       <w:r>
         <w:t xml:space="preserve">he woman reached </w:t>
@@ -3170,16 +3189,7 @@
     </w:p>
     <w:p>
       <w:r>
-        <w:t xml:space="preserve">3. </w:t>
-      </w:r>
-      <w:r>
-        <w:t>Ignore: Annoyance and Performance.</w:t>
-      </w:r>
-      <w:r>
-        <w:t xml:space="preserve"> </w:t>
-      </w:r>
-      <w:r>
-        <w:t>Just focus on Significance</w:t>
+        <w:t>3. Ignore: Annoyance and Performance. Just focus on Significance</w:t>
       </w:r>
     </w:p>
     <w:p>
@@ -3218,10 +3228,754 @@
     </w:p>
     <w:p>
       <w:r>
-        <w:t>Desperation isn’t for the least prepared in life. It is for the most aware in life</w:t>
-      </w:r>
-      <w:r>
-        <w:t>.</w:t>
+        <w:t xml:space="preserve">There </w:t>
+      </w:r>
+      <w:r>
+        <w:t>is</w:t>
+      </w:r>
+      <w:r>
+        <w:t xml:space="preserve"> </w:t>
+      </w:r>
+      <w:r>
+        <w:t>relationship between awareness, preparation, and desperation. </w:t>
+      </w:r>
+    </w:p>
+    <w:p>
+      <w:r>
+        <w:t>Desperation is not short of preparation in life. Desperation is the awareness in life.</w:t>
+      </w:r>
+    </w:p>
+    <w:p/>
+    <w:p>
+      <w:r>
+        <w:t>===&gt; Mandarin:</w:t>
+      </w:r>
+    </w:p>
+    <w:p>
+      <w:pPr>
+        <w:rPr>
+          <w:rFonts w:hint="eastAsia"/>
+        </w:rPr>
+      </w:pPr>
+      <w:r>
+        <w:rPr>
+          <w:rFonts w:hint="eastAsia"/>
+        </w:rPr>
+        <w:t>2026</w:t>
+      </w:r>
+      <w:r>
+        <w:rPr>
+          <w:rFonts w:hint="eastAsia"/>
+        </w:rPr>
+        <w:t>年</w:t>
+      </w:r>
+      <w:r>
+        <w:rPr>
+          <w:rFonts w:hint="eastAsia"/>
+        </w:rPr>
+        <w:t>4</w:t>
+      </w:r>
+      <w:r>
+        <w:rPr>
+          <w:rFonts w:hint="eastAsia"/>
+        </w:rPr>
+        <w:t>月</w:t>
+      </w:r>
+      <w:r>
+        <w:rPr>
+          <w:rFonts w:hint="eastAsia"/>
+        </w:rPr>
+        <w:t>25</w:t>
+      </w:r>
+      <w:r>
+        <w:rPr>
+          <w:rFonts w:hint="eastAsia"/>
+        </w:rPr>
+        <w:t>日，門洛教會敬拜（上週回顧，</w:t>
+      </w:r>
+      <w:r>
+        <w:rPr>
+          <w:rFonts w:hint="eastAsia"/>
+        </w:rPr>
+        <w:t>2028</w:t>
+      </w:r>
+      <w:r>
+        <w:rPr>
+          <w:rFonts w:hint="eastAsia"/>
+        </w:rPr>
+        <w:t>年</w:t>
+      </w:r>
+      <w:r>
+        <w:rPr>
+          <w:rFonts w:hint="eastAsia"/>
+        </w:rPr>
+        <w:t>4</w:t>
+      </w:r>
+      <w:r>
+        <w:rPr>
+          <w:rFonts w:hint="eastAsia"/>
+        </w:rPr>
+        <w:t>月</w:t>
+      </w:r>
+      <w:r>
+        <w:rPr>
+          <w:rFonts w:hint="eastAsia"/>
+        </w:rPr>
+        <w:t>19</w:t>
+      </w:r>
+      <w:r>
+        <w:rPr>
+          <w:rFonts w:hint="eastAsia"/>
+        </w:rPr>
+        <w:t>日）</w:t>
+      </w:r>
+    </w:p>
+    <w:p/>
+    <w:p>
+      <w:r>
+        <w:t>https://www.youtube.com/watch?v=eifPHqAvMVE</w:t>
+      </w:r>
+    </w:p>
+    <w:p/>
+    <w:p>
+      <w:pPr>
+        <w:rPr>
+          <w:rFonts w:hint="eastAsia"/>
+        </w:rPr>
+      </w:pPr>
+      <w:r>
+        <w:rPr>
+          <w:rFonts w:hint="eastAsia"/>
+        </w:rPr>
+        <w:t>“</w:t>
+      </w:r>
+      <w:proofErr w:type="spellStart"/>
+      <w:r>
+        <w:rPr>
+          <w:rFonts w:hint="eastAsia"/>
+        </w:rPr>
+        <w:t>如果你是真實的，請幫助我</w:t>
+      </w:r>
+      <w:proofErr w:type="spellEnd"/>
+      <w:r>
+        <w:rPr>
+          <w:rFonts w:hint="eastAsia"/>
+        </w:rPr>
+        <w:t xml:space="preserve"> | </w:t>
+      </w:r>
+      <w:proofErr w:type="spellStart"/>
+      <w:r>
+        <w:rPr>
+          <w:rFonts w:hint="eastAsia"/>
+        </w:rPr>
+        <w:t>神啊，如果你是真實的</w:t>
+      </w:r>
+      <w:proofErr w:type="spellEnd"/>
+      <w:r>
+        <w:rPr>
+          <w:rFonts w:hint="eastAsia"/>
+        </w:rPr>
+        <w:t>”，</w:t>
+      </w:r>
+      <w:proofErr w:type="spellStart"/>
+      <w:r>
+        <w:rPr>
+          <w:rFonts w:hint="eastAsia"/>
+        </w:rPr>
+        <w:t>菲爾·尤班克牧師（</w:t>
+      </w:r>
+      <w:r>
+        <w:rPr>
+          <w:rFonts w:hint="eastAsia"/>
+        </w:rPr>
+        <w:t>Phil</w:t>
+      </w:r>
+      <w:proofErr w:type="spellEnd"/>
+      <w:r>
+        <w:rPr>
+          <w:rFonts w:hint="eastAsia"/>
+        </w:rPr>
+        <w:t xml:space="preserve"> EuBank</w:t>
+      </w:r>
+      <w:r>
+        <w:rPr>
+          <w:rFonts w:hint="eastAsia"/>
+        </w:rPr>
+        <w:t>），</w:t>
+      </w:r>
+      <w:proofErr w:type="spellStart"/>
+      <w:r>
+        <w:rPr>
+          <w:rFonts w:hint="eastAsia"/>
+        </w:rPr>
+        <w:t>主任牧師</w:t>
+      </w:r>
+      <w:proofErr w:type="spellEnd"/>
+    </w:p>
+    <w:p/>
+    <w:p>
+      <w:pPr>
+        <w:rPr>
+          <w:rFonts w:hint="eastAsia"/>
+        </w:rPr>
+      </w:pPr>
+      <w:r>
+        <w:rPr>
+          <w:rFonts w:hint="eastAsia"/>
+        </w:rPr>
+        <w:lastRenderedPageBreak/>
+        <w:t>路加福音</w:t>
+      </w:r>
+      <w:r>
+        <w:rPr>
+          <w:rFonts w:hint="eastAsia"/>
+        </w:rPr>
+        <w:t>8</w:t>
+      </w:r>
+      <w:r>
+        <w:rPr>
+          <w:rFonts w:hint="eastAsia"/>
+        </w:rPr>
+        <w:t>章講述了一位婦人觸摸耶穌，釋放了她來自現實世界的壓力。</w:t>
+      </w:r>
+    </w:p>
+    <w:p/>
+    <w:p>
+      <w:pPr>
+        <w:rPr>
+          <w:rFonts w:hint="eastAsia"/>
+        </w:rPr>
+      </w:pPr>
+      <w:r>
+        <w:rPr>
+          <w:rFonts w:hint="eastAsia"/>
+        </w:rPr>
+        <w:t xml:space="preserve">1. </w:t>
+      </w:r>
+      <w:r>
+        <w:rPr>
+          <w:rFonts w:hint="eastAsia"/>
+        </w:rPr>
+        <w:t>路加福音</w:t>
+      </w:r>
+      <w:r>
+        <w:rPr>
+          <w:rFonts w:hint="eastAsia"/>
+        </w:rPr>
+        <w:t>8:22-44</w:t>
+      </w:r>
+      <w:r>
+        <w:rPr>
+          <w:rFonts w:hint="eastAsia"/>
+        </w:rPr>
+        <w:t>：耶穌重新定義了家庭：“人們聽見神的話語，就去行。”</w:t>
+      </w:r>
+    </w:p>
+    <w:p/>
+    <w:p>
+      <w:pPr>
+        <w:rPr>
+          <w:rFonts w:hint="eastAsia"/>
+        </w:rPr>
+      </w:pPr>
+      <w:r>
+        <w:rPr>
+          <w:rFonts w:hint="eastAsia"/>
+        </w:rPr>
+        <w:t xml:space="preserve">2. </w:t>
+      </w:r>
+      <w:r>
+        <w:rPr>
+          <w:rFonts w:hint="eastAsia"/>
+        </w:rPr>
+        <w:t>路加福音</w:t>
+      </w:r>
+      <w:r>
+        <w:rPr>
+          <w:rFonts w:hint="eastAsia"/>
+        </w:rPr>
+        <w:t>8:45-46</w:t>
+      </w:r>
+      <w:r>
+        <w:rPr>
+          <w:rFonts w:hint="eastAsia"/>
+        </w:rPr>
+        <w:t>：婦人來到耶穌面前。耶穌將祂的能力賜給她，使她得醫治。</w:t>
+      </w:r>
+    </w:p>
+    <w:p/>
+    <w:p>
+      <w:pPr>
+        <w:rPr>
+          <w:rFonts w:hint="eastAsia"/>
+        </w:rPr>
+      </w:pPr>
+      <w:r>
+        <w:rPr>
+          <w:rFonts w:hint="eastAsia"/>
+        </w:rPr>
+        <w:t xml:space="preserve">3. </w:t>
+      </w:r>
+      <w:proofErr w:type="spellStart"/>
+      <w:r>
+        <w:rPr>
+          <w:rFonts w:hint="eastAsia"/>
+        </w:rPr>
+        <w:t>忽略煩惱和表現。專注於意義</w:t>
+      </w:r>
+      <w:proofErr w:type="spellEnd"/>
+      <w:r>
+        <w:rPr>
+          <w:rFonts w:hint="eastAsia"/>
+        </w:rPr>
+        <w:t>。</w:t>
+      </w:r>
+    </w:p>
+    <w:p/>
+    <w:p>
+      <w:pPr>
+        <w:rPr>
+          <w:rFonts w:hint="eastAsia"/>
+        </w:rPr>
+      </w:pPr>
+      <w:r>
+        <w:rPr>
+          <w:rFonts w:hint="eastAsia"/>
+        </w:rPr>
+        <w:t xml:space="preserve">4. </w:t>
+      </w:r>
+      <w:r>
+        <w:rPr>
+          <w:rFonts w:hint="eastAsia"/>
+        </w:rPr>
+        <w:t>希伯來書</w:t>
+      </w:r>
+      <w:r>
+        <w:rPr>
+          <w:rFonts w:hint="eastAsia"/>
+        </w:rPr>
+        <w:t>4:15</w:t>
+      </w:r>
+      <w:r>
+        <w:rPr>
+          <w:rFonts w:hint="eastAsia"/>
+        </w:rPr>
+        <w:t>：耶穌了解人的軟弱。</w:t>
+      </w:r>
+    </w:p>
+    <w:p/>
+    <w:p>
+      <w:pPr>
+        <w:rPr>
+          <w:rFonts w:hint="eastAsia"/>
+        </w:rPr>
+      </w:pPr>
+      <w:r>
+        <w:rPr>
+          <w:rFonts w:hint="eastAsia"/>
+        </w:rPr>
+        <w:t xml:space="preserve">5. </w:t>
+      </w:r>
+      <w:proofErr w:type="spellStart"/>
+      <w:r>
+        <w:rPr>
+          <w:rFonts w:hint="eastAsia"/>
+        </w:rPr>
+        <w:t>結論</w:t>
+      </w:r>
+      <w:proofErr w:type="spellEnd"/>
+      <w:r>
+        <w:rPr>
+          <w:rFonts w:hint="eastAsia"/>
+        </w:rPr>
+        <w:t>：</w:t>
+      </w:r>
+    </w:p>
+    <w:p/>
+    <w:p>
+      <w:pPr>
+        <w:rPr>
+          <w:rFonts w:hint="eastAsia"/>
+        </w:rPr>
+      </w:pPr>
+      <w:proofErr w:type="spellStart"/>
+      <w:r>
+        <w:rPr>
+          <w:rFonts w:hint="eastAsia"/>
+        </w:rPr>
+        <w:t>覺察、預備和絕望之間存在著關聯</w:t>
+      </w:r>
+      <w:proofErr w:type="spellEnd"/>
+      <w:r>
+        <w:rPr>
+          <w:rFonts w:hint="eastAsia"/>
+        </w:rPr>
+        <w:t>。</w:t>
+      </w:r>
+    </w:p>
+    <w:p/>
+    <w:p>
+      <w:proofErr w:type="spellStart"/>
+      <w:r>
+        <w:rPr>
+          <w:rFonts w:hint="eastAsia"/>
+        </w:rPr>
+        <w:t>絕望並非意味著缺乏人生準備。絕望，正是對人生的一種覺悟</w:t>
+      </w:r>
+      <w:proofErr w:type="spellEnd"/>
+      <w:r>
+        <w:rPr>
+          <w:rFonts w:hint="eastAsia"/>
+        </w:rPr>
+        <w:t>。</w:t>
+      </w:r>
+    </w:p>
+    <w:p/>
+    <w:p>
+      <w:r>
+        <w:t>===&gt; Japanese</w:t>
+      </w:r>
+    </w:p>
+    <w:p/>
+    <w:p>
+      <w:pPr>
+        <w:rPr>
+          <w:rFonts w:hint="eastAsia"/>
+        </w:rPr>
+      </w:pPr>
+      <w:r>
+        <w:rPr>
+          <w:rFonts w:hint="eastAsia"/>
+        </w:rPr>
+        <w:t>2026</w:t>
+      </w:r>
+      <w:r>
+        <w:rPr>
+          <w:rFonts w:hint="eastAsia"/>
+        </w:rPr>
+        <w:t>年</w:t>
+      </w:r>
+      <w:r>
+        <w:rPr>
+          <w:rFonts w:hint="eastAsia"/>
+        </w:rPr>
+        <w:t>4</w:t>
+      </w:r>
+      <w:r>
+        <w:rPr>
+          <w:rFonts w:hint="eastAsia"/>
+        </w:rPr>
+        <w:t>月</w:t>
+      </w:r>
+      <w:r>
+        <w:rPr>
+          <w:rFonts w:hint="eastAsia"/>
+        </w:rPr>
+        <w:t>25</w:t>
+      </w:r>
+      <w:r>
+        <w:rPr>
+          <w:rFonts w:hint="eastAsia"/>
+        </w:rPr>
+        <w:t>日、メンロ教会礼拝（先週の要約、</w:t>
+      </w:r>
+      <w:r>
+        <w:rPr>
+          <w:rFonts w:hint="eastAsia"/>
+        </w:rPr>
+        <w:t>2028</w:t>
+      </w:r>
+      <w:r>
+        <w:rPr>
+          <w:rFonts w:hint="eastAsia"/>
+        </w:rPr>
+        <w:t>年</w:t>
+      </w:r>
+      <w:r>
+        <w:rPr>
+          <w:rFonts w:hint="eastAsia"/>
+        </w:rPr>
+        <w:t>4</w:t>
+      </w:r>
+      <w:r>
+        <w:rPr>
+          <w:rFonts w:hint="eastAsia"/>
+        </w:rPr>
+        <w:t>月</w:t>
+      </w:r>
+      <w:r>
+        <w:rPr>
+          <w:rFonts w:hint="eastAsia"/>
+        </w:rPr>
+        <w:t>19</w:t>
+      </w:r>
+      <w:r>
+        <w:rPr>
+          <w:rFonts w:hint="eastAsia"/>
+        </w:rPr>
+        <w:t>日）</w:t>
+      </w:r>
+    </w:p>
+    <w:p>
+      <w:r>
+        <w:t>https://www.youtube.com/watch?v=eifPHqAvMVE</w:t>
+      </w:r>
+    </w:p>
+    <w:p>
+      <w:r>
+        <w:rPr>
+          <w:rFonts w:hint="eastAsia"/>
+        </w:rPr>
+        <w:t>「</w:t>
+      </w:r>
+      <w:proofErr w:type="spellStart"/>
+      <w:r>
+        <w:rPr>
+          <w:rFonts w:hint="eastAsia"/>
+        </w:rPr>
+        <w:t>もしあなたが本当に存在するなら、私を助けてください｜神よ、もしあなたが本当に存在するなら」フィル</w:t>
+      </w:r>
+      <w:r>
+        <w:rPr>
+          <w:rFonts w:ascii="MS Mincho" w:eastAsia="MS Mincho" w:hAnsi="MS Mincho" w:cs="MS Mincho" w:hint="eastAsia"/>
+        </w:rPr>
+        <w:t>・</w:t>
+      </w:r>
+      <w:r>
+        <w:rPr>
+          <w:rFonts w:ascii="SimSun" w:hAnsi="SimSun" w:cs="SimSun" w:hint="eastAsia"/>
+        </w:rPr>
+        <w:t>ユーバンク主任牧師</w:t>
+      </w:r>
+      <w:proofErr w:type="spellEnd"/>
+    </w:p>
+    <w:p/>
+    <w:p>
+      <w:pPr>
+        <w:rPr>
+          <w:rFonts w:hint="eastAsia"/>
+        </w:rPr>
+      </w:pPr>
+      <w:r>
+        <w:rPr>
+          <w:rFonts w:hint="eastAsia"/>
+        </w:rPr>
+        <w:t>ルカによる福音書</w:t>
+      </w:r>
+      <w:r>
+        <w:rPr>
+          <w:rFonts w:hint="eastAsia"/>
+        </w:rPr>
+        <w:t>8</w:t>
+      </w:r>
+      <w:r>
+        <w:rPr>
+          <w:rFonts w:hint="eastAsia"/>
+        </w:rPr>
+        <w:t>章には、イエスに触れ、現実世界の重圧から解放された女性の話が記されています。</w:t>
+      </w:r>
+    </w:p>
+    <w:p/>
+    <w:p>
+      <w:pPr>
+        <w:rPr>
+          <w:rFonts w:hint="eastAsia"/>
+        </w:rPr>
+      </w:pPr>
+      <w:r>
+        <w:rPr>
+          <w:rFonts w:hint="eastAsia"/>
+        </w:rPr>
+        <w:t xml:space="preserve">1. </w:t>
+      </w:r>
+      <w:r>
+        <w:rPr>
+          <w:rFonts w:hint="eastAsia"/>
+        </w:rPr>
+        <w:t>ルカ</w:t>
+      </w:r>
+      <w:r>
+        <w:rPr>
+          <w:rFonts w:hint="eastAsia"/>
+        </w:rPr>
+        <w:t>8:22-44</w:t>
+      </w:r>
+      <w:r>
+        <w:rPr>
+          <w:rFonts w:hint="eastAsia"/>
+        </w:rPr>
+        <w:t>：イエスは家族を再定義します。「</w:t>
+      </w:r>
+      <w:proofErr w:type="spellStart"/>
+      <w:r>
+        <w:rPr>
+          <w:rFonts w:hint="eastAsia"/>
+        </w:rPr>
+        <w:t>人々は神の言葉を聞いて、それを行う</w:t>
+      </w:r>
+      <w:proofErr w:type="spellEnd"/>
+      <w:r>
+        <w:rPr>
+          <w:rFonts w:hint="eastAsia"/>
+        </w:rPr>
+        <w:t>。」</w:t>
+      </w:r>
+    </w:p>
+    <w:p/>
+    <w:p>
+      <w:pPr>
+        <w:rPr>
+          <w:rFonts w:hint="eastAsia"/>
+        </w:rPr>
+      </w:pPr>
+      <w:r>
+        <w:rPr>
+          <w:rFonts w:hint="eastAsia"/>
+        </w:rPr>
+        <w:t xml:space="preserve">2. </w:t>
+      </w:r>
+      <w:r>
+        <w:rPr>
+          <w:rFonts w:hint="eastAsia"/>
+        </w:rPr>
+        <w:t>ルカ</w:t>
+      </w:r>
+      <w:r>
+        <w:rPr>
+          <w:rFonts w:hint="eastAsia"/>
+        </w:rPr>
+        <w:t>8:45-46</w:t>
+      </w:r>
+      <w:r>
+        <w:rPr>
+          <w:rFonts w:hint="eastAsia"/>
+        </w:rPr>
+        <w:t>：女性はイエスに触れました。イエスは彼女を癒すために、ご自身の力を彼女に注ぎました。</w:t>
+      </w:r>
+    </w:p>
+    <w:p/>
+    <w:p>
+      <w:pPr>
+        <w:rPr>
+          <w:rFonts w:hint="eastAsia"/>
+        </w:rPr>
+      </w:pPr>
+      <w:r>
+        <w:rPr>
+          <w:rFonts w:hint="eastAsia"/>
+        </w:rPr>
+        <w:t xml:space="preserve">3. </w:t>
+      </w:r>
+      <w:proofErr w:type="spellStart"/>
+      <w:r>
+        <w:rPr>
+          <w:rFonts w:hint="eastAsia"/>
+        </w:rPr>
+        <w:t>無視する：苛立ちや成果。ただ意義に集中する</w:t>
+      </w:r>
+      <w:proofErr w:type="spellEnd"/>
+      <w:r>
+        <w:rPr>
+          <w:rFonts w:hint="eastAsia"/>
+        </w:rPr>
+        <w:t>。</w:t>
+      </w:r>
+    </w:p>
+    <w:p>
+      <w:pPr>
+        <w:rPr>
+          <w:rFonts w:hint="eastAsia"/>
+        </w:rPr>
+      </w:pPr>
+      <w:r>
+        <w:rPr>
+          <w:rFonts w:hint="eastAsia"/>
+        </w:rPr>
+        <w:t xml:space="preserve">4. </w:t>
+      </w:r>
+      <w:r>
+        <w:rPr>
+          <w:rFonts w:hint="eastAsia"/>
+        </w:rPr>
+        <w:t>ヘブル</w:t>
+      </w:r>
+      <w:r>
+        <w:rPr>
+          <w:rFonts w:hint="eastAsia"/>
+        </w:rPr>
+        <w:t>4:15</w:t>
+      </w:r>
+      <w:r>
+        <w:rPr>
+          <w:rFonts w:hint="eastAsia"/>
+        </w:rPr>
+        <w:t>：イエスは人間の弱さを理解しています。</w:t>
+      </w:r>
+    </w:p>
+    <w:p/>
+    <w:p>
+      <w:pPr>
+        <w:rPr>
+          <w:rFonts w:hint="eastAsia"/>
+        </w:rPr>
+      </w:pPr>
+      <w:r>
+        <w:rPr>
+          <w:rFonts w:hint="eastAsia"/>
+        </w:rPr>
+        <w:t xml:space="preserve">5. </w:t>
+      </w:r>
+      <w:proofErr w:type="spellStart"/>
+      <w:r>
+        <w:rPr>
+          <w:rFonts w:hint="eastAsia"/>
+        </w:rPr>
+        <w:t>結論</w:t>
+      </w:r>
+      <w:proofErr w:type="spellEnd"/>
+      <w:r>
+        <w:rPr>
+          <w:rFonts w:hint="eastAsia"/>
+        </w:rPr>
+        <w:t>：</w:t>
+      </w:r>
+    </w:p>
+    <w:p>
+      <w:pPr>
+        <w:rPr>
+          <w:rFonts w:hint="eastAsia"/>
+        </w:rPr>
+      </w:pPr>
+      <w:proofErr w:type="spellStart"/>
+      <w:r>
+        <w:rPr>
+          <w:rFonts w:hint="eastAsia"/>
+        </w:rPr>
+        <w:t>意識、準備、そして絶望の間には関係性があります</w:t>
+      </w:r>
+      <w:proofErr w:type="spellEnd"/>
+      <w:r>
+        <w:rPr>
+          <w:rFonts w:hint="eastAsia"/>
+        </w:rPr>
+        <w:t>。</w:t>
+      </w:r>
+    </w:p>
+    <w:p/>
+    <w:p>
+      <w:proofErr w:type="spellStart"/>
+      <w:r>
+        <w:rPr>
+          <w:rFonts w:hint="eastAsia"/>
+        </w:rPr>
+        <w:t>絶望は人生における準備不足ではない。絶望とは、人生における意識そのものである</w:t>
+      </w:r>
+      <w:proofErr w:type="spellEnd"/>
+      <w:r>
+        <w:rPr>
+          <w:rFonts w:hint="eastAsia"/>
+        </w:rPr>
+        <w:t>。</w:t>
       </w:r>
     </w:p>
     <w:p/>
@@ -25609,6 +26363,7 @@
   <w:style w:type="character" w:default="1" w:styleId="DefaultParagraphFont">
     <w:name w:val="Default Paragraph Font"/>
     <w:uiPriority w:val="1"/>
+    <w:semiHidden/>
     <w:unhideWhenUsed/>
   </w:style>
   <w:style w:type="table" w:default="1" w:styleId="TableNormal">

--- a/Church/2026/2026_0425_MenloChurch.docx
+++ b/Church/2026/2026_0425_MenloChurch.docx
@@ -78,6 +78,108 @@
       </w:r>
     </w:p>
     <w:p/>
+    <w:p>
+      <w:r>
+        <w:t>"If You’re Real, Help Me" is a raw, desperate prayer often used by individuals experiencing deep doubt, trauma, or crisis, seeking tangible proof of God's existence. It represents a pivotal moment of vulnerability and spiritual urgency, sometimes leading to personal testimonies of peace, comfort, or a renewed sense of faith. </w:t>
+      </w:r>
+    </w:p>
+    <w:p>
+      <w:r>
+        <w:rPr>
+          <w:b/>
+          <w:bCs/>
+        </w:rPr>
+        <w:t>Key Aspects of the Prayer:</w:t>
+      </w:r>
+    </w:p>
+    <w:p>
+      <w:pPr>
+        <w:numPr>
+          <w:ilvl w:val="0"/>
+          <w:numId w:val="145"/>
+        </w:numPr>
+      </w:pPr>
+      <w:r>
+        <w:rPr>
+          <w:b/>
+          <w:bCs/>
+        </w:rPr>
+        <w:t>A Plea in Crisis:</w:t>
+      </w:r>
+      <w:r>
+        <w:t> People often turn to this prayer during intense personal struggles, asking for a sign or intervention to prove God's presence, as discussed in </w:t>
+      </w:r>
+      <w:hyperlink r:id="rId8" w:tgtFrame="_blank" w:history="1">
+        <w:r>
+          <w:rPr>
+            <w:rStyle w:val="Hyperlink"/>
+          </w:rPr>
+          <w:t>Reddit</w:t>
+        </w:r>
+      </w:hyperlink>
+      <w:r>
+        <w:t>.</w:t>
+      </w:r>
+    </w:p>
+    <w:p>
+      <w:pPr>
+        <w:numPr>
+          <w:ilvl w:val="0"/>
+          <w:numId w:val="145"/>
+        </w:numPr>
+      </w:pPr>
+      <w:r>
+        <w:rPr>
+          <w:b/>
+          <w:bCs/>
+        </w:rPr>
+        <w:t>The Search for Evidence:</w:t>
+      </w:r>
+      <w:r>
+        <w:t> It highlights a desire for certainty rather than just faith, with many looking for evidence of God's reality.</w:t>
+      </w:r>
+    </w:p>
+    <w:p>
+      <w:pPr>
+        <w:numPr>
+          <w:ilvl w:val="0"/>
+          <w:numId w:val="145"/>
+        </w:numPr>
+      </w:pPr>
+      <w:r>
+        <w:rPr>
+          <w:b/>
+          <w:bCs/>
+        </w:rPr>
+        <w:t>Biblical Examples:</w:t>
+      </w:r>
+      <w:r>
+        <w:t> Similar, raw, and desperate prayers are seen in Scripture, such as in the Garden of Gethsemane.</w:t>
+      </w:r>
+    </w:p>
+    <w:p>
+      <w:pPr>
+        <w:numPr>
+          <w:ilvl w:val="0"/>
+          <w:numId w:val="145"/>
+        </w:numPr>
+      </w:pPr>
+      <w:r>
+        <w:rPr>
+          <w:b/>
+          <w:bCs/>
+        </w:rPr>
+        <w:t>A Turning Point:</w:t>
+      </w:r>
+      <w:r>
+        <w:t> This cry can be a starting point for exploring faith, with some finding answers or a sense of being heard. </w:t>
+      </w:r>
+    </w:p>
+    <w:p>
+      <w:r>
+        <w:t>For some, this prayer is not just a question, but a final attempt at connecting with a higher power when all other hope feels lost.</w:t>
+      </w:r>
+    </w:p>
     <w:p/>
     <w:p>
       <w:r>
@@ -126,7 +228,7 @@
                     <pic:cNvPicPr/>
                   </pic:nvPicPr>
                   <pic:blipFill>
-                    <a:blip r:embed="rId8"/>
+                    <a:blip r:embed="rId9"/>
                     <a:stretch>
                       <a:fillRect/>
                     </a:stretch>
@@ -196,7 +298,7 @@
                     <pic:cNvPicPr/>
                   </pic:nvPicPr>
                   <pic:blipFill>
-                    <a:blip r:embed="rId9"/>
+                    <a:blip r:embed="rId10"/>
                     <a:stretch>
                       <a:fillRect/>
                     </a:stretch>
@@ -239,7 +341,7 @@
                     <pic:cNvPicPr/>
                   </pic:nvPicPr>
                   <pic:blipFill>
-                    <a:blip r:embed="rId10"/>
+                    <a:blip r:embed="rId11"/>
                     <a:stretch>
                       <a:fillRect/>
                     </a:stretch>
@@ -276,6 +378,7 @@
         <w:rPr>
           <w:noProof/>
         </w:rPr>
+        <w:lastRenderedPageBreak/>
         <w:drawing>
           <wp:inline distT="0" distB="0" distL="0" distR="0" wp14:anchorId="38544300" wp14:editId="0E5A9F31">
             <wp:extent cx="923925" cy="1199381"/>
@@ -292,7 +395,7 @@
                     <pic:cNvPicPr/>
                   </pic:nvPicPr>
                   <pic:blipFill>
-                    <a:blip r:embed="rId11"/>
+                    <a:blip r:embed="rId12"/>
                     <a:stretch>
                       <a:fillRect/>
                     </a:stretch>
@@ -335,7 +438,7 @@
                     <pic:cNvPicPr/>
                   </pic:nvPicPr>
                   <pic:blipFill>
-                    <a:blip r:embed="rId12"/>
+                    <a:blip r:embed="rId13"/>
                     <a:stretch>
                       <a:fillRect/>
                     </a:stretch>
@@ -392,7 +495,7 @@
                     <pic:cNvPicPr/>
                   </pic:nvPicPr>
                   <pic:blipFill>
-                    <a:blip r:embed="rId13"/>
+                    <a:blip r:embed="rId14"/>
                     <a:stretch>
                       <a:fillRect/>
                     </a:stretch>
@@ -438,7 +541,7 @@
                     <pic:cNvPicPr/>
                   </pic:nvPicPr>
                   <pic:blipFill>
-                    <a:blip r:embed="rId14"/>
+                    <a:blip r:embed="rId15"/>
                     <a:stretch>
                       <a:fillRect/>
                     </a:stretch>
@@ -492,7 +595,6 @@
     <w:p/>
     <w:p>
       <w:r>
-        <w:lastRenderedPageBreak/>
         <w:t>34:00/1:16:02</w:t>
       </w:r>
     </w:p>
@@ -539,7 +641,7 @@
                     <pic:cNvPicPr/>
                   </pic:nvPicPr>
                   <pic:blipFill>
-                    <a:blip r:embed="rId15"/>
+                    <a:blip r:embed="rId16"/>
                     <a:stretch>
                       <a:fillRect/>
                     </a:stretch>
@@ -630,6 +732,7 @@
     </w:p>
     <w:p>
       <w:r>
+        <w:lastRenderedPageBreak/>
         <w:t>He got up and rebuked the wind and the raging waters; the storm subsided, and all was calm. </w:t>
       </w:r>
       <w:r>
@@ -688,7 +791,7 @@
         </w:rPr>
         <w:t>[</w:t>
       </w:r>
-      <w:hyperlink r:id="rId16" w:anchor="fen-NIV-25272a" w:tooltip="See footnote a" w:history="1">
+      <w:hyperlink r:id="rId17" w:anchor="fen-NIV-25272a" w:tooltip="See footnote a" w:history="1">
         <w:r>
           <w:rPr>
             <w:rStyle w:val="Hyperlink"/>
@@ -838,11 +941,7 @@
         <w:t>35 </w:t>
       </w:r>
       <w:r>
-        <w:t xml:space="preserve">and the people went out to see what had happened. When they came to Jesus, they found the man from whom the demons had gone out, sitting at Jesus’ feet, dressed and in his right </w:t>
-      </w:r>
-      <w:r>
-        <w:lastRenderedPageBreak/>
-        <w:t>mind; and they were afraid. </w:t>
+        <w:t>and the people went out to see what had happened. When they came to Jesus, they found the man from whom the demons had gone out, sitting at Jesus’ feet, dressed and in his right mind; and they were afraid. </w:t>
       </w:r>
       <w:r>
         <w:rPr>
@@ -978,7 +1077,7 @@
         </w:rPr>
         <w:t>[</w:t>
       </w:r>
-      <w:hyperlink r:id="rId17" w:anchor="fen-NIV-25289b" w:tooltip="See footnote b" w:history="1">
+      <w:hyperlink r:id="rId18" w:anchor="fen-NIV-25289b" w:tooltip="See footnote b" w:history="1">
         <w:r>
           <w:rPr>
             <w:rStyle w:val="Hyperlink"/>
@@ -1103,7 +1202,11 @@
         <w:t>Authority Over Nature (8:24-25):</w:t>
       </w:r>
       <w:r>
-        <w:t> By rebuking a fierce windstorm, Jesus shows he commands the elements that usually only God controls. He uses this crisis to expose the disciples' underdeveloped faith, asking, "Where is your faith?" to challenge them to trust his word over their circumstances.</w:t>
+        <w:t xml:space="preserve"> By rebuking a fierce windstorm, Jesus shows he commands the elements that usually only God controls. He uses this crisis to expose the disciples' </w:t>
+      </w:r>
+      <w:r>
+        <w:lastRenderedPageBreak/>
+        <w:t>underdeveloped faith, asking, "Where is your faith?" to challenge them to trust his word over their circumstances.</w:t>
       </w:r>
     </w:p>
     <w:p>
@@ -1537,7 +1640,7 @@
                     <pic:cNvPicPr/>
                   </pic:nvPicPr>
                   <pic:blipFill>
-                    <a:blip r:embed="rId18"/>
+                    <a:blip r:embed="rId19"/>
                     <a:stretch>
                       <a:fillRect/>
                     </a:stretch>
@@ -1580,7 +1683,7 @@
                     <pic:cNvPicPr/>
                   </pic:nvPicPr>
                   <pic:blipFill>
-                    <a:blip r:embed="rId19"/>
+                    <a:blip r:embed="rId20"/>
                     <a:stretch>
                       <a:fillRect/>
                     </a:stretch>
@@ -1626,6 +1729,7 @@
     </w:p>
     <w:p>
       <w:r>
+        <w:lastRenderedPageBreak/>
         <w:t>When they all denied it, Peter said, “Master, the people are crowding and pressing against you.”</w:t>
       </w:r>
     </w:p>
@@ -1757,7 +1861,6 @@
     </w:p>
     <w:p>
       <w:r>
-        <w:lastRenderedPageBreak/>
         <w:t>Commentaries often contrast the different types of contact described in these verses:</w:t>
       </w:r>
     </w:p>
@@ -2013,7 +2116,7 @@
                     <pic:cNvPicPr/>
                   </pic:nvPicPr>
                   <pic:blipFill>
-                    <a:blip r:embed="rId20"/>
+                    <a:blip r:embed="rId21"/>
                     <a:stretch>
                       <a:fillRect/>
                     </a:stretch>
@@ -2061,7 +2164,7 @@
                     <pic:cNvPicPr/>
                   </pic:nvPicPr>
                   <pic:blipFill>
-                    <a:blip r:embed="rId21"/>
+                    <a:blip r:embed="rId22"/>
                     <a:stretch>
                       <a:fillRect/>
                     </a:stretch>
@@ -2133,7 +2236,7 @@
                     <pic:cNvPicPr/>
                   </pic:nvPicPr>
                   <pic:blipFill>
-                    <a:blip r:embed="rId22"/>
+                    <a:blip r:embed="rId23"/>
                     <a:stretch>
                       <a:fillRect/>
                     </a:stretch>
@@ -2171,7 +2274,6 @@
           <w:bCs/>
           <w:vertAlign w:val="superscript"/>
         </w:rPr>
-        <w:lastRenderedPageBreak/>
         <w:t>15 </w:t>
       </w:r>
       <w:r>
@@ -2281,6 +2383,7 @@
         <w:rPr>
           <w:noProof/>
         </w:rPr>
+        <w:lastRenderedPageBreak/>
         <w:drawing>
           <wp:inline distT="0" distB="0" distL="0" distR="0" wp14:anchorId="254964BD" wp14:editId="485BFF14">
             <wp:extent cx="1743075" cy="1431215"/>
@@ -2297,7 +2400,7 @@
                     <pic:cNvPicPr/>
                   </pic:nvPicPr>
                   <pic:blipFill>
-                    <a:blip r:embed="rId23"/>
+                    <a:blip r:embed="rId24"/>
                     <a:stretch>
                       <a:fillRect/>
                     </a:stretch>
@@ -2355,7 +2458,7 @@
                     <pic:cNvPicPr/>
                   </pic:nvPicPr>
                   <pic:blipFill>
-                    <a:blip r:embed="rId24"/>
+                    <a:blip r:embed="rId25"/>
                     <a:stretch>
                       <a:fillRect/>
                     </a:stretch>
@@ -2431,11 +2534,7 @@
         <w:t>"Daughter, your faith has healed you. Go in peace"</w:t>
       </w:r>
       <w:r>
-        <w:t xml:space="preserve">—is that active, personal faith in Jesus brings total restoration (physical, spiritual, and social) rather than just ritualistic </w:t>
-      </w:r>
-      <w:r>
-        <w:lastRenderedPageBreak/>
-        <w:t>healing. Jesus publicly affirms the woman to restore her social standing and comfort her, emphasizing that she is a beloved "daughter" of God. </w:t>
+        <w:t>—is that active, personal faith in Jesus brings total restoration (physical, spiritual, and social) rather than just ritualistic healing. Jesus publicly affirms the woman to restore her social standing and comfort her, emphasizing that she is a beloved "daughter" of God. </w:t>
       </w:r>
     </w:p>
     <w:p>
@@ -2547,7 +2646,7 @@
                     <pic:cNvPicPr/>
                   </pic:nvPicPr>
                   <pic:blipFill>
-                    <a:blip r:embed="rId25"/>
+                    <a:blip r:embed="rId26"/>
                     <a:stretch>
                       <a:fillRect/>
                     </a:stretch>
@@ -2579,6 +2678,7 @@
     <w:p/>
     <w:p>
       <w:r>
+        <w:lastRenderedPageBreak/>
         <w:t>While the exact phrase provided does not appear as a historically documented quote, it aligns with philosophical and psychological themes regarding the relationship between </w:t>
       </w:r>
       <w:r>
@@ -2754,7 +2854,6 @@
           <w:b/>
           <w:bCs/>
         </w:rPr>
-        <w:lastRenderedPageBreak/>
         <w:t>The Limits of Preparation:</w:t>
       </w:r>
       <w:r>
@@ -3071,6 +3170,7 @@
           </w:p>
           <w:p>
             <w:r>
+              <w:lastRenderedPageBreak/>
               <w:t>Heightened awareness and composed decision-making</w:t>
             </w:r>
           </w:p>
@@ -3132,7 +3232,19 @@
     <w:p/>
     <w:p>
       <w:r>
-        <w:t>Luke 8 talks about a woman who touch Jesus</w:t>
+        <w:t>Luke 8 talks about a woman who</w:t>
+      </w:r>
+      <w:r>
+        <w:t xml:space="preserve"> desperate need help. She</w:t>
+      </w:r>
+      <w:r>
+        <w:t xml:space="preserve"> touch</w:t>
+      </w:r>
+      <w:r>
+        <w:t>ed</w:t>
+      </w:r>
+      <w:r>
+        <w:t xml:space="preserve"> Jesus</w:t>
       </w:r>
       <w:r>
         <w:t xml:space="preserve"> and release the pressure of real world.</w:t>
@@ -3234,10 +3346,7 @@
         <w:t>is</w:t>
       </w:r>
       <w:r>
-        <w:t xml:space="preserve"> </w:t>
-      </w:r>
-      <w:r>
-        <w:t>relationship between awareness, preparation, and desperation. </w:t>
+        <w:t xml:space="preserve"> relationship between awareness, preparation, and desperation. </w:t>
       </w:r>
     </w:p>
     <w:p>
@@ -3252,11 +3361,6 @@
       </w:r>
     </w:p>
     <w:p>
-      <w:pPr>
-        <w:rPr>
-          <w:rFonts w:hint="eastAsia"/>
-        </w:rPr>
-      </w:pPr>
       <w:r>
         <w:rPr>
           <w:rFonts w:hint="eastAsia"/>
@@ -3338,11 +3442,6 @@
     </w:p>
     <w:p/>
     <w:p>
-      <w:pPr>
-        <w:rPr>
-          <w:rFonts w:hint="eastAsia"/>
-        </w:rPr>
-      </w:pPr>
       <w:r>
         <w:rPr>
           <w:rFonts w:hint="eastAsia"/>
@@ -3414,17 +3513,308 @@
     </w:p>
     <w:p/>
     <w:p>
-      <w:pPr>
+      <w:r>
         <w:rPr>
           <w:rFonts w:hint="eastAsia"/>
         </w:rPr>
-      </w:pPr>
+        <w:t>路加福音</w:t>
+      </w:r>
+      <w:r>
+        <w:rPr>
+          <w:rFonts w:hint="eastAsia"/>
+        </w:rPr>
+        <w:t>8</w:t>
+      </w:r>
+      <w:r>
+        <w:rPr>
+          <w:rFonts w:hint="eastAsia"/>
+        </w:rPr>
+        <w:t>章講述了一位婦人觸摸耶穌，釋放了她來自現實世界的壓力。</w:t>
+      </w:r>
+    </w:p>
+    <w:p/>
+    <w:p>
+      <w:r>
+        <w:rPr>
+          <w:rFonts w:hint="eastAsia"/>
+        </w:rPr>
+        <w:t xml:space="preserve">1. </w:t>
+      </w:r>
+      <w:r>
+        <w:rPr>
+          <w:rFonts w:hint="eastAsia"/>
+        </w:rPr>
+        <w:t>路加福音</w:t>
+      </w:r>
+      <w:r>
+        <w:rPr>
+          <w:rFonts w:hint="eastAsia"/>
+        </w:rPr>
+        <w:t>8:22-44</w:t>
+      </w:r>
+      <w:r>
+        <w:rPr>
+          <w:rFonts w:hint="eastAsia"/>
+        </w:rPr>
+        <w:t>：耶穌重新定義了家庭：“人們聽見神的話語，就去行。”</w:t>
+      </w:r>
+    </w:p>
+    <w:p/>
+    <w:p>
+      <w:r>
+        <w:rPr>
+          <w:rFonts w:hint="eastAsia"/>
+        </w:rPr>
+        <w:t xml:space="preserve">2. </w:t>
+      </w:r>
+      <w:r>
+        <w:rPr>
+          <w:rFonts w:hint="eastAsia"/>
+        </w:rPr>
+        <w:t>路加福音</w:t>
+      </w:r>
+      <w:r>
+        <w:rPr>
+          <w:rFonts w:hint="eastAsia"/>
+        </w:rPr>
+        <w:t>8:45-46</w:t>
+      </w:r>
+      <w:r>
+        <w:rPr>
+          <w:rFonts w:hint="eastAsia"/>
+        </w:rPr>
+        <w:t>：婦人來到耶穌面前。耶穌將祂的能力賜給她，使她得醫治。</w:t>
+      </w:r>
+    </w:p>
+    <w:p/>
+    <w:p>
+      <w:r>
+        <w:rPr>
+          <w:rFonts w:hint="eastAsia"/>
+        </w:rPr>
+        <w:t xml:space="preserve">3. </w:t>
+      </w:r>
+      <w:proofErr w:type="spellStart"/>
+      <w:r>
+        <w:rPr>
+          <w:rFonts w:hint="eastAsia"/>
+        </w:rPr>
+        <w:t>忽略煩惱和表現。專注於意義</w:t>
+      </w:r>
+      <w:proofErr w:type="spellEnd"/>
+      <w:r>
+        <w:rPr>
+          <w:rFonts w:hint="eastAsia"/>
+        </w:rPr>
+        <w:t>。</w:t>
+      </w:r>
+    </w:p>
+    <w:p/>
+    <w:p>
+      <w:r>
+        <w:rPr>
+          <w:rFonts w:hint="eastAsia"/>
+        </w:rPr>
+        <w:t xml:space="preserve">4. </w:t>
+      </w:r>
+      <w:r>
+        <w:rPr>
+          <w:rFonts w:hint="eastAsia"/>
+        </w:rPr>
+        <w:t>希伯來書</w:t>
+      </w:r>
+      <w:r>
+        <w:rPr>
+          <w:rFonts w:hint="eastAsia"/>
+        </w:rPr>
+        <w:t>4:15</w:t>
+      </w:r>
+      <w:r>
+        <w:rPr>
+          <w:rFonts w:hint="eastAsia"/>
+        </w:rPr>
+        <w:t>：耶穌了解人的軟弱。</w:t>
+      </w:r>
+    </w:p>
+    <w:p/>
+    <w:p>
+      <w:r>
+        <w:rPr>
+          <w:rFonts w:hint="eastAsia"/>
+        </w:rPr>
+        <w:t xml:space="preserve">5. </w:t>
+      </w:r>
+      <w:proofErr w:type="spellStart"/>
+      <w:r>
+        <w:rPr>
+          <w:rFonts w:hint="eastAsia"/>
+        </w:rPr>
+        <w:t>結論</w:t>
+      </w:r>
+      <w:proofErr w:type="spellEnd"/>
+      <w:r>
+        <w:rPr>
+          <w:rFonts w:hint="eastAsia"/>
+        </w:rPr>
+        <w:t>：</w:t>
+      </w:r>
+    </w:p>
+    <w:p/>
+    <w:p>
+      <w:proofErr w:type="spellStart"/>
+      <w:r>
+        <w:rPr>
+          <w:rFonts w:hint="eastAsia"/>
+        </w:rPr>
+        <w:t>覺察、預備和絕望之間存在著關聯</w:t>
+      </w:r>
+      <w:proofErr w:type="spellEnd"/>
+      <w:r>
+        <w:rPr>
+          <w:rFonts w:hint="eastAsia"/>
+        </w:rPr>
+        <w:t>。</w:t>
+      </w:r>
+    </w:p>
+    <w:p/>
+    <w:p>
+      <w:proofErr w:type="spellStart"/>
+      <w:r>
+        <w:rPr>
+          <w:rFonts w:hint="eastAsia"/>
+        </w:rPr>
+        <w:t>絕望並非意味著缺乏人生準備。絕望，正是對人生的一種覺悟</w:t>
+      </w:r>
+      <w:proofErr w:type="spellEnd"/>
+      <w:r>
+        <w:rPr>
+          <w:rFonts w:hint="eastAsia"/>
+        </w:rPr>
+        <w:t>。</w:t>
+      </w:r>
+    </w:p>
+    <w:p/>
+    <w:p>
+      <w:r>
+        <w:t>===&gt; Japanese</w:t>
+      </w:r>
+    </w:p>
+    <w:p/>
+    <w:p>
       <w:r>
         <w:rPr>
           <w:rFonts w:hint="eastAsia"/>
         </w:rPr>
         <w:lastRenderedPageBreak/>
-        <w:t>路加福音</w:t>
+        <w:t>2026</w:t>
+      </w:r>
+      <w:r>
+        <w:rPr>
+          <w:rFonts w:hint="eastAsia"/>
+        </w:rPr>
+        <w:t>年</w:t>
+      </w:r>
+      <w:r>
+        <w:rPr>
+          <w:rFonts w:hint="eastAsia"/>
+        </w:rPr>
+        <w:t>4</w:t>
+      </w:r>
+      <w:r>
+        <w:rPr>
+          <w:rFonts w:hint="eastAsia"/>
+        </w:rPr>
+        <w:t>月</w:t>
+      </w:r>
+      <w:r>
+        <w:rPr>
+          <w:rFonts w:hint="eastAsia"/>
+        </w:rPr>
+        <w:t>25</w:t>
+      </w:r>
+      <w:r>
+        <w:rPr>
+          <w:rFonts w:hint="eastAsia"/>
+        </w:rPr>
+        <w:t>日、メンロ教会礼拝（先週の要約、</w:t>
+      </w:r>
+      <w:r>
+        <w:rPr>
+          <w:rFonts w:hint="eastAsia"/>
+        </w:rPr>
+        <w:t>2028</w:t>
+      </w:r>
+      <w:r>
+        <w:rPr>
+          <w:rFonts w:hint="eastAsia"/>
+        </w:rPr>
+        <w:t>年</w:t>
+      </w:r>
+      <w:r>
+        <w:rPr>
+          <w:rFonts w:hint="eastAsia"/>
+        </w:rPr>
+        <w:t>4</w:t>
+      </w:r>
+      <w:r>
+        <w:rPr>
+          <w:rFonts w:hint="eastAsia"/>
+        </w:rPr>
+        <w:t>月</w:t>
+      </w:r>
+      <w:r>
+        <w:rPr>
+          <w:rFonts w:hint="eastAsia"/>
+        </w:rPr>
+        <w:t>19</w:t>
+      </w:r>
+      <w:r>
+        <w:rPr>
+          <w:rFonts w:hint="eastAsia"/>
+        </w:rPr>
+        <w:t>日）</w:t>
+      </w:r>
+    </w:p>
+    <w:p>
+      <w:r>
+        <w:t>https://www.youtube.com/watch?v=eifPHqAvMVE</w:t>
+      </w:r>
+    </w:p>
+    <w:p>
+      <w:r>
+        <w:rPr>
+          <w:rFonts w:hint="eastAsia"/>
+        </w:rPr>
+        <w:t>「</w:t>
+      </w:r>
+      <w:proofErr w:type="spellStart"/>
+      <w:r>
+        <w:rPr>
+          <w:rFonts w:hint="eastAsia"/>
+        </w:rPr>
+        <w:t>もしあなたが本当に存在するなら、私を助けてください｜神よ、もしあなたが本当に存在するなら」フィル</w:t>
+      </w:r>
+      <w:r>
+        <w:rPr>
+          <w:rFonts w:ascii="MS Mincho" w:eastAsia="MS Mincho" w:hAnsi="MS Mincho" w:cs="MS Mincho" w:hint="eastAsia"/>
+        </w:rPr>
+        <w:t>・</w:t>
+      </w:r>
+      <w:r>
+        <w:rPr>
+          <w:rFonts w:ascii="SimSun" w:hAnsi="SimSun" w:cs="SimSun" w:hint="eastAsia"/>
+        </w:rPr>
+        <w:t>ユーバンク主任牧師</w:t>
+      </w:r>
+      <w:proofErr w:type="spellEnd"/>
+    </w:p>
+    <w:p/>
+    <w:p>
+      <w:r>
+        <w:rPr>
+          <w:rFonts w:hint="eastAsia"/>
+        </w:rPr>
+        <w:t>ルカによる福音書</w:t>
       </w:r>
       <w:r>
         <w:rPr>
@@ -3436,16 +3826,11 @@
         <w:rPr>
           <w:rFonts w:hint="eastAsia"/>
         </w:rPr>
-        <w:t>章講述了一位婦人觸摸耶穌，釋放了她來自現實世界的壓力。</w:t>
+        <w:t>章には、イエスに触れ、現実世界の重圧から解放された女性の話が記されています。</w:t>
       </w:r>
     </w:p>
     <w:p/>
     <w:p>
-      <w:pPr>
-        <w:rPr>
-          <w:rFonts w:hint="eastAsia"/>
-        </w:rPr>
-      </w:pPr>
       <w:r>
         <w:rPr>
           <w:rFonts w:hint="eastAsia"/>
@@ -3456,7 +3841,7 @@
         <w:rPr>
           <w:rFonts w:hint="eastAsia"/>
         </w:rPr>
-        <w:t>路加福音</w:t>
+        <w:t>ルカ</w:t>
       </w:r>
       <w:r>
         <w:rPr>
@@ -3468,16 +3853,25 @@
         <w:rPr>
           <w:rFonts w:hint="eastAsia"/>
         </w:rPr>
-        <w:t>：耶穌重新定義了家庭：“人們聽見神的話語，就去行。”</w:t>
+        <w:t>：イエスは家族を再定義します。「</w:t>
+      </w:r>
+      <w:proofErr w:type="spellStart"/>
+      <w:r>
+        <w:rPr>
+          <w:rFonts w:hint="eastAsia"/>
+        </w:rPr>
+        <w:t>人々は神の言葉を聞いて、それを行う</w:t>
+      </w:r>
+      <w:proofErr w:type="spellEnd"/>
+      <w:r>
+        <w:rPr>
+          <w:rFonts w:hint="eastAsia"/>
+        </w:rPr>
+        <w:t>。」</w:t>
       </w:r>
     </w:p>
     <w:p/>
     <w:p>
-      <w:pPr>
-        <w:rPr>
-          <w:rFonts w:hint="eastAsia"/>
-        </w:rPr>
-      </w:pPr>
       <w:r>
         <w:rPr>
           <w:rFonts w:hint="eastAsia"/>
@@ -3488,7 +3882,7 @@
         <w:rPr>
           <w:rFonts w:hint="eastAsia"/>
         </w:rPr>
-        <w:t>路加福音</w:t>
+        <w:t>ルカ</w:t>
       </w:r>
       <w:r>
         <w:rPr>
@@ -3500,16 +3894,11 @@
         <w:rPr>
           <w:rFonts w:hint="eastAsia"/>
         </w:rPr>
-        <w:t>：婦人來到耶穌面前。耶穌將祂的能力賜給她，使她得醫治。</w:t>
+        <w:t>：女性はイエスに触れました。イエスは彼女を癒すために、ご自身の力を彼女に注ぎました。</w:t>
       </w:r>
     </w:p>
     <w:p/>
     <w:p>
-      <w:pPr>
-        <w:rPr>
-          <w:rFonts w:hint="eastAsia"/>
-        </w:rPr>
-      </w:pPr>
       <w:r>
         <w:rPr>
           <w:rFonts w:hint="eastAsia"/>
@@ -3521,7 +3910,7 @@
         <w:rPr>
           <w:rFonts w:hint="eastAsia"/>
         </w:rPr>
-        <w:t>忽略煩惱和表現。專注於意義</w:t>
+        <w:t>無視する：苛立ちや成果。ただ意義に集中する</w:t>
       </w:r>
       <w:proofErr w:type="spellEnd"/>
       <w:r>
@@ -3531,13 +3920,7 @@
         <w:t>。</w:t>
       </w:r>
     </w:p>
-    <w:p/>
     <w:p>
-      <w:pPr>
-        <w:rPr>
-          <w:rFonts w:hint="eastAsia"/>
-        </w:rPr>
-      </w:pPr>
       <w:r>
         <w:rPr>
           <w:rFonts w:hint="eastAsia"/>
@@ -3548,7 +3931,7 @@
         <w:rPr>
           <w:rFonts w:hint="eastAsia"/>
         </w:rPr>
-        <w:t>希伯來書</w:t>
+        <w:t>ヘブル</w:t>
       </w:r>
       <w:r>
         <w:rPr>
@@ -3560,16 +3943,11 @@
         <w:rPr>
           <w:rFonts w:hint="eastAsia"/>
         </w:rPr>
-        <w:t>：耶穌了解人的軟弱。</w:t>
+        <w:t>：イエスは人間の弱さを理解しています。</w:t>
       </w:r>
     </w:p>
     <w:p/>
     <w:p>
-      <w:pPr>
-        <w:rPr>
-          <w:rFonts w:hint="eastAsia"/>
-        </w:rPr>
-      </w:pPr>
       <w:r>
         <w:rPr>
           <w:rFonts w:hint="eastAsia"/>
@@ -3591,361 +3969,7 @@
         <w:t>：</w:t>
       </w:r>
     </w:p>
-    <w:p/>
     <w:p>
-      <w:pPr>
-        <w:rPr>
-          <w:rFonts w:hint="eastAsia"/>
-        </w:rPr>
-      </w:pPr>
-      <w:proofErr w:type="spellStart"/>
-      <w:r>
-        <w:rPr>
-          <w:rFonts w:hint="eastAsia"/>
-        </w:rPr>
-        <w:t>覺察、預備和絕望之間存在著關聯</w:t>
-      </w:r>
-      <w:proofErr w:type="spellEnd"/>
-      <w:r>
-        <w:rPr>
-          <w:rFonts w:hint="eastAsia"/>
-        </w:rPr>
-        <w:t>。</w:t>
-      </w:r>
-    </w:p>
-    <w:p/>
-    <w:p>
-      <w:proofErr w:type="spellStart"/>
-      <w:r>
-        <w:rPr>
-          <w:rFonts w:hint="eastAsia"/>
-        </w:rPr>
-        <w:t>絕望並非意味著缺乏人生準備。絕望，正是對人生的一種覺悟</w:t>
-      </w:r>
-      <w:proofErr w:type="spellEnd"/>
-      <w:r>
-        <w:rPr>
-          <w:rFonts w:hint="eastAsia"/>
-        </w:rPr>
-        <w:t>。</w:t>
-      </w:r>
-    </w:p>
-    <w:p/>
-    <w:p>
-      <w:r>
-        <w:t>===&gt; Japanese</w:t>
-      </w:r>
-    </w:p>
-    <w:p/>
-    <w:p>
-      <w:pPr>
-        <w:rPr>
-          <w:rFonts w:hint="eastAsia"/>
-        </w:rPr>
-      </w:pPr>
-      <w:r>
-        <w:rPr>
-          <w:rFonts w:hint="eastAsia"/>
-        </w:rPr>
-        <w:t>2026</w:t>
-      </w:r>
-      <w:r>
-        <w:rPr>
-          <w:rFonts w:hint="eastAsia"/>
-        </w:rPr>
-        <w:t>年</w:t>
-      </w:r>
-      <w:r>
-        <w:rPr>
-          <w:rFonts w:hint="eastAsia"/>
-        </w:rPr>
-        <w:t>4</w:t>
-      </w:r>
-      <w:r>
-        <w:rPr>
-          <w:rFonts w:hint="eastAsia"/>
-        </w:rPr>
-        <w:t>月</w:t>
-      </w:r>
-      <w:r>
-        <w:rPr>
-          <w:rFonts w:hint="eastAsia"/>
-        </w:rPr>
-        <w:t>25</w:t>
-      </w:r>
-      <w:r>
-        <w:rPr>
-          <w:rFonts w:hint="eastAsia"/>
-        </w:rPr>
-        <w:t>日、メンロ教会礼拝（先週の要約、</w:t>
-      </w:r>
-      <w:r>
-        <w:rPr>
-          <w:rFonts w:hint="eastAsia"/>
-        </w:rPr>
-        <w:t>2028</w:t>
-      </w:r>
-      <w:r>
-        <w:rPr>
-          <w:rFonts w:hint="eastAsia"/>
-        </w:rPr>
-        <w:t>年</w:t>
-      </w:r>
-      <w:r>
-        <w:rPr>
-          <w:rFonts w:hint="eastAsia"/>
-        </w:rPr>
-        <w:t>4</w:t>
-      </w:r>
-      <w:r>
-        <w:rPr>
-          <w:rFonts w:hint="eastAsia"/>
-        </w:rPr>
-        <w:t>月</w:t>
-      </w:r>
-      <w:r>
-        <w:rPr>
-          <w:rFonts w:hint="eastAsia"/>
-        </w:rPr>
-        <w:t>19</w:t>
-      </w:r>
-      <w:r>
-        <w:rPr>
-          <w:rFonts w:hint="eastAsia"/>
-        </w:rPr>
-        <w:t>日）</w:t>
-      </w:r>
-    </w:p>
-    <w:p>
-      <w:r>
-        <w:t>https://www.youtube.com/watch?v=eifPHqAvMVE</w:t>
-      </w:r>
-    </w:p>
-    <w:p>
-      <w:r>
-        <w:rPr>
-          <w:rFonts w:hint="eastAsia"/>
-        </w:rPr>
-        <w:t>「</w:t>
-      </w:r>
-      <w:proofErr w:type="spellStart"/>
-      <w:r>
-        <w:rPr>
-          <w:rFonts w:hint="eastAsia"/>
-        </w:rPr>
-        <w:t>もしあなたが本当に存在するなら、私を助けてください｜神よ、もしあなたが本当に存在するなら」フィル</w:t>
-      </w:r>
-      <w:r>
-        <w:rPr>
-          <w:rFonts w:ascii="MS Mincho" w:eastAsia="MS Mincho" w:hAnsi="MS Mincho" w:cs="MS Mincho" w:hint="eastAsia"/>
-        </w:rPr>
-        <w:t>・</w:t>
-      </w:r>
-      <w:r>
-        <w:rPr>
-          <w:rFonts w:ascii="SimSun" w:hAnsi="SimSun" w:cs="SimSun" w:hint="eastAsia"/>
-        </w:rPr>
-        <w:t>ユーバンク主任牧師</w:t>
-      </w:r>
-      <w:proofErr w:type="spellEnd"/>
-    </w:p>
-    <w:p/>
-    <w:p>
-      <w:pPr>
-        <w:rPr>
-          <w:rFonts w:hint="eastAsia"/>
-        </w:rPr>
-      </w:pPr>
-      <w:r>
-        <w:rPr>
-          <w:rFonts w:hint="eastAsia"/>
-        </w:rPr>
-        <w:t>ルカによる福音書</w:t>
-      </w:r>
-      <w:r>
-        <w:rPr>
-          <w:rFonts w:hint="eastAsia"/>
-        </w:rPr>
-        <w:t>8</w:t>
-      </w:r>
-      <w:r>
-        <w:rPr>
-          <w:rFonts w:hint="eastAsia"/>
-        </w:rPr>
-        <w:t>章には、イエスに触れ、現実世界の重圧から解放された女性の話が記されています。</w:t>
-      </w:r>
-    </w:p>
-    <w:p/>
-    <w:p>
-      <w:pPr>
-        <w:rPr>
-          <w:rFonts w:hint="eastAsia"/>
-        </w:rPr>
-      </w:pPr>
-      <w:r>
-        <w:rPr>
-          <w:rFonts w:hint="eastAsia"/>
-        </w:rPr>
-        <w:t xml:space="preserve">1. </w:t>
-      </w:r>
-      <w:r>
-        <w:rPr>
-          <w:rFonts w:hint="eastAsia"/>
-        </w:rPr>
-        <w:t>ルカ</w:t>
-      </w:r>
-      <w:r>
-        <w:rPr>
-          <w:rFonts w:hint="eastAsia"/>
-        </w:rPr>
-        <w:t>8:22-44</w:t>
-      </w:r>
-      <w:r>
-        <w:rPr>
-          <w:rFonts w:hint="eastAsia"/>
-        </w:rPr>
-        <w:t>：イエスは家族を再定義します。「</w:t>
-      </w:r>
-      <w:proofErr w:type="spellStart"/>
-      <w:r>
-        <w:rPr>
-          <w:rFonts w:hint="eastAsia"/>
-        </w:rPr>
-        <w:t>人々は神の言葉を聞いて、それを行う</w:t>
-      </w:r>
-      <w:proofErr w:type="spellEnd"/>
-      <w:r>
-        <w:rPr>
-          <w:rFonts w:hint="eastAsia"/>
-        </w:rPr>
-        <w:t>。」</w:t>
-      </w:r>
-    </w:p>
-    <w:p/>
-    <w:p>
-      <w:pPr>
-        <w:rPr>
-          <w:rFonts w:hint="eastAsia"/>
-        </w:rPr>
-      </w:pPr>
-      <w:r>
-        <w:rPr>
-          <w:rFonts w:hint="eastAsia"/>
-        </w:rPr>
-        <w:t xml:space="preserve">2. </w:t>
-      </w:r>
-      <w:r>
-        <w:rPr>
-          <w:rFonts w:hint="eastAsia"/>
-        </w:rPr>
-        <w:t>ルカ</w:t>
-      </w:r>
-      <w:r>
-        <w:rPr>
-          <w:rFonts w:hint="eastAsia"/>
-        </w:rPr>
-        <w:t>8:45-46</w:t>
-      </w:r>
-      <w:r>
-        <w:rPr>
-          <w:rFonts w:hint="eastAsia"/>
-        </w:rPr>
-        <w:t>：女性はイエスに触れました。イエスは彼女を癒すために、ご自身の力を彼女に注ぎました。</w:t>
-      </w:r>
-    </w:p>
-    <w:p/>
-    <w:p>
-      <w:pPr>
-        <w:rPr>
-          <w:rFonts w:hint="eastAsia"/>
-        </w:rPr>
-      </w:pPr>
-      <w:r>
-        <w:rPr>
-          <w:rFonts w:hint="eastAsia"/>
-        </w:rPr>
-        <w:t xml:space="preserve">3. </w:t>
-      </w:r>
-      <w:proofErr w:type="spellStart"/>
-      <w:r>
-        <w:rPr>
-          <w:rFonts w:hint="eastAsia"/>
-        </w:rPr>
-        <w:t>無視する：苛立ちや成果。ただ意義に集中する</w:t>
-      </w:r>
-      <w:proofErr w:type="spellEnd"/>
-      <w:r>
-        <w:rPr>
-          <w:rFonts w:hint="eastAsia"/>
-        </w:rPr>
-        <w:t>。</w:t>
-      </w:r>
-    </w:p>
-    <w:p>
-      <w:pPr>
-        <w:rPr>
-          <w:rFonts w:hint="eastAsia"/>
-        </w:rPr>
-      </w:pPr>
-      <w:r>
-        <w:rPr>
-          <w:rFonts w:hint="eastAsia"/>
-        </w:rPr>
-        <w:t xml:space="preserve">4. </w:t>
-      </w:r>
-      <w:r>
-        <w:rPr>
-          <w:rFonts w:hint="eastAsia"/>
-        </w:rPr>
-        <w:t>ヘブル</w:t>
-      </w:r>
-      <w:r>
-        <w:rPr>
-          <w:rFonts w:hint="eastAsia"/>
-        </w:rPr>
-        <w:t>4:15</w:t>
-      </w:r>
-      <w:r>
-        <w:rPr>
-          <w:rFonts w:hint="eastAsia"/>
-        </w:rPr>
-        <w:t>：イエスは人間の弱さを理解しています。</w:t>
-      </w:r>
-    </w:p>
-    <w:p/>
-    <w:p>
-      <w:pPr>
-        <w:rPr>
-          <w:rFonts w:hint="eastAsia"/>
-        </w:rPr>
-      </w:pPr>
-      <w:r>
-        <w:rPr>
-          <w:rFonts w:hint="eastAsia"/>
-        </w:rPr>
-        <w:t xml:space="preserve">5. </w:t>
-      </w:r>
-      <w:proofErr w:type="spellStart"/>
-      <w:r>
-        <w:rPr>
-          <w:rFonts w:hint="eastAsia"/>
-        </w:rPr>
-        <w:t>結論</w:t>
-      </w:r>
-      <w:proofErr w:type="spellEnd"/>
-      <w:r>
-        <w:rPr>
-          <w:rFonts w:hint="eastAsia"/>
-        </w:rPr>
-        <w:t>：</w:t>
-      </w:r>
-    </w:p>
-    <w:p>
-      <w:pPr>
-        <w:rPr>
-          <w:rFonts w:hint="eastAsia"/>
-        </w:rPr>
-      </w:pPr>
       <w:proofErr w:type="spellStart"/>
       <w:r>
         <w:rPr>
@@ -3987,7 +4011,7 @@
     <w:p/>
     <w:p/>
     <w:sectPr>
-      <w:footerReference w:type="default" r:id="rId26"/>
+      <w:footerReference w:type="default" r:id="rId27"/>
       <w:pgSz w:w="12240" w:h="15840"/>
       <w:pgMar w:top="1440" w:right="1440" w:bottom="1530" w:left="1440" w:header="0" w:footer="720" w:gutter="0"/>
       <w:cols w:space="720"/>
@@ -16465,6 +16489,155 @@
     </w:lvl>
   </w:abstractNum>
   <w:abstractNum w:abstractNumId="84" w15:restartNumberingAfterBreak="0">
+    <w:nsid w:val="43000B16"/>
+    <w:multiLevelType w:val="multilevel"/>
+    <w:tmpl w:val="E2381AEE"/>
+    <w:lvl w:ilvl="0">
+      <w:start w:val="1"/>
+      <w:numFmt w:val="bullet"/>
+      <w:lvlText w:val=""/>
+      <w:lvlJc w:val="left"/>
+      <w:pPr>
+        <w:tabs>
+          <w:tab w:val="num" w:pos="720"/>
+        </w:tabs>
+        <w:ind w:left="720" w:hanging="360"/>
+      </w:pPr>
+      <w:rPr>
+        <w:rFonts w:ascii="Symbol" w:hAnsi="Symbol" w:hint="default"/>
+        <w:sz w:val="20"/>
+      </w:rPr>
+    </w:lvl>
+    <w:lvl w:ilvl="1" w:tentative="1">
+      <w:start w:val="1"/>
+      <w:numFmt w:val="bullet"/>
+      <w:lvlText w:val="o"/>
+      <w:lvlJc w:val="left"/>
+      <w:pPr>
+        <w:tabs>
+          <w:tab w:val="num" w:pos="1440"/>
+        </w:tabs>
+        <w:ind w:left="1440" w:hanging="360"/>
+      </w:pPr>
+      <w:rPr>
+        <w:rFonts w:ascii="Courier New" w:hAnsi="Courier New" w:hint="default"/>
+        <w:sz w:val="20"/>
+      </w:rPr>
+    </w:lvl>
+    <w:lvl w:ilvl="2" w:tentative="1">
+      <w:start w:val="1"/>
+      <w:numFmt w:val="bullet"/>
+      <w:lvlText w:val=""/>
+      <w:lvlJc w:val="left"/>
+      <w:pPr>
+        <w:tabs>
+          <w:tab w:val="num" w:pos="2160"/>
+        </w:tabs>
+        <w:ind w:left="2160" w:hanging="360"/>
+      </w:pPr>
+      <w:rPr>
+        <w:rFonts w:ascii="Wingdings" w:hAnsi="Wingdings" w:hint="default"/>
+        <w:sz w:val="20"/>
+      </w:rPr>
+    </w:lvl>
+    <w:lvl w:ilvl="3" w:tentative="1">
+      <w:start w:val="1"/>
+      <w:numFmt w:val="bullet"/>
+      <w:lvlText w:val=""/>
+      <w:lvlJc w:val="left"/>
+      <w:pPr>
+        <w:tabs>
+          <w:tab w:val="num" w:pos="2880"/>
+        </w:tabs>
+        <w:ind w:left="2880" w:hanging="360"/>
+      </w:pPr>
+      <w:rPr>
+        <w:rFonts w:ascii="Wingdings" w:hAnsi="Wingdings" w:hint="default"/>
+        <w:sz w:val="20"/>
+      </w:rPr>
+    </w:lvl>
+    <w:lvl w:ilvl="4" w:tentative="1">
+      <w:start w:val="1"/>
+      <w:numFmt w:val="bullet"/>
+      <w:lvlText w:val=""/>
+      <w:lvlJc w:val="left"/>
+      <w:pPr>
+        <w:tabs>
+          <w:tab w:val="num" w:pos="3600"/>
+        </w:tabs>
+        <w:ind w:left="3600" w:hanging="360"/>
+      </w:pPr>
+      <w:rPr>
+        <w:rFonts w:ascii="Wingdings" w:hAnsi="Wingdings" w:hint="default"/>
+        <w:sz w:val="20"/>
+      </w:rPr>
+    </w:lvl>
+    <w:lvl w:ilvl="5" w:tentative="1">
+      <w:start w:val="1"/>
+      <w:numFmt w:val="bullet"/>
+      <w:lvlText w:val=""/>
+      <w:lvlJc w:val="left"/>
+      <w:pPr>
+        <w:tabs>
+          <w:tab w:val="num" w:pos="4320"/>
+        </w:tabs>
+        <w:ind w:left="4320" w:hanging="360"/>
+      </w:pPr>
+      <w:rPr>
+        <w:rFonts w:ascii="Wingdings" w:hAnsi="Wingdings" w:hint="default"/>
+        <w:sz w:val="20"/>
+      </w:rPr>
+    </w:lvl>
+    <w:lvl w:ilvl="6" w:tentative="1">
+      <w:start w:val="1"/>
+      <w:numFmt w:val="bullet"/>
+      <w:lvlText w:val=""/>
+      <w:lvlJc w:val="left"/>
+      <w:pPr>
+        <w:tabs>
+          <w:tab w:val="num" w:pos="5040"/>
+        </w:tabs>
+        <w:ind w:left="5040" w:hanging="360"/>
+      </w:pPr>
+      <w:rPr>
+        <w:rFonts w:ascii="Wingdings" w:hAnsi="Wingdings" w:hint="default"/>
+        <w:sz w:val="20"/>
+      </w:rPr>
+    </w:lvl>
+    <w:lvl w:ilvl="7" w:tentative="1">
+      <w:start w:val="1"/>
+      <w:numFmt w:val="bullet"/>
+      <w:lvlText w:val=""/>
+      <w:lvlJc w:val="left"/>
+      <w:pPr>
+        <w:tabs>
+          <w:tab w:val="num" w:pos="5760"/>
+        </w:tabs>
+        <w:ind w:left="5760" w:hanging="360"/>
+      </w:pPr>
+      <w:rPr>
+        <w:rFonts w:ascii="Wingdings" w:hAnsi="Wingdings" w:hint="default"/>
+        <w:sz w:val="20"/>
+      </w:rPr>
+    </w:lvl>
+    <w:lvl w:ilvl="8" w:tentative="1">
+      <w:start w:val="1"/>
+      <w:numFmt w:val="bullet"/>
+      <w:lvlText w:val=""/>
+      <w:lvlJc w:val="left"/>
+      <w:pPr>
+        <w:tabs>
+          <w:tab w:val="num" w:pos="6480"/>
+        </w:tabs>
+        <w:ind w:left="6480" w:hanging="360"/>
+      </w:pPr>
+      <w:rPr>
+        <w:rFonts w:ascii="Wingdings" w:hAnsi="Wingdings" w:hint="default"/>
+        <w:sz w:val="20"/>
+      </w:rPr>
+    </w:lvl>
+  </w:abstractNum>
+  <w:abstractNum w:abstractNumId="85" w15:restartNumberingAfterBreak="0">
     <w:nsid w:val="43EE560F"/>
     <w:multiLevelType w:val="multilevel"/>
     <w:tmpl w:val="AE4E9D64"/>
@@ -16613,7 +16786,7 @@
       </w:rPr>
     </w:lvl>
   </w:abstractNum>
-  <w:abstractNum w:abstractNumId="85" w15:restartNumberingAfterBreak="0">
+  <w:abstractNum w:abstractNumId="86" w15:restartNumberingAfterBreak="0">
     <w:nsid w:val="44AB0CAE"/>
     <w:multiLevelType w:val="multilevel"/>
     <w:tmpl w:val="464660D2"/>
@@ -16762,7 +16935,7 @@
       </w:rPr>
     </w:lvl>
   </w:abstractNum>
-  <w:abstractNum w:abstractNumId="86" w15:restartNumberingAfterBreak="0">
+  <w:abstractNum w:abstractNumId="87" w15:restartNumberingAfterBreak="0">
     <w:nsid w:val="44F115CA"/>
     <w:multiLevelType w:val="multilevel"/>
     <w:tmpl w:val="17902F36"/>
@@ -16911,7 +17084,7 @@
       </w:rPr>
     </w:lvl>
   </w:abstractNum>
-  <w:abstractNum w:abstractNumId="87" w15:restartNumberingAfterBreak="0">
+  <w:abstractNum w:abstractNumId="88" w15:restartNumberingAfterBreak="0">
     <w:nsid w:val="44FE0348"/>
     <w:multiLevelType w:val="multilevel"/>
     <w:tmpl w:val="FBFC91CA"/>
@@ -17060,7 +17233,7 @@
       </w:rPr>
     </w:lvl>
   </w:abstractNum>
-  <w:abstractNum w:abstractNumId="88" w15:restartNumberingAfterBreak="0">
+  <w:abstractNum w:abstractNumId="89" w15:restartNumberingAfterBreak="0">
     <w:nsid w:val="45784C13"/>
     <w:multiLevelType w:val="multilevel"/>
     <w:tmpl w:val="5EA42E88"/>
@@ -17209,7 +17382,7 @@
       </w:rPr>
     </w:lvl>
   </w:abstractNum>
-  <w:abstractNum w:abstractNumId="89" w15:restartNumberingAfterBreak="0">
+  <w:abstractNum w:abstractNumId="90" w15:restartNumberingAfterBreak="0">
     <w:nsid w:val="47913F6C"/>
     <w:multiLevelType w:val="multilevel"/>
     <w:tmpl w:val="BDF6000A"/>
@@ -17358,7 +17531,7 @@
       </w:rPr>
     </w:lvl>
   </w:abstractNum>
-  <w:abstractNum w:abstractNumId="90" w15:restartNumberingAfterBreak="0">
+  <w:abstractNum w:abstractNumId="91" w15:restartNumberingAfterBreak="0">
     <w:nsid w:val="47B239BB"/>
     <w:multiLevelType w:val="hybridMultilevel"/>
     <w:tmpl w:val="1606498C"/>
@@ -17447,7 +17620,7 @@
       </w:pPr>
     </w:lvl>
   </w:abstractNum>
-  <w:abstractNum w:abstractNumId="91" w15:restartNumberingAfterBreak="0">
+  <w:abstractNum w:abstractNumId="92" w15:restartNumberingAfterBreak="0">
     <w:nsid w:val="4C8011ED"/>
     <w:multiLevelType w:val="multilevel"/>
     <w:tmpl w:val="AB2A1D86"/>
@@ -17596,7 +17769,7 @@
       </w:rPr>
     </w:lvl>
   </w:abstractNum>
-  <w:abstractNum w:abstractNumId="92" w15:restartNumberingAfterBreak="0">
+  <w:abstractNum w:abstractNumId="93" w15:restartNumberingAfterBreak="0">
     <w:nsid w:val="4D352556"/>
     <w:multiLevelType w:val="multilevel"/>
     <w:tmpl w:val="168A1ACC"/>
@@ -17745,7 +17918,7 @@
       </w:rPr>
     </w:lvl>
   </w:abstractNum>
-  <w:abstractNum w:abstractNumId="93" w15:restartNumberingAfterBreak="0">
+  <w:abstractNum w:abstractNumId="94" w15:restartNumberingAfterBreak="0">
     <w:nsid w:val="4D726043"/>
     <w:multiLevelType w:val="multilevel"/>
     <w:tmpl w:val="7184479E"/>
@@ -17894,7 +18067,7 @@
       </w:rPr>
     </w:lvl>
   </w:abstractNum>
-  <w:abstractNum w:abstractNumId="94" w15:restartNumberingAfterBreak="0">
+  <w:abstractNum w:abstractNumId="95" w15:restartNumberingAfterBreak="0">
     <w:nsid w:val="4E414C40"/>
     <w:multiLevelType w:val="multilevel"/>
     <w:tmpl w:val="0742E086"/>
@@ -18043,7 +18216,7 @@
       </w:rPr>
     </w:lvl>
   </w:abstractNum>
-  <w:abstractNum w:abstractNumId="95" w15:restartNumberingAfterBreak="0">
+  <w:abstractNum w:abstractNumId="96" w15:restartNumberingAfterBreak="0">
     <w:nsid w:val="500513B7"/>
     <w:multiLevelType w:val="multilevel"/>
     <w:tmpl w:val="E92CF7FA"/>
@@ -18192,7 +18365,7 @@
       </w:rPr>
     </w:lvl>
   </w:abstractNum>
-  <w:abstractNum w:abstractNumId="96" w15:restartNumberingAfterBreak="0">
+  <w:abstractNum w:abstractNumId="97" w15:restartNumberingAfterBreak="0">
     <w:nsid w:val="52555312"/>
     <w:multiLevelType w:val="multilevel"/>
     <w:tmpl w:val="27BA586E"/>
@@ -18341,7 +18514,7 @@
       </w:rPr>
     </w:lvl>
   </w:abstractNum>
-  <w:abstractNum w:abstractNumId="97" w15:restartNumberingAfterBreak="0">
+  <w:abstractNum w:abstractNumId="98" w15:restartNumberingAfterBreak="0">
     <w:nsid w:val="52CD4399"/>
     <w:multiLevelType w:val="multilevel"/>
     <w:tmpl w:val="F6747A30"/>
@@ -18490,7 +18663,7 @@
       </w:rPr>
     </w:lvl>
   </w:abstractNum>
-  <w:abstractNum w:abstractNumId="98" w15:restartNumberingAfterBreak="0">
+  <w:abstractNum w:abstractNumId="99" w15:restartNumberingAfterBreak="0">
     <w:nsid w:val="547E23FC"/>
     <w:multiLevelType w:val="multilevel"/>
     <w:tmpl w:val="5C42B236"/>
@@ -18639,7 +18812,7 @@
       </w:rPr>
     </w:lvl>
   </w:abstractNum>
-  <w:abstractNum w:abstractNumId="99" w15:restartNumberingAfterBreak="0">
+  <w:abstractNum w:abstractNumId="100" w15:restartNumberingAfterBreak="0">
     <w:nsid w:val="549B1302"/>
     <w:multiLevelType w:val="multilevel"/>
     <w:tmpl w:val="BD4C833C"/>
@@ -18788,7 +18961,7 @@
       </w:rPr>
     </w:lvl>
   </w:abstractNum>
-  <w:abstractNum w:abstractNumId="100" w15:restartNumberingAfterBreak="0">
+  <w:abstractNum w:abstractNumId="101" w15:restartNumberingAfterBreak="0">
     <w:nsid w:val="5636248B"/>
     <w:multiLevelType w:val="hybridMultilevel"/>
     <w:tmpl w:val="49162834"/>
@@ -18877,7 +19050,7 @@
       </w:pPr>
     </w:lvl>
   </w:abstractNum>
-  <w:abstractNum w:abstractNumId="101" w15:restartNumberingAfterBreak="0">
+  <w:abstractNum w:abstractNumId="102" w15:restartNumberingAfterBreak="0">
     <w:nsid w:val="58601E63"/>
     <w:multiLevelType w:val="multilevel"/>
     <w:tmpl w:val="03C6251C"/>
@@ -19026,7 +19199,7 @@
       </w:rPr>
     </w:lvl>
   </w:abstractNum>
-  <w:abstractNum w:abstractNumId="102" w15:restartNumberingAfterBreak="0">
+  <w:abstractNum w:abstractNumId="103" w15:restartNumberingAfterBreak="0">
     <w:nsid w:val="591127C4"/>
     <w:multiLevelType w:val="multilevel"/>
     <w:tmpl w:val="AEC094BC"/>
@@ -19175,7 +19348,7 @@
       </w:rPr>
     </w:lvl>
   </w:abstractNum>
-  <w:abstractNum w:abstractNumId="103" w15:restartNumberingAfterBreak="0">
+  <w:abstractNum w:abstractNumId="104" w15:restartNumberingAfterBreak="0">
     <w:nsid w:val="5A6D5498"/>
     <w:multiLevelType w:val="multilevel"/>
     <w:tmpl w:val="2E4EBFE8"/>
@@ -19324,7 +19497,7 @@
       </w:rPr>
     </w:lvl>
   </w:abstractNum>
-  <w:abstractNum w:abstractNumId="104" w15:restartNumberingAfterBreak="0">
+  <w:abstractNum w:abstractNumId="105" w15:restartNumberingAfterBreak="0">
     <w:nsid w:val="5C6A1815"/>
     <w:multiLevelType w:val="multilevel"/>
     <w:tmpl w:val="0846C15C"/>
@@ -19473,7 +19646,7 @@
       </w:rPr>
     </w:lvl>
   </w:abstractNum>
-  <w:abstractNum w:abstractNumId="105" w15:restartNumberingAfterBreak="0">
+  <w:abstractNum w:abstractNumId="106" w15:restartNumberingAfterBreak="0">
     <w:nsid w:val="5C6D072B"/>
     <w:multiLevelType w:val="multilevel"/>
     <w:tmpl w:val="6A885898"/>
@@ -19622,7 +19795,7 @@
       </w:rPr>
     </w:lvl>
   </w:abstractNum>
-  <w:abstractNum w:abstractNumId="106" w15:restartNumberingAfterBreak="0">
+  <w:abstractNum w:abstractNumId="107" w15:restartNumberingAfterBreak="0">
     <w:nsid w:val="5D0E1CB5"/>
     <w:multiLevelType w:val="multilevel"/>
     <w:tmpl w:val="FBB277F2"/>
@@ -19771,7 +19944,7 @@
       </w:rPr>
     </w:lvl>
   </w:abstractNum>
-  <w:abstractNum w:abstractNumId="107" w15:restartNumberingAfterBreak="0">
+  <w:abstractNum w:abstractNumId="108" w15:restartNumberingAfterBreak="0">
     <w:nsid w:val="5D2E041D"/>
     <w:multiLevelType w:val="multilevel"/>
     <w:tmpl w:val="10B8C828"/>
@@ -19920,7 +20093,7 @@
       </w:rPr>
     </w:lvl>
   </w:abstractNum>
-  <w:abstractNum w:abstractNumId="108" w15:restartNumberingAfterBreak="0">
+  <w:abstractNum w:abstractNumId="109" w15:restartNumberingAfterBreak="0">
     <w:nsid w:val="5D403D6C"/>
     <w:multiLevelType w:val="multilevel"/>
     <w:tmpl w:val="1316B11A"/>
@@ -20069,7 +20242,7 @@
       </w:rPr>
     </w:lvl>
   </w:abstractNum>
-  <w:abstractNum w:abstractNumId="109" w15:restartNumberingAfterBreak="0">
+  <w:abstractNum w:abstractNumId="110" w15:restartNumberingAfterBreak="0">
     <w:nsid w:val="5E3E4270"/>
     <w:multiLevelType w:val="multilevel"/>
     <w:tmpl w:val="14E4D4A8"/>
@@ -20218,7 +20391,7 @@
       </w:rPr>
     </w:lvl>
   </w:abstractNum>
-  <w:abstractNum w:abstractNumId="110" w15:restartNumberingAfterBreak="0">
+  <w:abstractNum w:abstractNumId="111" w15:restartNumberingAfterBreak="0">
     <w:nsid w:val="5FF5024A"/>
     <w:multiLevelType w:val="multilevel"/>
     <w:tmpl w:val="D988E362"/>
@@ -20367,7 +20540,7 @@
       </w:rPr>
     </w:lvl>
   </w:abstractNum>
-  <w:abstractNum w:abstractNumId="111" w15:restartNumberingAfterBreak="0">
+  <w:abstractNum w:abstractNumId="112" w15:restartNumberingAfterBreak="0">
     <w:nsid w:val="60B07B50"/>
     <w:multiLevelType w:val="multilevel"/>
     <w:tmpl w:val="0E4A929A"/>
@@ -20516,7 +20689,7 @@
       </w:rPr>
     </w:lvl>
   </w:abstractNum>
-  <w:abstractNum w:abstractNumId="112" w15:restartNumberingAfterBreak="0">
+  <w:abstractNum w:abstractNumId="113" w15:restartNumberingAfterBreak="0">
     <w:nsid w:val="60DC1F84"/>
     <w:multiLevelType w:val="multilevel"/>
     <w:tmpl w:val="67603B68"/>
@@ -20665,7 +20838,7 @@
       </w:rPr>
     </w:lvl>
   </w:abstractNum>
-  <w:abstractNum w:abstractNumId="113" w15:restartNumberingAfterBreak="0">
+  <w:abstractNum w:abstractNumId="114" w15:restartNumberingAfterBreak="0">
     <w:nsid w:val="620523FD"/>
     <w:multiLevelType w:val="multilevel"/>
     <w:tmpl w:val="CEFE83C2"/>
@@ -20814,7 +20987,7 @@
       </w:rPr>
     </w:lvl>
   </w:abstractNum>
-  <w:abstractNum w:abstractNumId="114" w15:restartNumberingAfterBreak="0">
+  <w:abstractNum w:abstractNumId="115" w15:restartNumberingAfterBreak="0">
     <w:nsid w:val="624F4572"/>
     <w:multiLevelType w:val="multilevel"/>
     <w:tmpl w:val="C658DBE2"/>
@@ -20963,7 +21136,7 @@
       </w:rPr>
     </w:lvl>
   </w:abstractNum>
-  <w:abstractNum w:abstractNumId="115" w15:restartNumberingAfterBreak="0">
+  <w:abstractNum w:abstractNumId="116" w15:restartNumberingAfterBreak="0">
     <w:nsid w:val="62952FFE"/>
     <w:multiLevelType w:val="multilevel"/>
     <w:tmpl w:val="BB16B1D2"/>
@@ -21112,7 +21285,7 @@
       </w:rPr>
     </w:lvl>
   </w:abstractNum>
-  <w:abstractNum w:abstractNumId="116" w15:restartNumberingAfterBreak="0">
+  <w:abstractNum w:abstractNumId="117" w15:restartNumberingAfterBreak="0">
     <w:nsid w:val="62A17E65"/>
     <w:multiLevelType w:val="multilevel"/>
     <w:tmpl w:val="7CB22B74"/>
@@ -21261,7 +21434,7 @@
       </w:rPr>
     </w:lvl>
   </w:abstractNum>
-  <w:abstractNum w:abstractNumId="117" w15:restartNumberingAfterBreak="0">
+  <w:abstractNum w:abstractNumId="118" w15:restartNumberingAfterBreak="0">
     <w:nsid w:val="64584C0C"/>
     <w:multiLevelType w:val="multilevel"/>
     <w:tmpl w:val="43EE7618"/>
@@ -21410,7 +21583,7 @@
       </w:rPr>
     </w:lvl>
   </w:abstractNum>
-  <w:abstractNum w:abstractNumId="118" w15:restartNumberingAfterBreak="0">
+  <w:abstractNum w:abstractNumId="119" w15:restartNumberingAfterBreak="0">
     <w:nsid w:val="6814153C"/>
     <w:multiLevelType w:val="multilevel"/>
     <w:tmpl w:val="88C2E398"/>
@@ -21559,7 +21732,7 @@
       </w:rPr>
     </w:lvl>
   </w:abstractNum>
-  <w:abstractNum w:abstractNumId="119" w15:restartNumberingAfterBreak="0">
+  <w:abstractNum w:abstractNumId="120" w15:restartNumberingAfterBreak="0">
     <w:nsid w:val="68E45071"/>
     <w:multiLevelType w:val="multilevel"/>
     <w:tmpl w:val="757820BC"/>
@@ -21708,7 +21881,7 @@
       </w:rPr>
     </w:lvl>
   </w:abstractNum>
-  <w:abstractNum w:abstractNumId="120" w15:restartNumberingAfterBreak="0">
+  <w:abstractNum w:abstractNumId="121" w15:restartNumberingAfterBreak="0">
     <w:nsid w:val="6B6A1939"/>
     <w:multiLevelType w:val="multilevel"/>
     <w:tmpl w:val="C84A4EAC"/>
@@ -21857,7 +22030,7 @@
       </w:rPr>
     </w:lvl>
   </w:abstractNum>
-  <w:abstractNum w:abstractNumId="121" w15:restartNumberingAfterBreak="0">
+  <w:abstractNum w:abstractNumId="122" w15:restartNumberingAfterBreak="0">
     <w:nsid w:val="6BF90443"/>
     <w:multiLevelType w:val="multilevel"/>
     <w:tmpl w:val="3992FBAC"/>
@@ -22006,7 +22179,7 @@
       </w:rPr>
     </w:lvl>
   </w:abstractNum>
-  <w:abstractNum w:abstractNumId="122" w15:restartNumberingAfterBreak="0">
+  <w:abstractNum w:abstractNumId="123" w15:restartNumberingAfterBreak="0">
     <w:nsid w:val="6E660C6B"/>
     <w:multiLevelType w:val="multilevel"/>
     <w:tmpl w:val="2126050C"/>
@@ -22155,7 +22328,7 @@
       </w:rPr>
     </w:lvl>
   </w:abstractNum>
-  <w:abstractNum w:abstractNumId="123" w15:restartNumberingAfterBreak="0">
+  <w:abstractNum w:abstractNumId="124" w15:restartNumberingAfterBreak="0">
     <w:nsid w:val="6EF574EB"/>
     <w:multiLevelType w:val="multilevel"/>
     <w:tmpl w:val="53D2FB02"/>
@@ -22304,7 +22477,7 @@
       </w:rPr>
     </w:lvl>
   </w:abstractNum>
-  <w:abstractNum w:abstractNumId="124" w15:restartNumberingAfterBreak="0">
+  <w:abstractNum w:abstractNumId="125" w15:restartNumberingAfterBreak="0">
     <w:nsid w:val="6FFE2D97"/>
     <w:multiLevelType w:val="multilevel"/>
     <w:tmpl w:val="596C1A22"/>
@@ -22453,7 +22626,7 @@
       </w:rPr>
     </w:lvl>
   </w:abstractNum>
-  <w:abstractNum w:abstractNumId="125" w15:restartNumberingAfterBreak="0">
+  <w:abstractNum w:abstractNumId="126" w15:restartNumberingAfterBreak="0">
     <w:nsid w:val="71F055FF"/>
     <w:multiLevelType w:val="multilevel"/>
     <w:tmpl w:val="D7E60E68"/>
@@ -22602,7 +22775,7 @@
       </w:rPr>
     </w:lvl>
   </w:abstractNum>
-  <w:abstractNum w:abstractNumId="126" w15:restartNumberingAfterBreak="0">
+  <w:abstractNum w:abstractNumId="127" w15:restartNumberingAfterBreak="0">
     <w:nsid w:val="7218572D"/>
     <w:multiLevelType w:val="multilevel"/>
     <w:tmpl w:val="3CDE930E"/>
@@ -22751,7 +22924,7 @@
       </w:rPr>
     </w:lvl>
   </w:abstractNum>
-  <w:abstractNum w:abstractNumId="127" w15:restartNumberingAfterBreak="0">
+  <w:abstractNum w:abstractNumId="128" w15:restartNumberingAfterBreak="0">
     <w:nsid w:val="73037BCA"/>
     <w:multiLevelType w:val="multilevel"/>
     <w:tmpl w:val="A66E3EA8"/>
@@ -22900,7 +23073,7 @@
       </w:rPr>
     </w:lvl>
   </w:abstractNum>
-  <w:abstractNum w:abstractNumId="128" w15:restartNumberingAfterBreak="0">
+  <w:abstractNum w:abstractNumId="129" w15:restartNumberingAfterBreak="0">
     <w:nsid w:val="736B1CFA"/>
     <w:multiLevelType w:val="multilevel"/>
     <w:tmpl w:val="AD6EC20A"/>
@@ -23049,7 +23222,7 @@
       </w:rPr>
     </w:lvl>
   </w:abstractNum>
-  <w:abstractNum w:abstractNumId="129" w15:restartNumberingAfterBreak="0">
+  <w:abstractNum w:abstractNumId="130" w15:restartNumberingAfterBreak="0">
     <w:nsid w:val="74C629B2"/>
     <w:multiLevelType w:val="multilevel"/>
     <w:tmpl w:val="926CA70C"/>
@@ -23198,7 +23371,7 @@
       </w:rPr>
     </w:lvl>
   </w:abstractNum>
-  <w:abstractNum w:abstractNumId="130" w15:restartNumberingAfterBreak="0">
+  <w:abstractNum w:abstractNumId="131" w15:restartNumberingAfterBreak="0">
     <w:nsid w:val="74D26D17"/>
     <w:multiLevelType w:val="multilevel"/>
     <w:tmpl w:val="A4561C7A"/>
@@ -23347,7 +23520,7 @@
       </w:rPr>
     </w:lvl>
   </w:abstractNum>
-  <w:abstractNum w:abstractNumId="131" w15:restartNumberingAfterBreak="0">
+  <w:abstractNum w:abstractNumId="132" w15:restartNumberingAfterBreak="0">
     <w:nsid w:val="757256D9"/>
     <w:multiLevelType w:val="multilevel"/>
     <w:tmpl w:val="2BE664DA"/>
@@ -23496,7 +23669,7 @@
       </w:rPr>
     </w:lvl>
   </w:abstractNum>
-  <w:abstractNum w:abstractNumId="132" w15:restartNumberingAfterBreak="0">
+  <w:abstractNum w:abstractNumId="133" w15:restartNumberingAfterBreak="0">
     <w:nsid w:val="76917BA4"/>
     <w:multiLevelType w:val="multilevel"/>
     <w:tmpl w:val="43708D7A"/>
@@ -23645,7 +23818,7 @@
       </w:rPr>
     </w:lvl>
   </w:abstractNum>
-  <w:abstractNum w:abstractNumId="133" w15:restartNumberingAfterBreak="0">
+  <w:abstractNum w:abstractNumId="134" w15:restartNumberingAfterBreak="0">
     <w:nsid w:val="76D649C8"/>
     <w:multiLevelType w:val="multilevel"/>
     <w:tmpl w:val="9888122C"/>
@@ -23794,7 +23967,7 @@
       </w:rPr>
     </w:lvl>
   </w:abstractNum>
-  <w:abstractNum w:abstractNumId="134" w15:restartNumberingAfterBreak="0">
+  <w:abstractNum w:abstractNumId="135" w15:restartNumberingAfterBreak="0">
     <w:nsid w:val="7715363F"/>
     <w:multiLevelType w:val="multilevel"/>
     <w:tmpl w:val="7854C050"/>
@@ -23943,7 +24116,7 @@
       </w:rPr>
     </w:lvl>
   </w:abstractNum>
-  <w:abstractNum w:abstractNumId="135" w15:restartNumberingAfterBreak="0">
+  <w:abstractNum w:abstractNumId="136" w15:restartNumberingAfterBreak="0">
     <w:nsid w:val="78A656B8"/>
     <w:multiLevelType w:val="multilevel"/>
     <w:tmpl w:val="487C4C66"/>
@@ -24092,7 +24265,7 @@
       </w:rPr>
     </w:lvl>
   </w:abstractNum>
-  <w:abstractNum w:abstractNumId="136" w15:restartNumberingAfterBreak="0">
+  <w:abstractNum w:abstractNumId="137" w15:restartNumberingAfterBreak="0">
     <w:nsid w:val="79546F4C"/>
     <w:multiLevelType w:val="multilevel"/>
     <w:tmpl w:val="2454FFA0"/>
@@ -24241,7 +24414,7 @@
       </w:rPr>
     </w:lvl>
   </w:abstractNum>
-  <w:abstractNum w:abstractNumId="137" w15:restartNumberingAfterBreak="0">
+  <w:abstractNum w:abstractNumId="138" w15:restartNumberingAfterBreak="0">
     <w:nsid w:val="7A6C5AD0"/>
     <w:multiLevelType w:val="multilevel"/>
     <w:tmpl w:val="47DC21D6"/>
@@ -24390,7 +24563,7 @@
       </w:rPr>
     </w:lvl>
   </w:abstractNum>
-  <w:abstractNum w:abstractNumId="138" w15:restartNumberingAfterBreak="0">
+  <w:abstractNum w:abstractNumId="139" w15:restartNumberingAfterBreak="0">
     <w:nsid w:val="7D161717"/>
     <w:multiLevelType w:val="multilevel"/>
     <w:tmpl w:val="EBF223C8"/>
@@ -24539,7 +24712,7 @@
       </w:rPr>
     </w:lvl>
   </w:abstractNum>
-  <w:abstractNum w:abstractNumId="139" w15:restartNumberingAfterBreak="0">
+  <w:abstractNum w:abstractNumId="140" w15:restartNumberingAfterBreak="0">
     <w:nsid w:val="7D9B6CDC"/>
     <w:multiLevelType w:val="multilevel"/>
     <w:tmpl w:val="E0F26886"/>
@@ -24688,7 +24861,7 @@
       </w:rPr>
     </w:lvl>
   </w:abstractNum>
-  <w:abstractNum w:abstractNumId="140" w15:restartNumberingAfterBreak="0">
+  <w:abstractNum w:abstractNumId="141" w15:restartNumberingAfterBreak="0">
     <w:nsid w:val="7E6F3E9B"/>
     <w:multiLevelType w:val="multilevel"/>
     <w:tmpl w:val="0DA86070"/>
@@ -24837,7 +25010,7 @@
       </w:rPr>
     </w:lvl>
   </w:abstractNum>
-  <w:abstractNum w:abstractNumId="141" w15:restartNumberingAfterBreak="0">
+  <w:abstractNum w:abstractNumId="142" w15:restartNumberingAfterBreak="0">
     <w:nsid w:val="7E8A58D9"/>
     <w:multiLevelType w:val="multilevel"/>
     <w:tmpl w:val="6BDC5EDE"/>
@@ -24986,7 +25159,7 @@
       </w:rPr>
     </w:lvl>
   </w:abstractNum>
-  <w:abstractNum w:abstractNumId="142" w15:restartNumberingAfterBreak="0">
+  <w:abstractNum w:abstractNumId="143" w15:restartNumberingAfterBreak="0">
     <w:nsid w:val="7EE142D6"/>
     <w:multiLevelType w:val="multilevel"/>
     <w:tmpl w:val="B9D4A824"/>
@@ -25135,7 +25308,7 @@
       </w:rPr>
     </w:lvl>
   </w:abstractNum>
-  <w:abstractNum w:abstractNumId="143" w15:restartNumberingAfterBreak="0">
+  <w:abstractNum w:abstractNumId="144" w15:restartNumberingAfterBreak="0">
     <w:nsid w:val="7F9C57E6"/>
     <w:multiLevelType w:val="multilevel"/>
     <w:tmpl w:val="917EFE4C"/>
@@ -25288,10 +25461,10 @@
     <w:abstractNumId w:val="3"/>
   </w:num>
   <w:num w:numId="2" w16cid:durableId="1684168531">
-    <w:abstractNumId w:val="109"/>
+    <w:abstractNumId w:val="110"/>
   </w:num>
   <w:num w:numId="3" w16cid:durableId="601499336">
-    <w:abstractNumId w:val="143"/>
+    <w:abstractNumId w:val="144"/>
   </w:num>
   <w:num w:numId="4" w16cid:durableId="1551309419">
     <w:abstractNumId w:val="37"/>
@@ -25309,10 +25482,10 @@
     <w:abstractNumId w:val="47"/>
   </w:num>
   <w:num w:numId="9" w16cid:durableId="2044474014">
-    <w:abstractNumId w:val="132"/>
+    <w:abstractNumId w:val="133"/>
   </w:num>
   <w:num w:numId="10" w16cid:durableId="483737074">
-    <w:abstractNumId w:val="94"/>
+    <w:abstractNumId w:val="95"/>
   </w:num>
   <w:num w:numId="11" w16cid:durableId="1688942017">
     <w:abstractNumId w:val="42"/>
@@ -25321,7 +25494,7 @@
     <w:abstractNumId w:val="61"/>
   </w:num>
   <w:num w:numId="13" w16cid:durableId="1888879141">
-    <w:abstractNumId w:val="95"/>
+    <w:abstractNumId w:val="96"/>
   </w:num>
   <w:num w:numId="14" w16cid:durableId="384255422">
     <w:abstractNumId w:val="17"/>
@@ -25336,10 +25509,10 @@
     <w:abstractNumId w:val="60"/>
   </w:num>
   <w:num w:numId="18" w16cid:durableId="1913541369">
-    <w:abstractNumId w:val="117"/>
+    <w:abstractNumId w:val="118"/>
   </w:num>
   <w:num w:numId="19" w16cid:durableId="959848181">
-    <w:abstractNumId w:val="86"/>
+    <w:abstractNumId w:val="87"/>
   </w:num>
   <w:num w:numId="20" w16cid:durableId="1951470876">
     <w:abstractNumId w:val="23"/>
@@ -25351,10 +25524,10 @@
     <w:abstractNumId w:val="71"/>
   </w:num>
   <w:num w:numId="23" w16cid:durableId="303313016">
-    <w:abstractNumId w:val="136"/>
+    <w:abstractNumId w:val="137"/>
   </w:num>
   <w:num w:numId="24" w16cid:durableId="654064635">
-    <w:abstractNumId w:val="139"/>
+    <w:abstractNumId w:val="140"/>
   </w:num>
   <w:num w:numId="25" w16cid:durableId="1199899313">
     <w:abstractNumId w:val="64"/>
@@ -25363,19 +25536,19 @@
     <w:abstractNumId w:val="44"/>
   </w:num>
   <w:num w:numId="27" w16cid:durableId="1867790755">
-    <w:abstractNumId w:val="106"/>
+    <w:abstractNumId w:val="107"/>
   </w:num>
   <w:num w:numId="28" w16cid:durableId="1066296575">
     <w:abstractNumId w:val="6"/>
   </w:num>
   <w:num w:numId="29" w16cid:durableId="311756558">
-    <w:abstractNumId w:val="114"/>
+    <w:abstractNumId w:val="115"/>
   </w:num>
   <w:num w:numId="30" w16cid:durableId="409620393">
-    <w:abstractNumId w:val="98"/>
+    <w:abstractNumId w:val="99"/>
   </w:num>
   <w:num w:numId="31" w16cid:durableId="346833783">
-    <w:abstractNumId w:val="105"/>
+    <w:abstractNumId w:val="106"/>
   </w:num>
   <w:num w:numId="32" w16cid:durableId="1339771232">
     <w:abstractNumId w:val="74"/>
@@ -25411,13 +25584,13 @@
     <w:abstractNumId w:val="77"/>
   </w:num>
   <w:num w:numId="43" w16cid:durableId="1937713341">
-    <w:abstractNumId w:val="141"/>
+    <w:abstractNumId w:val="142"/>
   </w:num>
   <w:num w:numId="44" w16cid:durableId="568729027">
     <w:abstractNumId w:val="8"/>
   </w:num>
   <w:num w:numId="45" w16cid:durableId="1737897733">
-    <w:abstractNumId w:val="90"/>
+    <w:abstractNumId w:val="91"/>
   </w:num>
   <w:num w:numId="46" w16cid:durableId="1634672172">
     <w:abstractNumId w:val="25"/>
@@ -25426,7 +25599,7 @@
     <w:abstractNumId w:val="80"/>
   </w:num>
   <w:num w:numId="48" w16cid:durableId="1127116691">
-    <w:abstractNumId w:val="120"/>
+    <w:abstractNumId w:val="121"/>
   </w:num>
   <w:num w:numId="49" w16cid:durableId="2043359014">
     <w:abstractNumId w:val="34"/>
@@ -25435,19 +25608,19 @@
     <w:abstractNumId w:val="7"/>
   </w:num>
   <w:num w:numId="51" w16cid:durableId="1736276234">
-    <w:abstractNumId w:val="118"/>
+    <w:abstractNumId w:val="119"/>
   </w:num>
   <w:num w:numId="52" w16cid:durableId="1320842877">
-    <w:abstractNumId w:val="131"/>
+    <w:abstractNumId w:val="132"/>
   </w:num>
   <w:num w:numId="53" w16cid:durableId="660934027">
     <w:abstractNumId w:val="50"/>
   </w:num>
   <w:num w:numId="54" w16cid:durableId="2077431277">
-    <w:abstractNumId w:val="122"/>
+    <w:abstractNumId w:val="123"/>
   </w:num>
   <w:num w:numId="55" w16cid:durableId="767190297">
-    <w:abstractNumId w:val="115"/>
+    <w:abstractNumId w:val="116"/>
   </w:num>
   <w:num w:numId="56" w16cid:durableId="1795296107">
     <w:abstractNumId w:val="58"/>
@@ -25456,7 +25629,7 @@
     <w:abstractNumId w:val="12"/>
   </w:num>
   <w:num w:numId="58" w16cid:durableId="1057321318">
-    <w:abstractNumId w:val="102"/>
+    <w:abstractNumId w:val="103"/>
   </w:num>
   <w:num w:numId="59" w16cid:durableId="2142651329">
     <w:abstractNumId w:val="70"/>
@@ -25468,7 +25641,7 @@
     <w:abstractNumId w:val="18"/>
   </w:num>
   <w:num w:numId="62" w16cid:durableId="29117008">
-    <w:abstractNumId w:val="97"/>
+    <w:abstractNumId w:val="98"/>
   </w:num>
   <w:num w:numId="63" w16cid:durableId="1013917872">
     <w:abstractNumId w:val="11"/>
@@ -25477,25 +25650,25 @@
     <w:abstractNumId w:val="15"/>
   </w:num>
   <w:num w:numId="65" w16cid:durableId="1614898229">
-    <w:abstractNumId w:val="108"/>
+    <w:abstractNumId w:val="109"/>
   </w:num>
   <w:num w:numId="66" w16cid:durableId="411005392">
-    <w:abstractNumId w:val="134"/>
+    <w:abstractNumId w:val="135"/>
   </w:num>
   <w:num w:numId="67" w16cid:durableId="1416240644">
     <w:abstractNumId w:val="14"/>
   </w:num>
   <w:num w:numId="68" w16cid:durableId="493882115">
-    <w:abstractNumId w:val="140"/>
+    <w:abstractNumId w:val="141"/>
   </w:num>
   <w:num w:numId="69" w16cid:durableId="1717968321">
     <w:abstractNumId w:val="49"/>
   </w:num>
   <w:num w:numId="70" w16cid:durableId="556017849">
-    <w:abstractNumId w:val="107"/>
+    <w:abstractNumId w:val="108"/>
   </w:num>
   <w:num w:numId="71" w16cid:durableId="1833570057">
-    <w:abstractNumId w:val="89"/>
+    <w:abstractNumId w:val="90"/>
   </w:num>
   <w:num w:numId="72" w16cid:durableId="1827553864">
     <w:abstractNumId w:val="55"/>
@@ -25528,19 +25701,19 @@
     <w:abstractNumId w:val="81"/>
   </w:num>
   <w:num w:numId="82" w16cid:durableId="1188520027">
+    <w:abstractNumId w:val="113"/>
+  </w:num>
+  <w:num w:numId="83" w16cid:durableId="1446382305">
     <w:abstractNumId w:val="112"/>
   </w:num>
-  <w:num w:numId="83" w16cid:durableId="1446382305">
-    <w:abstractNumId w:val="111"/>
-  </w:num>
   <w:num w:numId="84" w16cid:durableId="662927190">
-    <w:abstractNumId w:val="137"/>
+    <w:abstractNumId w:val="138"/>
   </w:num>
   <w:num w:numId="85" w16cid:durableId="204100005">
-    <w:abstractNumId w:val="91"/>
+    <w:abstractNumId w:val="92"/>
   </w:num>
   <w:num w:numId="86" w16cid:durableId="1936401234">
-    <w:abstractNumId w:val="130"/>
+    <w:abstractNumId w:val="131"/>
   </w:num>
   <w:num w:numId="87" w16cid:durableId="987630137">
     <w:abstractNumId w:val="24"/>
@@ -25549,19 +25722,19 @@
     <w:abstractNumId w:val="31"/>
   </w:num>
   <w:num w:numId="89" w16cid:durableId="863589291">
-    <w:abstractNumId w:val="88"/>
+    <w:abstractNumId w:val="89"/>
   </w:num>
   <w:num w:numId="90" w16cid:durableId="1612396162">
     <w:abstractNumId w:val="79"/>
   </w:num>
   <w:num w:numId="91" w16cid:durableId="1722558252">
-    <w:abstractNumId w:val="103"/>
+    <w:abstractNumId w:val="104"/>
   </w:num>
   <w:num w:numId="92" w16cid:durableId="842476132">
     <w:abstractNumId w:val="5"/>
   </w:num>
   <w:num w:numId="93" w16cid:durableId="2081707439">
-    <w:abstractNumId w:val="129"/>
+    <w:abstractNumId w:val="130"/>
   </w:num>
   <w:num w:numId="94" w16cid:durableId="746342018">
     <w:abstractNumId w:val="30"/>
@@ -25570,28 +25743,28 @@
     <w:abstractNumId w:val="76"/>
   </w:num>
   <w:num w:numId="96" w16cid:durableId="910164467">
-    <w:abstractNumId w:val="104"/>
+    <w:abstractNumId w:val="105"/>
   </w:num>
   <w:num w:numId="97" w16cid:durableId="455031686">
-    <w:abstractNumId w:val="138"/>
+    <w:abstractNumId w:val="139"/>
   </w:num>
   <w:num w:numId="98" w16cid:durableId="434132528">
     <w:abstractNumId w:val="20"/>
   </w:num>
   <w:num w:numId="99" w16cid:durableId="950278900">
-    <w:abstractNumId w:val="135"/>
+    <w:abstractNumId w:val="136"/>
   </w:num>
   <w:num w:numId="100" w16cid:durableId="1345667727">
-    <w:abstractNumId w:val="100"/>
+    <w:abstractNumId w:val="101"/>
   </w:num>
   <w:num w:numId="101" w16cid:durableId="1949777530">
-    <w:abstractNumId w:val="101"/>
+    <w:abstractNumId w:val="102"/>
   </w:num>
   <w:num w:numId="102" w16cid:durableId="326985214">
     <w:abstractNumId w:val="26"/>
   </w:num>
   <w:num w:numId="103" w16cid:durableId="1373963206">
-    <w:abstractNumId w:val="110"/>
+    <w:abstractNumId w:val="111"/>
   </w:num>
   <w:num w:numId="104" w16cid:durableId="1109277416">
     <w:abstractNumId w:val="41"/>
@@ -25603,7 +25776,7 @@
     <w:abstractNumId w:val="78"/>
   </w:num>
   <w:num w:numId="107" w16cid:durableId="1108040039">
-    <w:abstractNumId w:val="121"/>
+    <w:abstractNumId w:val="122"/>
   </w:num>
   <w:num w:numId="108" w16cid:durableId="1746994150">
     <w:abstractNumId w:val="22"/>
@@ -25615,19 +25788,19 @@
     <w:abstractNumId w:val="57"/>
   </w:num>
   <w:num w:numId="111" w16cid:durableId="1951161841">
-    <w:abstractNumId w:val="85"/>
+    <w:abstractNumId w:val="86"/>
   </w:num>
   <w:num w:numId="112" w16cid:durableId="160561">
-    <w:abstractNumId w:val="99"/>
+    <w:abstractNumId w:val="100"/>
   </w:num>
   <w:num w:numId="113" w16cid:durableId="1970210027">
-    <w:abstractNumId w:val="93"/>
+    <w:abstractNumId w:val="94"/>
   </w:num>
   <w:num w:numId="114" w16cid:durableId="119881475">
-    <w:abstractNumId w:val="127"/>
+    <w:abstractNumId w:val="128"/>
   </w:num>
   <w:num w:numId="115" w16cid:durableId="98911187">
-    <w:abstractNumId w:val="123"/>
+    <w:abstractNumId w:val="124"/>
   </w:num>
   <w:num w:numId="116" w16cid:durableId="47076682">
     <w:abstractNumId w:val="56"/>
@@ -25642,31 +25815,31 @@
     <w:abstractNumId w:val="65"/>
   </w:num>
   <w:num w:numId="120" w16cid:durableId="955990163">
-    <w:abstractNumId w:val="116"/>
+    <w:abstractNumId w:val="117"/>
   </w:num>
   <w:num w:numId="121" w16cid:durableId="978650477">
-    <w:abstractNumId w:val="92"/>
+    <w:abstractNumId w:val="93"/>
   </w:num>
   <w:num w:numId="122" w16cid:durableId="1073502402">
-    <w:abstractNumId w:val="128"/>
+    <w:abstractNumId w:val="129"/>
   </w:num>
   <w:num w:numId="123" w16cid:durableId="1208757940">
     <w:abstractNumId w:val="67"/>
   </w:num>
   <w:num w:numId="124" w16cid:durableId="94447059">
-    <w:abstractNumId w:val="113"/>
+    <w:abstractNumId w:val="114"/>
   </w:num>
   <w:num w:numId="125" w16cid:durableId="1123301907">
-    <w:abstractNumId w:val="87"/>
+    <w:abstractNumId w:val="88"/>
   </w:num>
   <w:num w:numId="126" w16cid:durableId="1323125998">
     <w:abstractNumId w:val="69"/>
   </w:num>
   <w:num w:numId="127" w16cid:durableId="2076462939">
-    <w:abstractNumId w:val="96"/>
+    <w:abstractNumId w:val="97"/>
   </w:num>
   <w:num w:numId="128" w16cid:durableId="1029144370">
-    <w:abstractNumId w:val="133"/>
+    <w:abstractNumId w:val="134"/>
   </w:num>
   <w:num w:numId="129" w16cid:durableId="129979187">
     <w:abstractNumId w:val="13"/>
@@ -25678,7 +25851,7 @@
     <w:abstractNumId w:val="53"/>
   </w:num>
   <w:num w:numId="132" w16cid:durableId="1850019267">
-    <w:abstractNumId w:val="142"/>
+    <w:abstractNumId w:val="143"/>
   </w:num>
   <w:num w:numId="133" w16cid:durableId="1064569988">
     <w:abstractNumId w:val="83"/>
@@ -25690,7 +25863,7 @@
     <w:abstractNumId w:val="9"/>
   </w:num>
   <w:num w:numId="136" w16cid:durableId="183979881">
-    <w:abstractNumId w:val="125"/>
+    <w:abstractNumId w:val="126"/>
   </w:num>
   <w:num w:numId="137" w16cid:durableId="1495487240">
     <w:abstractNumId w:val="4"/>
@@ -25699,13 +25872,13 @@
     <w:abstractNumId w:val="82"/>
   </w:num>
   <w:num w:numId="139" w16cid:durableId="694236627">
-    <w:abstractNumId w:val="119"/>
+    <w:abstractNumId w:val="120"/>
   </w:num>
   <w:num w:numId="140" w16cid:durableId="1366056432">
-    <w:abstractNumId w:val="84"/>
+    <w:abstractNumId w:val="85"/>
   </w:num>
   <w:num w:numId="141" w16cid:durableId="320817826">
-    <w:abstractNumId w:val="126"/>
+    <w:abstractNumId w:val="127"/>
   </w:num>
   <w:num w:numId="142" w16cid:durableId="997347819">
     <w:abstractNumId w:val="21"/>
@@ -25714,7 +25887,10 @@
     <w:abstractNumId w:val="10"/>
   </w:num>
   <w:num w:numId="144" w16cid:durableId="105581292">
-    <w:abstractNumId w:val="124"/>
+    <w:abstractNumId w:val="125"/>
+  </w:num>
+  <w:num w:numId="145" w16cid:durableId="1215510414">
+    <w:abstractNumId w:val="84"/>
   </w:num>
 </w:numbering>
 </file>
@@ -26363,7 +26539,6 @@
   <w:style w:type="character" w:default="1" w:styleId="DefaultParagraphFont">
     <w:name w:val="Default Paragraph Font"/>
     <w:uiPriority w:val="1"/>
-    <w:semiHidden/>
     <w:unhideWhenUsed/>
   </w:style>
   <w:style w:type="table" w:default="1" w:styleId="TableNormal">

--- a/Church/2026/2026_0425_MenloChurch.docx
+++ b/Church/2026/2026_0425_MenloChurch.docx
@@ -43,7 +43,13 @@
         <w:t>9</w:t>
       </w:r>
       <w:r>
-        <w:t>/2028)</w:t>
+        <w:t>/</w:t>
+      </w:r>
+      <w:r>
+        <w:t>2026</w:t>
+      </w:r>
+      <w:r>
+        <w:t>)</w:t>
       </w:r>
     </w:p>
     <w:p>
@@ -3196,22 +3202,21 @@
           <w:i/>
           <w:iCs/>
         </w:rPr>
-        <w:t>04/25/2026, Menlo Church Worship (Summary of last week, 04/19/2028)</w:t>
-      </w:r>
-    </w:p>
-    <w:p>
-      <w:pPr>
+        <w:t>04/25/2026, Menlo Church Worship (Summary of last week, 04/19/</w:t>
+      </w:r>
+      <w:r>
         <w:rPr>
           <w:i/>
           <w:iCs/>
         </w:rPr>
-      </w:pPr>
+        <w:t>2026</w:t>
+      </w:r>
       <w:r>
         <w:rPr>
           <w:i/>
           <w:iCs/>
         </w:rPr>
-        <w:t xml:space="preserve">https://www.youtube.com/watch?v=eifPHqAvMVE </w:t>
+        <w:t>)</w:t>
       </w:r>
     </w:p>
     <w:p>
@@ -3226,7 +3231,7 @@
           <w:i/>
           <w:iCs/>
         </w:rPr>
-        <w:t>“If You’re Real, Help Me |God, If You’re Real,” Phil EuBank, Lead Pastor</w:t>
+        <w:t xml:space="preserve">https://www.youtube.com/watch?v=eifPHqAvMVE </w:t>
       </w:r>
     </w:p>
     <w:p>
@@ -3236,142 +3241,142 @@
           <w:iCs/>
         </w:rPr>
       </w:pPr>
-    </w:p>
-    <w:p>
-      <w:pPr>
+      <w:r>
         <w:rPr>
           <w:i/>
           <w:iCs/>
         </w:rPr>
-      </w:pPr>
-      <w:r>
+        <w:t>“If You’re Real, Help Me |God, If You’re Real,” Phil EuBank, Lead Pastor</w:t>
+      </w:r>
+    </w:p>
+    <w:p>
+      <w:pPr>
         <w:rPr>
           <w:i/>
           <w:iCs/>
         </w:rPr>
-        <w:t>Luke 8 talks about a woman who</w:t>
-      </w:r>
-      <w:r>
+      </w:pPr>
+    </w:p>
+    <w:p>
+      <w:pPr>
         <w:rPr>
           <w:i/>
           <w:iCs/>
         </w:rPr>
-        <w:t xml:space="preserve"> desperate need help. She</w:t>
-      </w:r>
+      </w:pPr>
       <w:r>
         <w:rPr>
           <w:i/>
           <w:iCs/>
         </w:rPr>
-        <w:t xml:space="preserve"> touch</w:t>
+        <w:t>Luke 8 talks about a woman who</w:t>
       </w:r>
       <w:r>
         <w:rPr>
           <w:i/>
           <w:iCs/>
         </w:rPr>
-        <w:t>ed</w:t>
+        <w:t xml:space="preserve"> desperate need help. She</w:t>
       </w:r>
       <w:r>
         <w:rPr>
           <w:i/>
           <w:iCs/>
         </w:rPr>
-        <w:t xml:space="preserve"> Jesus</w:t>
+        <w:t xml:space="preserve"> touch</w:t>
       </w:r>
       <w:r>
         <w:rPr>
           <w:i/>
           <w:iCs/>
         </w:rPr>
-        <w:t xml:space="preserve"> and release the pressure of real world.</w:t>
-      </w:r>
-    </w:p>
-    <w:p>
-      <w:pPr>
+        <w:t>ed</w:t>
+      </w:r>
+      <w:r>
         <w:rPr>
           <w:i/>
           <w:iCs/>
         </w:rPr>
-      </w:pPr>
+        <w:t xml:space="preserve"> Jesus</w:t>
+      </w:r>
       <w:r>
         <w:rPr>
           <w:i/>
           <w:iCs/>
         </w:rPr>
-        <w:t xml:space="preserve">1. </w:t>
-      </w:r>
-      <w:r>
+        <w:t xml:space="preserve"> and release the pressure of real world.</w:t>
+      </w:r>
+    </w:p>
+    <w:p>
+      <w:pPr>
         <w:rPr>
           <w:i/>
           <w:iCs/>
         </w:rPr>
-        <w:t xml:space="preserve">Luke 8:22-44: </w:t>
-      </w:r>
+      </w:pPr>
       <w:r>
         <w:rPr>
           <w:i/>
           <w:iCs/>
         </w:rPr>
-        <w:t>Jesus redefines family: "People hear the word of God and do it."</w:t>
-      </w:r>
-    </w:p>
-    <w:p>
-      <w:pPr>
+        <w:t xml:space="preserve">1. </w:t>
+      </w:r>
+      <w:r>
         <w:rPr>
           <w:i/>
           <w:iCs/>
         </w:rPr>
-      </w:pPr>
+        <w:t xml:space="preserve">Luke 8:22-44: </w:t>
+      </w:r>
       <w:r>
         <w:rPr>
           <w:i/>
           <w:iCs/>
         </w:rPr>
-        <w:t xml:space="preserve">2. </w:t>
-      </w:r>
-      <w:r>
+        <w:t>Jesus redefines family: "People hear the word of God and do it."</w:t>
+      </w:r>
+    </w:p>
+    <w:p>
+      <w:pPr>
         <w:rPr>
           <w:i/>
           <w:iCs/>
         </w:rPr>
-        <w:t xml:space="preserve">Luke 8:45-46: The woman reached </w:t>
-      </w:r>
+      </w:pPr>
       <w:r>
         <w:rPr>
           <w:i/>
           <w:iCs/>
         </w:rPr>
-        <w:t xml:space="preserve">Jesus. </w:t>
+        <w:t xml:space="preserve">2. </w:t>
       </w:r>
       <w:r>
         <w:rPr>
           <w:i/>
           <w:iCs/>
         </w:rPr>
-        <w:t>Jesus allowed His power to flow to her for her restoration</w:t>
+        <w:t xml:space="preserve">Luke 8:45-46: The woman reached </w:t>
       </w:r>
       <w:r>
         <w:rPr>
           <w:i/>
           <w:iCs/>
         </w:rPr>
-        <w:t>.</w:t>
-      </w:r>
-    </w:p>
-    <w:p>
-      <w:pPr>
+        <w:t xml:space="preserve">Jesus. </w:t>
+      </w:r>
+      <w:r>
         <w:rPr>
           <w:i/>
           <w:iCs/>
         </w:rPr>
-      </w:pPr>
+        <w:t>Jesus allowed His power to flow to her for her restoration</w:t>
+      </w:r>
       <w:r>
         <w:rPr>
           <w:i/>
           <w:iCs/>
         </w:rPr>
-        <w:t>3. Ignore: Annoyance and Performance. Just focus on Significance</w:t>
+        <w:t>.</w:t>
       </w:r>
     </w:p>
     <w:p>
@@ -3386,51 +3391,51 @@
           <w:i/>
           <w:iCs/>
         </w:rPr>
-        <w:t>4</w:t>
-      </w:r>
-      <w:r>
+        <w:t>3. Ignore: Annoyance and Performance. Just focus on Significance</w:t>
+      </w:r>
+    </w:p>
+    <w:p>
+      <w:pPr>
         <w:rPr>
           <w:i/>
           <w:iCs/>
         </w:rPr>
-        <w:t>. Hebrews 4:15: Jesus understands human weaknesses .</w:t>
-      </w:r>
-    </w:p>
-    <w:p>
-      <w:pPr>
+      </w:pPr>
+      <w:r>
         <w:rPr>
           <w:i/>
           <w:iCs/>
         </w:rPr>
-      </w:pPr>
+        <w:t>4</w:t>
+      </w:r>
       <w:r>
         <w:rPr>
           <w:i/>
           <w:iCs/>
         </w:rPr>
-        <w:t xml:space="preserve">5. </w:t>
-      </w:r>
-      <w:r>
+        <w:t>. Hebrews 4:15: Jesus understands human weaknesses .</w:t>
+      </w:r>
+    </w:p>
+    <w:p>
+      <w:pPr>
         <w:rPr>
           <w:i/>
           <w:iCs/>
         </w:rPr>
-        <w:t>Conclusion:</w:t>
-      </w:r>
-    </w:p>
-    <w:p>
-      <w:pPr>
+      </w:pPr>
+      <w:r>
         <w:rPr>
           <w:i/>
           <w:iCs/>
         </w:rPr>
-      </w:pPr>
+        <w:t xml:space="preserve">5. </w:t>
+      </w:r>
       <w:r>
         <w:rPr>
           <w:i/>
           <w:iCs/>
         </w:rPr>
-        <w:t>There is relationship between awareness, preparation, and desperation. </w:t>
+        <w:t>Conclusion:</w:t>
       </w:r>
     </w:p>
     <w:p>
@@ -3445,6 +3450,21 @@
           <w:i/>
           <w:iCs/>
         </w:rPr>
+        <w:t>There is relationship between awareness, preparation, and desperation. </w:t>
+      </w:r>
+    </w:p>
+    <w:p>
+      <w:pPr>
+        <w:rPr>
+          <w:i/>
+          <w:iCs/>
+        </w:rPr>
+      </w:pPr>
+      <w:r>
+        <w:rPr>
+          <w:i/>
+          <w:iCs/>
+        </w:rPr>
         <w:t>Desperation is not short of preparation in life. Desperation is the awareness in life.</w:t>
       </w:r>
     </w:p>
@@ -3455,11 +3475,6 @@
       </w:r>
     </w:p>
     <w:p>
-      <w:pPr>
-        <w:rPr>
-          <w:rFonts w:hint="eastAsia"/>
-        </w:rPr>
-      </w:pPr>
       <w:r>
         <w:rPr>
           <w:rFonts w:hint="eastAsia"/>
@@ -3512,7 +3527,7 @@
         <w:rPr>
           <w:rFonts w:hint="eastAsia"/>
         </w:rPr>
-        <w:t>2028</w:t>
+        <w:t>2026</w:t>
       </w:r>
       <w:r>
         <w:rPr>
@@ -3546,11 +3561,6 @@
       </w:r>
     </w:p>
     <w:p>
-      <w:pPr>
-        <w:rPr>
-          <w:rFonts w:hint="eastAsia"/>
-        </w:rPr>
-      </w:pPr>
       <w:r>
         <w:rPr>
           <w:rFonts w:hint="eastAsia"/>
@@ -3559,11 +3569,6 @@
       </w:r>
     </w:p>
     <w:p>
-      <w:pPr>
-        <w:rPr>
-          <w:rFonts w:hint="eastAsia"/>
-        </w:rPr>
-      </w:pPr>
       <w:r>
         <w:rPr>
           <w:rFonts w:hint="eastAsia"/>
@@ -3619,19 +3624,8 @@
       </w:r>
       <w:proofErr w:type="spellEnd"/>
     </w:p>
-    <w:p>
-      <w:pPr>
-        <w:rPr>
-          <w:rFonts w:hint="eastAsia"/>
-        </w:rPr>
-      </w:pPr>
-    </w:p>
-    <w:p>
-      <w:pPr>
-        <w:rPr>
-          <w:rFonts w:hint="eastAsia"/>
-        </w:rPr>
-      </w:pPr>
+    <w:p/>
+    <w:p>
       <w:r>
         <w:rPr>
           <w:rFonts w:hint="eastAsia"/>
@@ -3652,11 +3646,6 @@
       </w:r>
     </w:p>
     <w:p>
-      <w:pPr>
-        <w:rPr>
-          <w:rFonts w:hint="eastAsia"/>
-        </w:rPr>
-      </w:pPr>
       <w:r>
         <w:rPr>
           <w:rFonts w:hint="eastAsia"/>
@@ -3683,11 +3672,6 @@
       </w:r>
     </w:p>
     <w:p>
-      <w:pPr>
-        <w:rPr>
-          <w:rFonts w:hint="eastAsia"/>
-        </w:rPr>
-      </w:pPr>
       <w:r>
         <w:rPr>
           <w:rFonts w:hint="eastAsia"/>
@@ -3714,11 +3698,6 @@
       </w:r>
     </w:p>
     <w:p>
-      <w:pPr>
-        <w:rPr>
-          <w:rFonts w:hint="eastAsia"/>
-        </w:rPr>
-      </w:pPr>
       <w:r>
         <w:rPr>
           <w:rFonts w:hint="eastAsia"/>
@@ -3755,11 +3734,6 @@
       </w:r>
     </w:p>
     <w:p>
-      <w:pPr>
-        <w:rPr>
-          <w:rFonts w:hint="eastAsia"/>
-        </w:rPr>
-      </w:pPr>
       <w:r>
         <w:rPr>
           <w:rFonts w:hint="eastAsia"/>
@@ -3786,11 +3760,6 @@
       </w:r>
     </w:p>
     <w:p>
-      <w:pPr>
-        <w:rPr>
-          <w:rFonts w:hint="eastAsia"/>
-        </w:rPr>
-      </w:pPr>
       <w:r>
         <w:rPr>
           <w:rFonts w:hint="eastAsia"/>
@@ -3813,11 +3782,6 @@
       </w:r>
     </w:p>
     <w:p>
-      <w:pPr>
-        <w:rPr>
-          <w:rFonts w:hint="eastAsia"/>
-        </w:rPr>
-      </w:pPr>
       <w:r>
         <w:rPr>
           <w:rFonts w:hint="eastAsia"/>
@@ -3881,11 +3845,6 @@
       </w:r>
     </w:p>
     <w:p>
-      <w:pPr>
-        <w:rPr>
-          <w:rFonts w:hint="eastAsia"/>
-        </w:rPr>
-      </w:pPr>
       <w:r>
         <w:rPr>
           <w:rFonts w:hint="eastAsia"/>
@@ -3940,7 +3899,13 @@
         <w:rPr>
           <w:rFonts w:hint="eastAsia"/>
         </w:rPr>
-        <w:t xml:space="preserve"> 2028</w:t>
+        <w:t xml:space="preserve"> </w:t>
+      </w:r>
+      <w:r>
+        <w:rPr>
+          <w:rFonts w:hint="eastAsia"/>
+        </w:rPr>
+        <w:t>2026</w:t>
       </w:r>
       <w:r>
         <w:rPr>
@@ -3974,11 +3939,6 @@
       </w:r>
     </w:p>
     <w:p>
-      <w:pPr>
-        <w:rPr>
-          <w:rFonts w:hint="eastAsia"/>
-        </w:rPr>
-      </w:pPr>
       <w:r>
         <w:rPr>
           <w:rFonts w:hint="eastAsia"/>
@@ -3987,11 +3947,6 @@
       </w:r>
     </w:p>
     <w:p>
-      <w:pPr>
-        <w:rPr>
-          <w:rFonts w:hint="eastAsia"/>
-        </w:rPr>
-      </w:pPr>
       <w:r>
         <w:rPr>
           <w:rFonts w:hint="eastAsia"/>
@@ -4059,19 +4014,8 @@
         <w:t>）</w:t>
       </w:r>
     </w:p>
-    <w:p>
-      <w:pPr>
-        <w:rPr>
-          <w:rFonts w:hint="eastAsia"/>
-        </w:rPr>
-      </w:pPr>
-    </w:p>
-    <w:p>
-      <w:pPr>
-        <w:rPr>
-          <w:rFonts w:hint="eastAsia"/>
-        </w:rPr>
-      </w:pPr>
+    <w:p/>
+    <w:p>
       <w:r>
         <w:rPr>
           <w:rFonts w:hint="eastAsia"/>
@@ -4092,11 +4036,6 @@
       </w:r>
     </w:p>
     <w:p>
-      <w:pPr>
-        <w:rPr>
-          <w:rFonts w:hint="eastAsia"/>
-        </w:rPr>
-      </w:pPr>
       <w:r>
         <w:rPr>
           <w:rFonts w:hint="eastAsia"/>
@@ -4139,11 +4078,6 @@
       </w:r>
     </w:p>
     <w:p>
-      <w:pPr>
-        <w:rPr>
-          <w:rFonts w:hint="eastAsia"/>
-        </w:rPr>
-      </w:pPr>
       <w:r>
         <w:rPr>
           <w:rFonts w:hint="eastAsia"/>
@@ -4173,11 +4107,6 @@
       </w:r>
     </w:p>
     <w:p>
-      <w:pPr>
-        <w:rPr>
-          <w:rFonts w:hint="eastAsia"/>
-        </w:rPr>
-      </w:pPr>
       <w:r>
         <w:rPr>
           <w:rFonts w:hint="eastAsia"/>
@@ -4216,11 +4145,6 @@
       </w:r>
     </w:p>
     <w:p>
-      <w:pPr>
-        <w:rPr>
-          <w:rFonts w:hint="eastAsia"/>
-        </w:rPr>
-      </w:pPr>
       <w:r>
         <w:rPr>
           <w:rFonts w:hint="eastAsia"/>
@@ -4249,11 +4173,6 @@
       </w:r>
     </w:p>
     <w:p>
-      <w:pPr>
-        <w:rPr>
-          <w:rFonts w:hint="eastAsia"/>
-        </w:rPr>
-      </w:pPr>
       <w:r>
         <w:rPr>
           <w:rFonts w:hint="eastAsia"/>
@@ -4276,11 +4195,6 @@
       </w:r>
     </w:p>
     <w:p>
-      <w:pPr>
-        <w:rPr>
-          <w:rFonts w:hint="eastAsia"/>
-        </w:rPr>
-      </w:pPr>
       <w:r>
         <w:rPr>
           <w:rFonts w:hint="eastAsia"/>
@@ -6311,6 +6225,7 @@
   <w:style w:type="character" w:default="1" w:styleId="DefaultParagraphFont">
     <w:name w:val="Default Paragraph Font"/>
     <w:uiPriority w:val="1"/>
+    <w:semiHidden/>
     <w:unhideWhenUsed/>
   </w:style>
   <w:style w:type="table" w:default="1" w:styleId="TableNormal">
